--- a/examples/anomalies/doc/README.docx
+++ b/examples/anomalies/doc/README.docx
@@ -10,7 +10,7 @@
         <w:t xml:space="preserve">Anomalies — Examples Index</w:t>
       </w:r>
     </w:p>
-    <w:bookmarkStart w:id="62" w:name="anomalies-examples-index"/>
+    <w:bookmarkStart w:id="69" w:name="anomalies-examples-index"/>
     <w:p>
       <w:pPr>
         <w:pStyle w:val="Heading1"/>
@@ -36,7 +36,7 @@
         <w:t xml:space="preserve">/examples/anomalies/</w:t>
       </w:r>
       <w:r>
-        <w:t xml:space="preserve">. The collection mixes simple baselines, clustering-based detectors, model-deviation methods, ensembles, autoencoders, and multivariate examples so that readers can compare very different strategies on the same package interface.</w:t>
+        <w:t xml:space="preserve">. The collection now follows a learning path: first the reader sees simple or interpretable baselines, then residual-model detectors, then supervised and clustering approaches, and only afterwards the ensemble, autoencoder, and multivariate notebooks.</w:t>
       </w:r>
     </w:p>
     <w:p>
@@ -44,51 +44,16 @@
         <w:pStyle w:val="BodyText"/>
       </w:pPr>
       <w:r>
-        <w:t xml:space="preserve">If the reader is new to Harbinger, a good path is: start with one regression-based detector such as</w:t>
-      </w:r>
-      <w:r>
-        <w:t xml:space="preserve"> </w:t>
-      </w:r>
-      <w:r>
-        <w:rPr>
-          <w:rStyle w:val="VerbatimChar"/>
-        </w:rPr>
-        <w:t xml:space="preserve">hanr_arima</w:t>
-      </w:r>
-      <w:r>
-        <w:t xml:space="preserve">, compare it with one clustering example, and only then move to the neural autoencoders. That progression makes the plots and thresholds easier to interpret.</w:t>
-      </w:r>
-    </w:p>
-    <w:p>
-      <w:pPr>
-        <w:pStyle w:val="BodyText"/>
-      </w:pPr>
-      <w:r>
-        <w:t xml:space="preserve">This directory contains example R Markdown notebooks for anomaly detection in Harbinger. Each link opens an</w:t>
-      </w:r>
-      <w:r>
-        <w:t xml:space="preserve"> </w:t>
-      </w:r>
-      <w:r>
-        <w:rPr>
-          <w:rStyle w:val="VerbatimChar"/>
-        </w:rPr>
-        <w:t xml:space="preserve">.md</w:t>
-      </w:r>
-      <w:r>
-        <w:t xml:space="preserve"> </w:t>
-      </w:r>
-      <w:r>
-        <w:t xml:space="preserve">with a short, focused tutorial.</w:t>
-      </w:r>
-    </w:p>
-    <w:bookmarkStart w:id="61" w:name="examples"/>
+        <w:t xml:space="preserve">If the reader is new to Harbinger, follow the groups in order. That progression helps separate the conceptual goal of each family before comparing their plots and thresholds.</w:t>
+      </w:r>
+    </w:p>
+    <w:bookmarkStart w:id="21" w:name="baseline-intuition"/>
     <w:p>
       <w:pPr>
         <w:pStyle w:val="Heading2"/>
       </w:pPr>
       <w:r>
-        <w:t xml:space="preserve">Examples</w:t>
+        <w:t xml:space="preserve">1. Baseline intuition</w:t>
       </w:r>
     </w:p>
     <w:p>
@@ -104,45 +69,32 @@
           <w:rPr>
             <w:rStyle w:val="Hyperlink"/>
           </w:rPr>
-          <w:t xml:space="preserve">han_autoenc_adv_ed.md</w:t>
-        </w:r>
-      </w:hyperlink>
-      <w:r>
-        <w:t xml:space="preserve"> </w:t>
-      </w:r>
-      <w:r>
-        <w:t xml:space="preserve">— Adversarial Autoencoder (encode-decode): An adversarial autoencoder (AAE) augments a standard encoder-decoder with an adversarial objective on the latent code.</w:t>
-      </w:r>
-    </w:p>
-    <w:p>
-      <w:pPr>
-        <w:pStyle w:val="Compact"/>
-        <w:numPr>
-          <w:ilvl w:val="0"/>
-          <w:numId w:val="1001"/>
-        </w:numPr>
-      </w:pPr>
-      <w:hyperlink r:id="rId21">
-        <w:r>
-          <w:rPr>
-            <w:rStyle w:val="Hyperlink"/>
-          </w:rPr>
-          <w:t xml:space="preserve">han_autoenc_conv_ed.md</w:t>
-        </w:r>
-      </w:hyperlink>
-      <w:r>
-        <w:t xml:space="preserve"> </w:t>
-      </w:r>
-      <w:r>
-        <w:t xml:space="preserve">— Convolutional autoencoder (encode-decode): A convolutional autoencoder reconstructs windows via Conv1D layers; high reconstruction error indicates anomalies.</w:t>
-      </w:r>
-    </w:p>
-    <w:p>
-      <w:pPr>
-        <w:pStyle w:val="Compact"/>
-        <w:numPr>
-          <w:ilvl w:val="0"/>
-          <w:numId w:val="1001"/>
+          <w:t xml:space="preserve">01-baseline-hanr_histogram.md</w:t>
+        </w:r>
+      </w:hyperlink>
+      <w:r>
+        <w:t xml:space="preserve"> </w:t>
+      </w:r>
+      <w:r>
+        <w:t xml:space="preserve">— Histogram-based anomaly detection: A didactic baseline that flags observations falling into rare histogram bins or outside the observed density range.</w:t>
+      </w:r>
+    </w:p>
+    <w:bookmarkEnd w:id="21"/>
+    <w:bookmarkStart w:id="35" w:name="residual-and-signal-model-detectors"/>
+    <w:p>
+      <w:pPr>
+        <w:pStyle w:val="Heading2"/>
+      </w:pPr>
+      <w:r>
+        <w:t xml:space="preserve">2. Residual and signal-model detectors</w:t>
+      </w:r>
+    </w:p>
+    <w:p>
+      <w:pPr>
+        <w:pStyle w:val="Compact"/>
+        <w:numPr>
+          <w:ilvl w:val="0"/>
+          <w:numId w:val="1002"/>
         </w:numPr>
       </w:pPr>
       <w:hyperlink r:id="rId22">
@@ -150,22 +102,22 @@
           <w:rPr>
             <w:rStyle w:val="Hyperlink"/>
           </w:rPr>
-          <w:t xml:space="preserve">han_autoenc_denoise_ed.md</w:t>
-        </w:r>
-      </w:hyperlink>
-      <w:r>
-        <w:t xml:space="preserve"> </w:t>
-      </w:r>
-      <w:r>
-        <w:t xml:space="preserve">— Denoise Autoencoder (encode-decode): A denoising autoencoder reconstructs clean inputs from noisy windows, improving robustness.</w:t>
-      </w:r>
-    </w:p>
-    <w:p>
-      <w:pPr>
-        <w:pStyle w:val="Compact"/>
-        <w:numPr>
-          <w:ilvl w:val="0"/>
-          <w:numId w:val="1001"/>
+          <w:t xml:space="preserve">02-regression-hanr_arima.md</w:t>
+        </w:r>
+      </w:hyperlink>
+      <w:r>
+        <w:t xml:space="preserve"> </w:t>
+      </w:r>
+      <w:r>
+        <w:t xml:space="preserve">— ARIMA regression anomaly detection.</w:t>
+      </w:r>
+    </w:p>
+    <w:p>
+      <w:pPr>
+        <w:pStyle w:val="Compact"/>
+        <w:numPr>
+          <w:ilvl w:val="0"/>
+          <w:numId w:val="1002"/>
         </w:numPr>
       </w:pPr>
       <w:hyperlink r:id="rId23">
@@ -173,22 +125,22 @@
           <w:rPr>
             <w:rStyle w:val="Hyperlink"/>
           </w:rPr>
-          <w:t xml:space="preserve">han_autoenc_ed.md</w:t>
-        </w:r>
-      </w:hyperlink>
-      <w:r>
-        <w:t xml:space="preserve"> </w:t>
-      </w:r>
-      <w:r>
-        <w:t xml:space="preserve">— Autoencoder (encode-decode): An autoencoder reconstructs sliding windows; large reconstruction errors indicate anomalies.</w:t>
-      </w:r>
-    </w:p>
-    <w:p>
-      <w:pPr>
-        <w:pStyle w:val="Compact"/>
-        <w:numPr>
-          <w:ilvl w:val="0"/>
-          <w:numId w:val="1001"/>
+          <w:t xml:space="preserve">03-regression-hanr_fbiad.md</w:t>
+        </w:r>
+      </w:hyperlink>
+      <w:r>
+        <w:t xml:space="preserve"> </w:t>
+      </w:r>
+      <w:r>
+        <w:t xml:space="preserve">— FBIAD regression anomaly detection.</w:t>
+      </w:r>
+    </w:p>
+    <w:p>
+      <w:pPr>
+        <w:pStyle w:val="Compact"/>
+        <w:numPr>
+          <w:ilvl w:val="0"/>
+          <w:numId w:val="1002"/>
         </w:numPr>
       </w:pPr>
       <w:hyperlink r:id="rId24">
@@ -196,22 +148,22 @@
           <w:rPr>
             <w:rStyle w:val="Hyperlink"/>
           </w:rPr>
-          <w:t xml:space="preserve">han_autoenc_lstm_ed.md</w:t>
-        </w:r>
-      </w:hyperlink>
-      <w:r>
-        <w:t xml:space="preserve"> </w:t>
-      </w:r>
-      <w:r>
-        <w:t xml:space="preserve">— LSTM autoencoder (encode-decode): An LSTM autoencoder learns temporal dependencies by encoding and decoding sequences; large reconstruction error flags anomalies.</w:t>
-      </w:r>
-    </w:p>
-    <w:p>
-      <w:pPr>
-        <w:pStyle w:val="Compact"/>
-        <w:numPr>
-          <w:ilvl w:val="0"/>
-          <w:numId w:val="1001"/>
+          <w:t xml:space="preserve">04-regression-hanr_emd.md</w:t>
+        </w:r>
+      </w:hyperlink>
+      <w:r>
+        <w:t xml:space="preserve"> </w:t>
+      </w:r>
+      <w:r>
+        <w:t xml:space="preserve">— EMD regression anomaly detection.</w:t>
+      </w:r>
+    </w:p>
+    <w:p>
+      <w:pPr>
+        <w:pStyle w:val="Compact"/>
+        <w:numPr>
+          <w:ilvl w:val="0"/>
+          <w:numId w:val="1002"/>
         </w:numPr>
       </w:pPr>
       <w:hyperlink r:id="rId25">
@@ -219,22 +171,22 @@
           <w:rPr>
             <w:rStyle w:val="Hyperlink"/>
           </w:rPr>
-          <w:t xml:space="preserve">han_autoenc_stacked_ed.md</w:t>
-        </w:r>
-      </w:hyperlink>
-      <w:r>
-        <w:t xml:space="preserve"> </w:t>
-      </w:r>
-      <w:r>
-        <w:t xml:space="preserve">— Stacked autoencoder (encode-decode): A stacked autoencoder deepens encoder/decoder layers to capture richer nonlinear structure; large reconstruction error flags anomalies.</w:t>
-      </w:r>
-    </w:p>
-    <w:p>
-      <w:pPr>
-        <w:pStyle w:val="Compact"/>
-        <w:numPr>
-          <w:ilvl w:val="0"/>
-          <w:numId w:val="1001"/>
+          <w:t xml:space="preserve">05-regression-hanr_fft.md</w:t>
+        </w:r>
+      </w:hyperlink>
+      <w:r>
+        <w:t xml:space="preserve"> </w:t>
+      </w:r>
+      <w:r>
+        <w:t xml:space="preserve">— FFT regression anomaly detector.</w:t>
+      </w:r>
+    </w:p>
+    <w:p>
+      <w:pPr>
+        <w:pStyle w:val="Compact"/>
+        <w:numPr>
+          <w:ilvl w:val="0"/>
+          <w:numId w:val="1002"/>
         </w:numPr>
       </w:pPr>
       <w:hyperlink r:id="rId26">
@@ -242,22 +194,22 @@
           <w:rPr>
             <w:rStyle w:val="Hyperlink"/>
           </w:rPr>
-          <w:t xml:space="preserve">han_autoenc_variational_ed.md</w:t>
-        </w:r>
-      </w:hyperlink>
-      <w:r>
-        <w:t xml:space="preserve"> </w:t>
-      </w:r>
-      <w:r>
-        <w:t xml:space="preserve">— variational autoencoder (VAE) (encode-decode): A variational autoencoder (VAE) learns a probabilistic latent space and reconstructs windows; high reconstruction error (and uncertainty) signals anomalies.</w:t>
-      </w:r>
-    </w:p>
-    <w:p>
-      <w:pPr>
-        <w:pStyle w:val="Compact"/>
-        <w:numPr>
-          <w:ilvl w:val="0"/>
-          <w:numId w:val="1001"/>
+          <w:t xml:space="preserve">06-regression-hanr_fft_amoc.md</w:t>
+        </w:r>
+      </w:hyperlink>
+      <w:r>
+        <w:t xml:space="preserve"> </w:t>
+      </w:r>
+      <w:r>
+        <w:t xml:space="preserve">— FFT AMOC regression anomaly detection.</w:t>
+      </w:r>
+    </w:p>
+    <w:p>
+      <w:pPr>
+        <w:pStyle w:val="Compact"/>
+        <w:numPr>
+          <w:ilvl w:val="0"/>
+          <w:numId w:val="1002"/>
         </w:numPr>
       </w:pPr>
       <w:hyperlink r:id="rId27">
@@ -265,22 +217,22 @@
           <w:rPr>
             <w:rStyle w:val="Hyperlink"/>
           </w:rPr>
-          <w:t xml:space="preserve">hanc_ml_dtree.md</w:t>
-        </w:r>
-      </w:hyperlink>
-      <w:r>
-        <w:t xml:space="preserve"> </w:t>
-      </w:r>
-      <w:r>
-        <w:t xml:space="preserve">— Decision tree classification anomaly detector: Supervised anomaly detection using a classifier trained on labeled events; predictions above a probability threshold are flagged.</w:t>
-      </w:r>
-    </w:p>
-    <w:p>
-      <w:pPr>
-        <w:pStyle w:val="Compact"/>
-        <w:numPr>
-          <w:ilvl w:val="0"/>
-          <w:numId w:val="1001"/>
+          <w:t xml:space="preserve">07-regression-hanr_fft_amoc_cusum.md</w:t>
+        </w:r>
+      </w:hyperlink>
+      <w:r>
+        <w:t xml:space="preserve"> </w:t>
+      </w:r>
+      <w:r>
+        <w:t xml:space="preserve">— FFT AMOC CUSUM regression anomaly detection.</w:t>
+      </w:r>
+    </w:p>
+    <w:p>
+      <w:pPr>
+        <w:pStyle w:val="Compact"/>
+        <w:numPr>
+          <w:ilvl w:val="0"/>
+          <w:numId w:val="1002"/>
         </w:numPr>
       </w:pPr>
       <w:hyperlink r:id="rId28">
@@ -288,22 +240,22 @@
           <w:rPr>
             <w:rStyle w:val="Hyperlink"/>
           </w:rPr>
-          <w:t xml:space="preserve">hanc_ml_knn.md</w:t>
-        </w:r>
-      </w:hyperlink>
-      <w:r>
-        <w:t xml:space="preserve"> </w:t>
-      </w:r>
-      <w:r>
-        <w:t xml:space="preserve">— k-NN classification anomaly detector: Supervised anomaly detection using k-NN classification on labeled data; positive-class probabilities above a threshold indicate events.</w:t>
-      </w:r>
-    </w:p>
-    <w:p>
-      <w:pPr>
-        <w:pStyle w:val="Compact"/>
-        <w:numPr>
-          <w:ilvl w:val="0"/>
-          <w:numId w:val="1001"/>
+          <w:t xml:space="preserve">08-regression-hanr_fft_binseg.md</w:t>
+        </w:r>
+      </w:hyperlink>
+      <w:r>
+        <w:t xml:space="preserve"> </w:t>
+      </w:r>
+      <w:r>
+        <w:t xml:space="preserve">— FFT Binseg regression anomaly detection.</w:t>
+      </w:r>
+    </w:p>
+    <w:p>
+      <w:pPr>
+        <w:pStyle w:val="Compact"/>
+        <w:numPr>
+          <w:ilvl w:val="0"/>
+          <w:numId w:val="1002"/>
         </w:numPr>
       </w:pPr>
       <w:hyperlink r:id="rId29">
@@ -311,37 +263,22 @@
           <w:rPr>
             <w:rStyle w:val="Hyperlink"/>
           </w:rPr>
-          <w:t xml:space="preserve">hanc_ml_majority.md</w:t>
-        </w:r>
-      </w:hyperlink>
-      <w:r>
-        <w:t xml:space="preserve"> </w:t>
-      </w:r>
-      <w:r>
-        <w:t xml:space="preserve">— Majority-class classification anomaly detector: Supervised anomaly detection using a majority-class baseline to illustrate the</w:t>
-      </w:r>
-      <w:r>
-        <w:t xml:space="preserve"> </w:t>
-      </w:r>
-      <w:r>
-        <w:rPr>
-          <w:rStyle w:val="VerbatimChar"/>
-        </w:rPr>
-        <w:t xml:space="preserve">hanc_ml</w:t>
-      </w:r>
-      <w:r>
-        <w:t xml:space="preserve"> </w:t>
-      </w:r>
-      <w:r>
-        <w:t xml:space="preserve">interface.</w:t>
-      </w:r>
-    </w:p>
-    <w:p>
-      <w:pPr>
-        <w:pStyle w:val="Compact"/>
-        <w:numPr>
-          <w:ilvl w:val="0"/>
-          <w:numId w:val="1001"/>
+          <w:t xml:space="preserve">09-regression-hanr_fft_binseg_cusum.md</w:t>
+        </w:r>
+      </w:hyperlink>
+      <w:r>
+        <w:t xml:space="preserve"> </w:t>
+      </w:r>
+      <w:r>
+        <w:t xml:space="preserve">— FFT Binseg CUSUM regression anomaly detection.</w:t>
+      </w:r>
+    </w:p>
+    <w:p>
+      <w:pPr>
+        <w:pStyle w:val="Compact"/>
+        <w:numPr>
+          <w:ilvl w:val="0"/>
+          <w:numId w:val="1002"/>
         </w:numPr>
       </w:pPr>
       <w:hyperlink r:id="rId30">
@@ -349,22 +286,22 @@
           <w:rPr>
             <w:rStyle w:val="Hyperlink"/>
           </w:rPr>
-          <w:t xml:space="preserve">hanc_ml_mlp.md</w:t>
-        </w:r>
-      </w:hyperlink>
-      <w:r>
-        <w:t xml:space="preserve"> </w:t>
-      </w:r>
-      <w:r>
-        <w:t xml:space="preserve">— MLP classification anomaly detector: Supervised anomaly detection with a neural network classifier (MLP) trained on labeled events; predicted probabilities above a threshold are flagged.</w:t>
-      </w:r>
-    </w:p>
-    <w:p>
-      <w:pPr>
-        <w:pStyle w:val="Compact"/>
-        <w:numPr>
-          <w:ilvl w:val="0"/>
-          <w:numId w:val="1001"/>
+          <w:t xml:space="preserve">10-regression-hanr_fft_sma.md</w:t>
+        </w:r>
+      </w:hyperlink>
+      <w:r>
+        <w:t xml:space="preserve"> </w:t>
+      </w:r>
+      <w:r>
+        <w:t xml:space="preserve">— FFT SMA regression anomaly detection.</w:t>
+      </w:r>
+    </w:p>
+    <w:p>
+      <w:pPr>
+        <w:pStyle w:val="Compact"/>
+        <w:numPr>
+          <w:ilvl w:val="0"/>
+          <w:numId w:val="1002"/>
         </w:numPr>
       </w:pPr>
       <w:hyperlink r:id="rId31">
@@ -372,22 +309,22 @@
           <w:rPr>
             <w:rStyle w:val="Hyperlink"/>
           </w:rPr>
-          <w:t xml:space="preserve">hanc_ml_nb.md</w:t>
-        </w:r>
-      </w:hyperlink>
-      <w:r>
-        <w:t xml:space="preserve"> </w:t>
-      </w:r>
-      <w:r>
-        <w:t xml:space="preserve">— Naive Bayes classification anomaly detector: Supervised anomaly detection using Naive Bayes classification on labeled sequences; positive-class probabilities above the threshold indicate events.</w:t>
-      </w:r>
-    </w:p>
-    <w:p>
-      <w:pPr>
-        <w:pStyle w:val="Compact"/>
-        <w:numPr>
-          <w:ilvl w:val="0"/>
-          <w:numId w:val="1001"/>
+          <w:t xml:space="preserve">11-regression-hanr_garch.md</w:t>
+        </w:r>
+      </w:hyperlink>
+      <w:r>
+        <w:t xml:space="preserve"> </w:t>
+      </w:r>
+      <w:r>
+        <w:t xml:space="preserve">— GARCH-based regression anomaly detection.</w:t>
+      </w:r>
+    </w:p>
+    <w:p>
+      <w:pPr>
+        <w:pStyle w:val="Compact"/>
+        <w:numPr>
+          <w:ilvl w:val="0"/>
+          <w:numId w:val="1002"/>
         </w:numPr>
       </w:pPr>
       <w:hyperlink r:id="rId32">
@@ -395,22 +332,22 @@
           <w:rPr>
             <w:rStyle w:val="Hyperlink"/>
           </w:rPr>
-          <w:t xml:space="preserve">hanc_ml_rf.md</w:t>
-        </w:r>
-      </w:hyperlink>
-      <w:r>
-        <w:t xml:space="preserve"> </w:t>
-      </w:r>
-      <w:r>
-        <w:t xml:space="preserve">— Random Forest classification anomaly detection: Supervised anomaly detection with a Random Forest classifier trained on labeled events; predicted probabilities above a threshold are flagged.</w:t>
-      </w:r>
-    </w:p>
-    <w:p>
-      <w:pPr>
-        <w:pStyle w:val="Compact"/>
-        <w:numPr>
-          <w:ilvl w:val="0"/>
-          <w:numId w:val="1001"/>
+          <w:t xml:space="preserve">12-regression-hanr_remd.md</w:t>
+        </w:r>
+      </w:hyperlink>
+      <w:r>
+        <w:t xml:space="preserve"> </w:t>
+      </w:r>
+      <w:r>
+        <w:t xml:space="preserve">— REMD regression anomaly detection.</w:t>
+      </w:r>
+    </w:p>
+    <w:p>
+      <w:pPr>
+        <w:pStyle w:val="Compact"/>
+        <w:numPr>
+          <w:ilvl w:val="0"/>
+          <w:numId w:val="1002"/>
         </w:numPr>
       </w:pPr>
       <w:hyperlink r:id="rId33">
@@ -418,22 +355,22 @@
           <w:rPr>
             <w:rStyle w:val="Hyperlink"/>
           </w:rPr>
-          <w:t xml:space="preserve">hanc_ml_svm.md</w:t>
-        </w:r>
-      </w:hyperlink>
-      <w:r>
-        <w:t xml:space="preserve"> </w:t>
-      </w:r>
-      <w:r>
-        <w:t xml:space="preserve">— SVM classification anomaly detector: Supervised anomaly detection with an SVM classifier trained on labeled events; positive-class probabilities above a threshold correspond to detected events.</w:t>
-      </w:r>
-    </w:p>
-    <w:p>
-      <w:pPr>
-        <w:pStyle w:val="Compact"/>
-        <w:numPr>
-          <w:ilvl w:val="0"/>
-          <w:numId w:val="1001"/>
+          <w:t xml:space="preserve">13-regression-hanr_rtad.md</w:t>
+        </w:r>
+      </w:hyperlink>
+      <w:r>
+        <w:t xml:space="preserve"> </w:t>
+      </w:r>
+      <w:r>
+        <w:t xml:space="preserve">— RTAD regression anomaly detector.</w:t>
+      </w:r>
+    </w:p>
+    <w:p>
+      <w:pPr>
+        <w:pStyle w:val="Compact"/>
+        <w:numPr>
+          <w:ilvl w:val="0"/>
+          <w:numId w:val="1002"/>
         </w:numPr>
       </w:pPr>
       <w:hyperlink r:id="rId34">
@@ -441,45 +378,32 @@
           <w:rPr>
             <w:rStyle w:val="Hyperlink"/>
           </w:rPr>
-          <w:t xml:space="preserve">hanct_dtw_anomaly.md</w:t>
-        </w:r>
-      </w:hyperlink>
-      <w:r>
-        <w:t xml:space="preserve"> </w:t>
-      </w:r>
-      <w:r>
-        <w:t xml:space="preserve">— DTW-based clustering anomaly detector: This approach applies Dynamic Time Warping (DTW) within a clustering framework.</w:t>
-      </w:r>
-    </w:p>
-    <w:p>
-      <w:pPr>
-        <w:pStyle w:val="Compact"/>
-        <w:numPr>
-          <w:ilvl w:val="0"/>
-          <w:numId w:val="1001"/>
-        </w:numPr>
-      </w:pPr>
-      <w:hyperlink r:id="rId35">
-        <w:r>
-          <w:rPr>
-            <w:rStyle w:val="Hyperlink"/>
-          </w:rPr>
-          <w:t xml:space="preserve">hanct_dtw_discord.md</w:t>
-        </w:r>
-      </w:hyperlink>
-      <w:r>
-        <w:t xml:space="preserve"> </w:t>
-      </w:r>
-      <w:r>
-        <w:t xml:space="preserve">— DTW-based discord anomaly detection: Dynamic Time Warping (DTW) clustering over subsequences; windows with large DTW distance to their nearest centroid are flagged as discords.</w:t>
-      </w:r>
-    </w:p>
-    <w:p>
-      <w:pPr>
-        <w:pStyle w:val="Compact"/>
-        <w:numPr>
-          <w:ilvl w:val="0"/>
-          <w:numId w:val="1001"/>
+          <w:t xml:space="preserve">14-regression-hanr_wavelet.md</w:t>
+        </w:r>
+      </w:hyperlink>
+      <w:r>
+        <w:t xml:space="preserve"> </w:t>
+      </w:r>
+      <w:r>
+        <w:t xml:space="preserve">— Wavelet regression anomaly detection.</w:t>
+      </w:r>
+    </w:p>
+    <w:bookmarkEnd w:id="35"/>
+    <w:bookmarkStart w:id="42" w:name="supervised-regression-models"/>
+    <w:p>
+      <w:pPr>
+        <w:pStyle w:val="Heading2"/>
+      </w:pPr>
+      <w:r>
+        <w:t xml:space="preserve">3. Supervised regression models</w:t>
+      </w:r>
+    </w:p>
+    <w:p>
+      <w:pPr>
+        <w:pStyle w:val="Compact"/>
+        <w:numPr>
+          <w:ilvl w:val="0"/>
+          <w:numId w:val="1003"/>
         </w:numPr>
       </w:pPr>
       <w:hyperlink r:id="rId36">
@@ -487,40 +411,22 @@
           <w:rPr>
             <w:rStyle w:val="Hyperlink"/>
           </w:rPr>
-          <w:t xml:space="preserve">hanct_kmeans_anomaly.md</w:t>
-        </w:r>
-      </w:hyperlink>
-      <w:r>
-        <w:t xml:space="preserve"> </w:t>
-      </w:r>
-      <w:r>
-        <w:t xml:space="preserve">— k-means clustering anomaly detection: This approach applies k-means clustering to either points (</w:t>
-      </w:r>
-      <w:r>
-        <w:rPr>
-          <w:rStyle w:val="VerbatimChar"/>
-        </w:rPr>
-        <w:t xml:space="preserve">seq = 1</w:t>
-      </w:r>
-      <w:r>
-        <w:t xml:space="preserve">) or sliding-window subsequences (</w:t>
-      </w:r>
-      <w:r>
-        <w:rPr>
-          <w:rStyle w:val="VerbatimChar"/>
-        </w:rPr>
-        <w:t xml:space="preserve">seq &gt; 1</w:t>
-      </w:r>
-      <w:r>
-        <w:t xml:space="preserve">).</w:t>
-      </w:r>
-    </w:p>
-    <w:p>
-      <w:pPr>
-        <w:pStyle w:val="Compact"/>
-        <w:numPr>
-          <w:ilvl w:val="0"/>
-          <w:numId w:val="1001"/>
+          <w:t xml:space="preserve">15-regression-ml-hanr_ml_elm.md</w:t>
+        </w:r>
+      </w:hyperlink>
+      <w:r>
+        <w:t xml:space="preserve"> </w:t>
+      </w:r>
+      <w:r>
+        <w:t xml:space="preserve">— ELM regression anomaly detection.</w:t>
+      </w:r>
+    </w:p>
+    <w:p>
+      <w:pPr>
+        <w:pStyle w:val="Compact"/>
+        <w:numPr>
+          <w:ilvl w:val="0"/>
+          <w:numId w:val="1003"/>
         </w:numPr>
       </w:pPr>
       <w:hyperlink r:id="rId37">
@@ -528,22 +434,22 @@
           <w:rPr>
             <w:rStyle w:val="Hyperlink"/>
           </w:rPr>
-          <w:t xml:space="preserve">hanct_kmeans_discord.md</w:t>
-        </w:r>
-      </w:hyperlink>
-      <w:r>
-        <w:t xml:space="preserve"> </w:t>
-      </w:r>
-      <w:r>
-        <w:t xml:space="preserve">— K-means clustering discord anomaly detection: K-means clustering over sliding-window subsequences; windows far from their nearest centroid are flagged as discords.</w:t>
-      </w:r>
-    </w:p>
-    <w:p>
-      <w:pPr>
-        <w:pStyle w:val="Compact"/>
-        <w:numPr>
-          <w:ilvl w:val="0"/>
-          <w:numId w:val="1001"/>
+          <w:t xml:space="preserve">16-regression-ml-hanr_ml_mlp.md</w:t>
+        </w:r>
+      </w:hyperlink>
+      <w:r>
+        <w:t xml:space="preserve"> </w:t>
+      </w:r>
+      <w:r>
+        <w:t xml:space="preserve">— MLP regression anomaly detection.</w:t>
+      </w:r>
+    </w:p>
+    <w:p>
+      <w:pPr>
+        <w:pStyle w:val="Compact"/>
+        <w:numPr>
+          <w:ilvl w:val="0"/>
+          <w:numId w:val="1003"/>
         </w:numPr>
       </w:pPr>
       <w:hyperlink r:id="rId38">
@@ -551,22 +457,22 @@
           <w:rPr>
             <w:rStyle w:val="Hyperlink"/>
           </w:rPr>
-          <w:t xml:space="preserve">hanr_arima.md</w:t>
-        </w:r>
-      </w:hyperlink>
-      <w:r>
-        <w:t xml:space="preserve"> </w:t>
-      </w:r>
-      <w:r>
-        <w:t xml:space="preserve">— ARIMA regression anomaly detection: This detector fits an ARIMA(p, d, q) model to the series and uses large standardized residuals as anomaly evidence.</w:t>
-      </w:r>
-    </w:p>
-    <w:p>
-      <w:pPr>
-        <w:pStyle w:val="Compact"/>
-        <w:numPr>
-          <w:ilvl w:val="0"/>
-          <w:numId w:val="1001"/>
+          <w:t xml:space="preserve">17-regression-ml-hanr_ml_rf.md</w:t>
+        </w:r>
+      </w:hyperlink>
+      <w:r>
+        <w:t xml:space="preserve"> </w:t>
+      </w:r>
+      <w:r>
+        <w:t xml:space="preserve">— Random Forest regression anomaly detection.</w:t>
+      </w:r>
+    </w:p>
+    <w:p>
+      <w:pPr>
+        <w:pStyle w:val="Compact"/>
+        <w:numPr>
+          <w:ilvl w:val="0"/>
+          <w:numId w:val="1003"/>
         </w:numPr>
       </w:pPr>
       <w:hyperlink r:id="rId39">
@@ -574,22 +480,22 @@
           <w:rPr>
             <w:rStyle w:val="Hyperlink"/>
           </w:rPr>
-          <w:t xml:space="preserve">hanr_emd.md</w:t>
-        </w:r>
-      </w:hyperlink>
-      <w:r>
-        <w:t xml:space="preserve"> </w:t>
-      </w:r>
-      <w:r>
-        <w:t xml:space="preserve">— EMD regression anomaly detection: This detector uses Empirical Mode Decomposition (CEEMD) to extract intrinsic mode functions (IMFs) and isolates high-frequency components that capture abrupt deviations.</w:t>
-      </w:r>
-    </w:p>
-    <w:p>
-      <w:pPr>
-        <w:pStyle w:val="Compact"/>
-        <w:numPr>
-          <w:ilvl w:val="0"/>
-          <w:numId w:val="1001"/>
+          <w:t xml:space="preserve">18-regression-ml-hanr_ml_svm.md</w:t>
+        </w:r>
+      </w:hyperlink>
+      <w:r>
+        <w:t xml:space="preserve"> </w:t>
+      </w:r>
+      <w:r>
+        <w:t xml:space="preserve">— SVM regression anomaly detection.</w:t>
+      </w:r>
+    </w:p>
+    <w:p>
+      <w:pPr>
+        <w:pStyle w:val="Compact"/>
+        <w:numPr>
+          <w:ilvl w:val="0"/>
+          <w:numId w:val="1003"/>
         </w:numPr>
       </w:pPr>
       <w:hyperlink r:id="rId40">
@@ -597,22 +503,22 @@
           <w:rPr>
             <w:rStyle w:val="Hyperlink"/>
           </w:rPr>
-          <w:t xml:space="preserve">hanr_ensemble_fuzzy.md</w:t>
-        </w:r>
-      </w:hyperlink>
-      <w:r>
-        <w:t xml:space="preserve"> </w:t>
-      </w:r>
-      <w:r>
-        <w:t xml:space="preserve">— Ensemble Fuzzy anomaly detection: Ensemble voting with temporal fuzzification merges detections within a tolerance window into a single event before voting, reducing duplicate triggers and aligning with ground-truth granularity.</w:t>
-      </w:r>
-    </w:p>
-    <w:p>
-      <w:pPr>
-        <w:pStyle w:val="Compact"/>
-        <w:numPr>
-          <w:ilvl w:val="0"/>
-          <w:numId w:val="1001"/>
+          <w:t xml:space="preserve">19-regression-ml-hanr_ml_lstm.md</w:t>
+        </w:r>
+      </w:hyperlink>
+      <w:r>
+        <w:t xml:space="preserve"> </w:t>
+      </w:r>
+      <w:r>
+        <w:t xml:space="preserve">— LSTM regression anomaly detection.</w:t>
+      </w:r>
+    </w:p>
+    <w:p>
+      <w:pPr>
+        <w:pStyle w:val="Compact"/>
+        <w:numPr>
+          <w:ilvl w:val="0"/>
+          <w:numId w:val="1003"/>
         </w:numPr>
       </w:pPr>
       <w:hyperlink r:id="rId41">
@@ -620,45 +526,32 @@
           <w:rPr>
             <w:rStyle w:val="Hyperlink"/>
           </w:rPr>
-          <w:t xml:space="preserve">hanr_ensemble.md</w:t>
-        </w:r>
-      </w:hyperlink>
-      <w:r>
-        <w:t xml:space="preserve"> </w:t>
-      </w:r>
-      <w:r>
-        <w:t xml:space="preserve">— Ensemble anomaly detection: Majority-vote ensemble across multiple detectors, optionally with temporal fuzzification to combine nearby detections into a single event.</w:t>
-      </w:r>
-    </w:p>
-    <w:p>
-      <w:pPr>
-        <w:pStyle w:val="Compact"/>
-        <w:numPr>
-          <w:ilvl w:val="0"/>
-          <w:numId w:val="1001"/>
-        </w:numPr>
-      </w:pPr>
-      <w:hyperlink r:id="rId42">
-        <w:r>
-          <w:rPr>
-            <w:rStyle w:val="Hyperlink"/>
-          </w:rPr>
-          <w:t xml:space="preserve">hanr_fbiad.md</w:t>
-        </w:r>
-      </w:hyperlink>
-      <w:r>
-        <w:t xml:space="preserve"> </w:t>
-      </w:r>
-      <w:r>
-        <w:t xml:space="preserve">— FBIAD regression anomaly detection: Forward and Backward Inertial Anomaly Detector compares each point against forward and backward inertia, flagging observations that break both temporal tendencies.</w:t>
-      </w:r>
-    </w:p>
-    <w:p>
-      <w:pPr>
-        <w:pStyle w:val="Compact"/>
-        <w:numPr>
-          <w:ilvl w:val="0"/>
-          <w:numId w:val="1001"/>
+          <w:t xml:space="preserve">20-regression-ml-hanr_ml_conv1d.md</w:t>
+        </w:r>
+      </w:hyperlink>
+      <w:r>
+        <w:t xml:space="preserve"> </w:t>
+      </w:r>
+      <w:r>
+        <w:t xml:space="preserve">— Conv1D regression anomaly detection.</w:t>
+      </w:r>
+    </w:p>
+    <w:bookmarkEnd w:id="42"/>
+    <w:bookmarkStart w:id="50" w:name="supervised-classification-detectors"/>
+    <w:p>
+      <w:pPr>
+        <w:pStyle w:val="Heading2"/>
+      </w:pPr>
+      <w:r>
+        <w:t xml:space="preserve">4. Supervised classification detectors</w:t>
+      </w:r>
+    </w:p>
+    <w:p>
+      <w:pPr>
+        <w:pStyle w:val="Compact"/>
+        <w:numPr>
+          <w:ilvl w:val="0"/>
+          <w:numId w:val="1004"/>
         </w:numPr>
       </w:pPr>
       <w:hyperlink r:id="rId43">
@@ -666,22 +559,22 @@
           <w:rPr>
             <w:rStyle w:val="Hyperlink"/>
           </w:rPr>
-          <w:t xml:space="preserve">hanr_fft_amoc_cusum.md</w:t>
-        </w:r>
-      </w:hyperlink>
-      <w:r>
-        <w:t xml:space="preserve"> </w:t>
-      </w:r>
-      <w:r>
-        <w:t xml:space="preserve">— FFT AMOC CUSUM regression anomaly detection: This hybrid detector computes the FFT and transforms the power spectrum with CUSUM to emphasize gradual spectral shifts.</w:t>
-      </w:r>
-    </w:p>
-    <w:p>
-      <w:pPr>
-        <w:pStyle w:val="Compact"/>
-        <w:numPr>
-          <w:ilvl w:val="0"/>
-          <w:numId w:val="1001"/>
+          <w:t xml:space="preserve">21-classification-hanc_ml_majority.md</w:t>
+        </w:r>
+      </w:hyperlink>
+      <w:r>
+        <w:t xml:space="preserve"> </w:t>
+      </w:r>
+      <w:r>
+        <w:t xml:space="preserve">— Majority-class classification anomaly detector.</w:t>
+      </w:r>
+    </w:p>
+    <w:p>
+      <w:pPr>
+        <w:pStyle w:val="Compact"/>
+        <w:numPr>
+          <w:ilvl w:val="0"/>
+          <w:numId w:val="1004"/>
         </w:numPr>
       </w:pPr>
       <w:hyperlink r:id="rId44">
@@ -689,22 +582,22 @@
           <w:rPr>
             <w:rStyle w:val="Hyperlink"/>
           </w:rPr>
-          <w:t xml:space="preserve">hanr_fft_amoc.md</w:t>
-        </w:r>
-      </w:hyperlink>
-      <w:r>
-        <w:t xml:space="preserve"> </w:t>
-      </w:r>
-      <w:r>
-        <w:t xml:space="preserve">— FFT AMOC regression anomaly detection: FFT-based high-pass filtering with an automatic cutoff selected via AMOC on the power spectrum.</w:t>
-      </w:r>
-    </w:p>
-    <w:p>
-      <w:pPr>
-        <w:pStyle w:val="Compact"/>
-        <w:numPr>
-          <w:ilvl w:val="0"/>
-          <w:numId w:val="1001"/>
+          <w:t xml:space="preserve">22-classification-hanc_ml_dtree.md</w:t>
+        </w:r>
+      </w:hyperlink>
+      <w:r>
+        <w:t xml:space="preserve"> </w:t>
+      </w:r>
+      <w:r>
+        <w:t xml:space="preserve">— Decision tree classification anomaly detector.</w:t>
+      </w:r>
+    </w:p>
+    <w:p>
+      <w:pPr>
+        <w:pStyle w:val="Compact"/>
+        <w:numPr>
+          <w:ilvl w:val="0"/>
+          <w:numId w:val="1004"/>
         </w:numPr>
       </w:pPr>
       <w:hyperlink r:id="rId45">
@@ -712,22 +605,22 @@
           <w:rPr>
             <w:rStyle w:val="Hyperlink"/>
           </w:rPr>
-          <w:t xml:space="preserve">hanr_fft_binseg_cusum.md</w:t>
-        </w:r>
-      </w:hyperlink>
-      <w:r>
-        <w:t xml:space="preserve"> </w:t>
-      </w:r>
-      <w:r>
-        <w:t xml:space="preserve">— FFT Binseg CUSUM regression anomaly detection: FFT-based filtering with a cutoff determined by applying CUSUM to the spectrum and locating a changepoint via Binary Segmentation.</w:t>
-      </w:r>
-    </w:p>
-    <w:p>
-      <w:pPr>
-        <w:pStyle w:val="Compact"/>
-        <w:numPr>
-          <w:ilvl w:val="0"/>
-          <w:numId w:val="1001"/>
+          <w:t xml:space="preserve">23-classification-hanc_ml_knn.md</w:t>
+        </w:r>
+      </w:hyperlink>
+      <w:r>
+        <w:t xml:space="preserve"> </w:t>
+      </w:r>
+      <w:r>
+        <w:t xml:space="preserve">— k-NN classification anomaly detector.</w:t>
+      </w:r>
+    </w:p>
+    <w:p>
+      <w:pPr>
+        <w:pStyle w:val="Compact"/>
+        <w:numPr>
+          <w:ilvl w:val="0"/>
+          <w:numId w:val="1004"/>
         </w:numPr>
       </w:pPr>
       <w:hyperlink r:id="rId46">
@@ -735,22 +628,22 @@
           <w:rPr>
             <w:rStyle w:val="Hyperlink"/>
           </w:rPr>
-          <w:t xml:space="preserve">hanr_fft_binseg.md</w:t>
-        </w:r>
-      </w:hyperlink>
-      <w:r>
-        <w:t xml:space="preserve"> </w:t>
-      </w:r>
-      <w:r>
-        <w:t xml:space="preserve">— FFT Binseg regression anomaly detection: FFT-based high-pass filtering with a cutoff selected via Binary Segmentation on the power spectrum.</w:t>
-      </w:r>
-    </w:p>
-    <w:p>
-      <w:pPr>
-        <w:pStyle w:val="Compact"/>
-        <w:numPr>
-          <w:ilvl w:val="0"/>
-          <w:numId w:val="1001"/>
+          <w:t xml:space="preserve">24-classification-hanc_ml_nb.md</w:t>
+        </w:r>
+      </w:hyperlink>
+      <w:r>
+        <w:t xml:space="preserve"> </w:t>
+      </w:r>
+      <w:r>
+        <w:t xml:space="preserve">— Naive Bayes classification anomaly detector.</w:t>
+      </w:r>
+    </w:p>
+    <w:p>
+      <w:pPr>
+        <w:pStyle w:val="Compact"/>
+        <w:numPr>
+          <w:ilvl w:val="0"/>
+          <w:numId w:val="1004"/>
         </w:numPr>
       </w:pPr>
       <w:hyperlink r:id="rId47">
@@ -758,37 +651,22 @@
           <w:rPr>
             <w:rStyle w:val="Hyperlink"/>
           </w:rPr>
-          <w:t xml:space="preserve">hanr_fft_sma.md</w:t>
-        </w:r>
-      </w:hyperlink>
-      <w:r>
-        <w:t xml:space="preserve"> </w:t>
-      </w:r>
-      <w:r>
-        <w:t xml:space="preserve">— FFT SMA regression anomaly detection: Adaptive FFT + moving average: estimates a dominant frequency from the spectrum to set the smoothing window, computes residuals (original minus smoothed), and flags large residuals as anomalies with</w:t>
-      </w:r>
-      <w:r>
-        <w:t xml:space="preserve"> </w:t>
-      </w:r>
-      <w:r>
-        <w:rPr>
-          <w:rStyle w:val="VerbatimChar"/>
-        </w:rPr>
-        <w:t xml:space="preserve">harutils()</w:t>
-      </w:r>
-      <w:r>
-        <w:t xml:space="preserve"> </w:t>
-      </w:r>
-      <w:r>
-        <w:t xml:space="preserve">thresholding.</w:t>
-      </w:r>
-    </w:p>
-    <w:p>
-      <w:pPr>
-        <w:pStyle w:val="Compact"/>
-        <w:numPr>
-          <w:ilvl w:val="0"/>
-          <w:numId w:val="1001"/>
+          <w:t xml:space="preserve">25-classification-hanc_ml_rf.md</w:t>
+        </w:r>
+      </w:hyperlink>
+      <w:r>
+        <w:t xml:space="preserve"> </w:t>
+      </w:r>
+      <w:r>
+        <w:t xml:space="preserve">— Random Forest classification anomaly detector.</w:t>
+      </w:r>
+    </w:p>
+    <w:p>
+      <w:pPr>
+        <w:pStyle w:val="Compact"/>
+        <w:numPr>
+          <w:ilvl w:val="0"/>
+          <w:numId w:val="1004"/>
         </w:numPr>
       </w:pPr>
       <w:hyperlink r:id="rId48">
@@ -796,22 +674,22 @@
           <w:rPr>
             <w:rStyle w:val="Hyperlink"/>
           </w:rPr>
-          <w:t xml:space="preserve">hanr_fft.md</w:t>
-        </w:r>
-      </w:hyperlink>
-      <w:r>
-        <w:t xml:space="preserve"> </w:t>
-      </w:r>
-      <w:r>
-        <w:t xml:space="preserve">— FFT regression anomaly detector: This detector applies high-pass filtering via the discrete Fourier transform.</w:t>
-      </w:r>
-    </w:p>
-    <w:p>
-      <w:pPr>
-        <w:pStyle w:val="Compact"/>
-        <w:numPr>
-          <w:ilvl w:val="0"/>
-          <w:numId w:val="1001"/>
+          <w:t xml:space="preserve">26-classification-hanc_ml_svm.md</w:t>
+        </w:r>
+      </w:hyperlink>
+      <w:r>
+        <w:t xml:space="preserve"> </w:t>
+      </w:r>
+      <w:r>
+        <w:t xml:space="preserve">— SVM classification anomaly detector.</w:t>
+      </w:r>
+    </w:p>
+    <w:p>
+      <w:pPr>
+        <w:pStyle w:val="Compact"/>
+        <w:numPr>
+          <w:ilvl w:val="0"/>
+          <w:numId w:val="1004"/>
         </w:numPr>
       </w:pPr>
       <w:hyperlink r:id="rId49">
@@ -819,45 +697,32 @@
           <w:rPr>
             <w:rStyle w:val="Hyperlink"/>
           </w:rPr>
-          <w:t xml:space="preserve">hanr_garch.md</w:t>
-        </w:r>
-      </w:hyperlink>
-      <w:r>
-        <w:t xml:space="preserve"> </w:t>
-      </w:r>
-      <w:r>
-        <w:t xml:space="preserve">— GARCH-based regression anomaly detection: This detector estimates a GARCH model to capture conditional heteroskedasticity and flags observations with large standardized residuals as anomalies.</w:t>
-      </w:r>
-    </w:p>
-    <w:p>
-      <w:pPr>
-        <w:pStyle w:val="Compact"/>
-        <w:numPr>
-          <w:ilvl w:val="0"/>
-          <w:numId w:val="1001"/>
-        </w:numPr>
-      </w:pPr>
-      <w:hyperlink r:id="rId50">
-        <w:r>
-          <w:rPr>
-            <w:rStyle w:val="Hyperlink"/>
-          </w:rPr>
-          <w:t xml:space="preserve">hanr_histogram.md</w:t>
-        </w:r>
-      </w:hyperlink>
-      <w:r>
-        <w:t xml:space="preserve"> </w:t>
-      </w:r>
-      <w:r>
-        <w:t xml:space="preserve">— Histogram-based anomaly detection: A didactic baseline that flags observations falling into rare histogram bins or outside the observed density range.</w:t>
-      </w:r>
-    </w:p>
-    <w:p>
-      <w:pPr>
-        <w:pStyle w:val="Compact"/>
-        <w:numPr>
-          <w:ilvl w:val="0"/>
-          <w:numId w:val="1001"/>
+          <w:t xml:space="preserve">27-classification-hanc_ml_mlp.md</w:t>
+        </w:r>
+      </w:hyperlink>
+      <w:r>
+        <w:t xml:space="preserve"> </w:t>
+      </w:r>
+      <w:r>
+        <w:t xml:space="preserve">— MLP classification anomaly detector.</w:t>
+      </w:r>
+    </w:p>
+    <w:bookmarkEnd w:id="50"/>
+    <w:bookmarkStart w:id="55" w:name="Xd0d7d92018eaccb582006f7e6e0365655118e86"/>
+    <w:p>
+      <w:pPr>
+        <w:pStyle w:val="Heading2"/>
+      </w:pPr>
+      <w:r>
+        <w:t xml:space="preserve">5. Clustering and discord-oriented detectors</w:t>
+      </w:r>
+    </w:p>
+    <w:p>
+      <w:pPr>
+        <w:pStyle w:val="Compact"/>
+        <w:numPr>
+          <w:ilvl w:val="0"/>
+          <w:numId w:val="1005"/>
         </w:numPr>
       </w:pPr>
       <w:hyperlink r:id="rId51">
@@ -865,22 +730,22 @@
           <w:rPr>
             <w:rStyle w:val="Hyperlink"/>
           </w:rPr>
-          <w:t xml:space="preserve">hanr_ml_conv1d.md</w:t>
-        </w:r>
-      </w:hyperlink>
-      <w:r>
-        <w:t xml:space="preserve"> </w:t>
-      </w:r>
-      <w:r>
-        <w:t xml:space="preserve">— Conv1d regression anomaly detection: Model-deviation detection using ML regression: a Conv1D forecaster predicts the next value from a sliding window; large prediction errors are flagged as anomalies.</w:t>
-      </w:r>
-    </w:p>
-    <w:p>
-      <w:pPr>
-        <w:pStyle w:val="Compact"/>
-        <w:numPr>
-          <w:ilvl w:val="0"/>
-          <w:numId w:val="1001"/>
+          <w:t xml:space="preserve">28-clustering-hanct_kmeans_anomaly.md</w:t>
+        </w:r>
+      </w:hyperlink>
+      <w:r>
+        <w:t xml:space="preserve"> </w:t>
+      </w:r>
+      <w:r>
+        <w:t xml:space="preserve">— k-means clustering anomaly detection.</w:t>
+      </w:r>
+    </w:p>
+    <w:p>
+      <w:pPr>
+        <w:pStyle w:val="Compact"/>
+        <w:numPr>
+          <w:ilvl w:val="0"/>
+          <w:numId w:val="1005"/>
         </w:numPr>
       </w:pPr>
       <w:hyperlink r:id="rId52">
@@ -888,22 +753,22 @@
           <w:rPr>
             <w:rStyle w:val="Hyperlink"/>
           </w:rPr>
-          <w:t xml:space="preserve">hanr_ml_elm.md</w:t>
-        </w:r>
-      </w:hyperlink>
-      <w:r>
-        <w:t xml:space="preserve"> </w:t>
-      </w:r>
-      <w:r>
-        <w:t xml:space="preserve">— ELM regression anomaly detection: Model-deviation detection using ML regression: an ELM forecaster predicts the next value from a sliding window; large prediction errors are flagged as anomalies.</w:t>
-      </w:r>
-    </w:p>
-    <w:p>
-      <w:pPr>
-        <w:pStyle w:val="Compact"/>
-        <w:numPr>
-          <w:ilvl w:val="0"/>
-          <w:numId w:val="1001"/>
+          <w:t xml:space="preserve">29-clustering-hanct_kmeans_discord.md</w:t>
+        </w:r>
+      </w:hyperlink>
+      <w:r>
+        <w:t xml:space="preserve"> </w:t>
+      </w:r>
+      <w:r>
+        <w:t xml:space="preserve">— k-means clustering discord anomaly detection.</w:t>
+      </w:r>
+    </w:p>
+    <w:p>
+      <w:pPr>
+        <w:pStyle w:val="Compact"/>
+        <w:numPr>
+          <w:ilvl w:val="0"/>
+          <w:numId w:val="1005"/>
         </w:numPr>
       </w:pPr>
       <w:hyperlink r:id="rId53">
@@ -911,22 +776,22 @@
           <w:rPr>
             <w:rStyle w:val="Hyperlink"/>
           </w:rPr>
-          <w:t xml:space="preserve">hanr_ml_lstm.md</w:t>
-        </w:r>
-      </w:hyperlink>
-      <w:r>
-        <w:t xml:space="preserve"> </w:t>
-      </w:r>
-      <w:r>
-        <w:t xml:space="preserve">— LSTM regression anomaly detection: Model-deviation detection using ML regression: an LSTM forecaster predicts the next value from a sliding window; large prediction errors are flagged as anomalies.</w:t>
-      </w:r>
-    </w:p>
-    <w:p>
-      <w:pPr>
-        <w:pStyle w:val="Compact"/>
-        <w:numPr>
-          <w:ilvl w:val="0"/>
-          <w:numId w:val="1001"/>
+          <w:t xml:space="preserve">30-clustering-hanct_dtw_anomaly.md</w:t>
+        </w:r>
+      </w:hyperlink>
+      <w:r>
+        <w:t xml:space="preserve"> </w:t>
+      </w:r>
+      <w:r>
+        <w:t xml:space="preserve">— DTW-based clustering anomaly detector.</w:t>
+      </w:r>
+    </w:p>
+    <w:p>
+      <w:pPr>
+        <w:pStyle w:val="Compact"/>
+        <w:numPr>
+          <w:ilvl w:val="0"/>
+          <w:numId w:val="1005"/>
         </w:numPr>
       </w:pPr>
       <w:hyperlink r:id="rId54">
@@ -934,45 +799,32 @@
           <w:rPr>
             <w:rStyle w:val="Hyperlink"/>
           </w:rPr>
-          <w:t xml:space="preserve">hanr_ml_mlp.md</w:t>
-        </w:r>
-      </w:hyperlink>
-      <w:r>
-        <w:t xml:space="preserve"> </w:t>
-      </w:r>
-      <w:r>
-        <w:t xml:space="preserve">— MLP regression anomaly detection: Model-deviation detection using ML regression: an MLP forecaster predicts the next value from a sliding window; large prediction errors are flagged as anomalies.</w:t>
-      </w:r>
-    </w:p>
-    <w:p>
-      <w:pPr>
-        <w:pStyle w:val="Compact"/>
-        <w:numPr>
-          <w:ilvl w:val="0"/>
-          <w:numId w:val="1001"/>
-        </w:numPr>
-      </w:pPr>
-      <w:hyperlink r:id="rId55">
-        <w:r>
-          <w:rPr>
-            <w:rStyle w:val="Hyperlink"/>
-          </w:rPr>
-          <w:t xml:space="preserve">hanr_ml_rf.md</w:t>
-        </w:r>
-      </w:hyperlink>
-      <w:r>
-        <w:t xml:space="preserve"> </w:t>
-      </w:r>
-      <w:r>
-        <w:t xml:space="preserve">— Random Forest regression anomaly detection: Model-deviation detection using ML regression: a Random Forest forecaster predicts the next value from a sliding window; large prediction errors are flagged as anomalies.</w:t>
-      </w:r>
-    </w:p>
-    <w:p>
-      <w:pPr>
-        <w:pStyle w:val="Compact"/>
-        <w:numPr>
-          <w:ilvl w:val="0"/>
-          <w:numId w:val="1001"/>
+          <w:t xml:space="preserve">31-clustering-hanct_dtw_discord.md</w:t>
+        </w:r>
+      </w:hyperlink>
+      <w:r>
+        <w:t xml:space="preserve"> </w:t>
+      </w:r>
+      <w:r>
+        <w:t xml:space="preserve">— DTW-based discord anomaly detection.</w:t>
+      </w:r>
+    </w:p>
+    <w:bookmarkEnd w:id="55"/>
+    <w:bookmarkStart w:id="58" w:name="ensemble-strategies"/>
+    <w:p>
+      <w:pPr>
+        <w:pStyle w:val="Heading2"/>
+      </w:pPr>
+      <w:r>
+        <w:t xml:space="preserve">6. Ensemble strategies</w:t>
+      </w:r>
+    </w:p>
+    <w:p>
+      <w:pPr>
+        <w:pStyle w:val="Compact"/>
+        <w:numPr>
+          <w:ilvl w:val="0"/>
+          <w:numId w:val="1006"/>
         </w:numPr>
       </w:pPr>
       <w:hyperlink r:id="rId56">
@@ -980,22 +832,22 @@
           <w:rPr>
             <w:rStyle w:val="Hyperlink"/>
           </w:rPr>
-          <w:t xml:space="preserve">hanr_ml_svm.md</w:t>
-        </w:r>
-      </w:hyperlink>
-      <w:r>
-        <w:t xml:space="preserve"> </w:t>
-      </w:r>
-      <w:r>
-        <w:t xml:space="preserve">— SVM regression anomaly detection: Model-deviation detection using ML regression: an SVM forecaster predicts the next value from a sliding window; large prediction errors are flagged as anomalies.</w:t>
-      </w:r>
-    </w:p>
-    <w:p>
-      <w:pPr>
-        <w:pStyle w:val="Compact"/>
-        <w:numPr>
-          <w:ilvl w:val="0"/>
-          <w:numId w:val="1001"/>
+          <w:t xml:space="preserve">32-ensemble-hanr_ensemble.md</w:t>
+        </w:r>
+      </w:hyperlink>
+      <w:r>
+        <w:t xml:space="preserve"> </w:t>
+      </w:r>
+      <w:r>
+        <w:t xml:space="preserve">— Ensemble anomaly detection.</w:t>
+      </w:r>
+    </w:p>
+    <w:p>
+      <w:pPr>
+        <w:pStyle w:val="Compact"/>
+        <w:numPr>
+          <w:ilvl w:val="0"/>
+          <w:numId w:val="1006"/>
         </w:numPr>
       </w:pPr>
       <w:hyperlink r:id="rId57">
@@ -1003,45 +855,32 @@
           <w:rPr>
             <w:rStyle w:val="Hyperlink"/>
           </w:rPr>
-          <w:t xml:space="preserve">hanr_remd.md</w:t>
-        </w:r>
-      </w:hyperlink>
-      <w:r>
-        <w:t xml:space="preserve"> </w:t>
-      </w:r>
-      <w:r>
-        <w:t xml:space="preserve">— REMD regression anomaly detection: REMD combines Empirical Mode Decomposition with ARIMA modeling: IMFs capture nonstationary structure and ARIMA models residual dynamics.</w:t>
-      </w:r>
-    </w:p>
-    <w:p>
-      <w:pPr>
-        <w:pStyle w:val="Compact"/>
-        <w:numPr>
-          <w:ilvl w:val="0"/>
-          <w:numId w:val="1001"/>
-        </w:numPr>
-      </w:pPr>
-      <w:hyperlink r:id="rId58">
-        <w:r>
-          <w:rPr>
-            <w:rStyle w:val="Hyperlink"/>
-          </w:rPr>
-          <w:t xml:space="preserve">hanr_rtad.md</w:t>
-        </w:r>
-      </w:hyperlink>
-      <w:r>
-        <w:t xml:space="preserve"> </w:t>
-      </w:r>
-      <w:r>
-        <w:t xml:space="preserve">— RTAD regression anomaly detector: RTAD adapts to local dynamics using EMD-derived components and robust dispersion within sliding windows.</w:t>
-      </w:r>
-    </w:p>
-    <w:p>
-      <w:pPr>
-        <w:pStyle w:val="Compact"/>
-        <w:numPr>
-          <w:ilvl w:val="0"/>
-          <w:numId w:val="1001"/>
+          <w:t xml:space="preserve">33-ensemble-hanr_ensemble_fuzzy.md</w:t>
+        </w:r>
+      </w:hyperlink>
+      <w:r>
+        <w:t xml:space="preserve"> </w:t>
+      </w:r>
+      <w:r>
+        <w:t xml:space="preserve">— Ensemble anomaly detection with temporal fuzzification.</w:t>
+      </w:r>
+    </w:p>
+    <w:bookmarkEnd w:id="58"/>
+    <w:bookmarkStart w:id="66" w:name="autoencoders"/>
+    <w:p>
+      <w:pPr>
+        <w:pStyle w:val="Heading2"/>
+      </w:pPr>
+      <w:r>
+        <w:t xml:space="preserve">7. Autoencoders</w:t>
+      </w:r>
+    </w:p>
+    <w:p>
+      <w:pPr>
+        <w:pStyle w:val="Compact"/>
+        <w:numPr>
+          <w:ilvl w:val="0"/>
+          <w:numId w:val="1007"/>
         </w:numPr>
       </w:pPr>
       <w:hyperlink r:id="rId59">
@@ -1049,22 +888,22 @@
           <w:rPr>
             <w:rStyle w:val="Hyperlink"/>
           </w:rPr>
-          <w:t xml:space="preserve">hanr_wavelet.md</w:t>
-        </w:r>
-      </w:hyperlink>
-      <w:r>
-        <w:t xml:space="preserve"> </w:t>
-      </w:r>
-      <w:r>
-        <w:t xml:space="preserve">— Wavelet regression anomaly detection: Multi-resolution analysis via MODWT wavelet decomposition; detail coefficients are aggregated to form a magnitude signal.</w:t>
-      </w:r>
-    </w:p>
-    <w:p>
-      <w:pPr>
-        <w:pStyle w:val="Compact"/>
-        <w:numPr>
-          <w:ilvl w:val="0"/>
-          <w:numId w:val="1001"/>
+          <w:t xml:space="preserve">34-autoencoder-han_autoenc_ed.md</w:t>
+        </w:r>
+      </w:hyperlink>
+      <w:r>
+        <w:t xml:space="preserve"> </w:t>
+      </w:r>
+      <w:r>
+        <w:t xml:space="preserve">— Autoencoder (encode-decode).</w:t>
+      </w:r>
+    </w:p>
+    <w:p>
+      <w:pPr>
+        <w:pStyle w:val="Compact"/>
+        <w:numPr>
+          <w:ilvl w:val="0"/>
+          <w:numId w:val="1007"/>
         </w:numPr>
       </w:pPr>
       <w:hyperlink r:id="rId60">
@@ -1072,18 +911,166 @@
           <w:rPr>
             <w:rStyle w:val="Hyperlink"/>
           </w:rPr>
-          <w:t xml:space="preserve">hmu_pca.md</w:t>
-        </w:r>
-      </w:hyperlink>
-      <w:r>
-        <w:t xml:space="preserve"> </w:t>
-      </w:r>
-      <w:r>
-        <w:t xml:space="preserve">— PCA-based regression anomaly detection: Projects multivariate observations onto principal components and reconstructs data; large reconstruction errors indicate anomalies.</w:t>
-      </w:r>
-    </w:p>
-    <w:bookmarkEnd w:id="61"/>
-    <w:bookmarkEnd w:id="62"/>
+          <w:t xml:space="preserve">35-autoencoder-han_autoenc_denoise_ed.md</w:t>
+        </w:r>
+      </w:hyperlink>
+      <w:r>
+        <w:t xml:space="preserve"> </w:t>
+      </w:r>
+      <w:r>
+        <w:t xml:space="preserve">— Denoising autoencoder.</w:t>
+      </w:r>
+    </w:p>
+    <w:p>
+      <w:pPr>
+        <w:pStyle w:val="Compact"/>
+        <w:numPr>
+          <w:ilvl w:val="0"/>
+          <w:numId w:val="1007"/>
+        </w:numPr>
+      </w:pPr>
+      <w:hyperlink r:id="rId61">
+        <w:r>
+          <w:rPr>
+            <w:rStyle w:val="Hyperlink"/>
+          </w:rPr>
+          <w:t xml:space="preserve">36-autoencoder-han_autoenc_conv_ed.md</w:t>
+        </w:r>
+      </w:hyperlink>
+      <w:r>
+        <w:t xml:space="preserve"> </w:t>
+      </w:r>
+      <w:r>
+        <w:t xml:space="preserve">— Convolutional autoencoder.</w:t>
+      </w:r>
+    </w:p>
+    <w:p>
+      <w:pPr>
+        <w:pStyle w:val="Compact"/>
+        <w:numPr>
+          <w:ilvl w:val="0"/>
+          <w:numId w:val="1007"/>
+        </w:numPr>
+      </w:pPr>
+      <w:hyperlink r:id="rId62">
+        <w:r>
+          <w:rPr>
+            <w:rStyle w:val="Hyperlink"/>
+          </w:rPr>
+          <w:t xml:space="preserve">37-autoencoder-han_autoenc_lstm_ed.md</w:t>
+        </w:r>
+      </w:hyperlink>
+      <w:r>
+        <w:t xml:space="preserve"> </w:t>
+      </w:r>
+      <w:r>
+        <w:t xml:space="preserve">— LSTM autoencoder.</w:t>
+      </w:r>
+    </w:p>
+    <w:p>
+      <w:pPr>
+        <w:pStyle w:val="Compact"/>
+        <w:numPr>
+          <w:ilvl w:val="0"/>
+          <w:numId w:val="1007"/>
+        </w:numPr>
+      </w:pPr>
+      <w:hyperlink r:id="rId63">
+        <w:r>
+          <w:rPr>
+            <w:rStyle w:val="Hyperlink"/>
+          </w:rPr>
+          <w:t xml:space="preserve">38-autoencoder-han_autoenc_stacked_ed.md</w:t>
+        </w:r>
+      </w:hyperlink>
+      <w:r>
+        <w:t xml:space="preserve"> </w:t>
+      </w:r>
+      <w:r>
+        <w:t xml:space="preserve">— Stacked autoencoder.</w:t>
+      </w:r>
+    </w:p>
+    <w:p>
+      <w:pPr>
+        <w:pStyle w:val="Compact"/>
+        <w:numPr>
+          <w:ilvl w:val="0"/>
+          <w:numId w:val="1007"/>
+        </w:numPr>
+      </w:pPr>
+      <w:hyperlink r:id="rId64">
+        <w:r>
+          <w:rPr>
+            <w:rStyle w:val="Hyperlink"/>
+          </w:rPr>
+          <w:t xml:space="preserve">39-autoencoder-han_autoenc_variational_ed.md</w:t>
+        </w:r>
+      </w:hyperlink>
+      <w:r>
+        <w:t xml:space="preserve"> </w:t>
+      </w:r>
+      <w:r>
+        <w:t xml:space="preserve">— Variational autoencoder (VAE).</w:t>
+      </w:r>
+    </w:p>
+    <w:p>
+      <w:pPr>
+        <w:pStyle w:val="Compact"/>
+        <w:numPr>
+          <w:ilvl w:val="0"/>
+          <w:numId w:val="1007"/>
+        </w:numPr>
+      </w:pPr>
+      <w:hyperlink r:id="rId65">
+        <w:r>
+          <w:rPr>
+            <w:rStyle w:val="Hyperlink"/>
+          </w:rPr>
+          <w:t xml:space="preserve">40-autoencoder-han_autoenc_adv_ed.md</w:t>
+        </w:r>
+      </w:hyperlink>
+      <w:r>
+        <w:t xml:space="preserve"> </w:t>
+      </w:r>
+      <w:r>
+        <w:t xml:space="preserve">— Adversarial autoencoder (AAE).</w:t>
+      </w:r>
+    </w:p>
+    <w:bookmarkEnd w:id="66"/>
+    <w:bookmarkStart w:id="68" w:name="multivariate-analysis"/>
+    <w:p>
+      <w:pPr>
+        <w:pStyle w:val="Heading2"/>
+      </w:pPr>
+      <w:r>
+        <w:t xml:space="preserve">8. Multivariate analysis</w:t>
+      </w:r>
+    </w:p>
+    <w:p>
+      <w:pPr>
+        <w:pStyle w:val="Compact"/>
+        <w:numPr>
+          <w:ilvl w:val="0"/>
+          <w:numId w:val="1008"/>
+        </w:numPr>
+      </w:pPr>
+      <w:hyperlink r:id="rId67">
+        <w:r>
+          <w:rPr>
+            <w:rStyle w:val="Hyperlink"/>
+          </w:rPr>
+          <w:t xml:space="preserve">41-multivariate-hmu_pca.md</w:t>
+        </w:r>
+      </w:hyperlink>
+      <w:r>
+        <w:t xml:space="preserve"> </w:t>
+      </w:r>
+      <w:r>
+        <w:t xml:space="preserve">— PCA-based regression anomaly detection for multivariate series.</w:t>
+      </w:r>
+    </w:p>
+    <w:bookmarkEnd w:id="68"/>
+    <w:bookmarkEnd w:id="69"/>
     <w:sectPr>
       <w:footnotePr>
         <w:numRestart w:val="eachSect"/>
@@ -1301,6 +1288,27 @@
     <w:abstractNumId w:val="990"/>
   </w:num>
   <w:num w:numId="1001">
+    <w:abstractNumId w:val="991"/>
+  </w:num>
+  <w:num w:numId="1002">
+    <w:abstractNumId w:val="991"/>
+  </w:num>
+  <w:num w:numId="1003">
+    <w:abstractNumId w:val="991"/>
+  </w:num>
+  <w:num w:numId="1004">
+    <w:abstractNumId w:val="991"/>
+  </w:num>
+  <w:num w:numId="1005">
+    <w:abstractNumId w:val="991"/>
+  </w:num>
+  <w:num w:numId="1006">
+    <w:abstractNumId w:val="991"/>
+  </w:num>
+  <w:num w:numId="1007">
+    <w:abstractNumId w:val="991"/>
+  </w:num>
+  <w:num w:numId="1008">
     <w:abstractNumId w:val="991"/>
   </w:num>
 </w:numbering>

--- a/examples/anomalies/doc/README.docx
+++ b/examples/anomalies/doc/README.docx
@@ -2,21 +2,13 @@
 <file path=word/document.xml><?xml version="1.0" encoding="utf-8"?>
 <w:document xmlns:w="http://schemas.openxmlformats.org/wordprocessingml/2006/main" xmlns:m="http://schemas.openxmlformats.org/officeDocument/2006/math" xmlns:r="http://schemas.openxmlformats.org/officeDocument/2006/relationships" xmlns:o="urn:schemas-microsoft-com:office:office" xmlns:v="urn:schemas-microsoft-com:vml" xmlns:w10="urn:schemas-microsoft-com:office:word" xmlns:a="http://schemas.openxmlformats.org/drawingml/2006/main" xmlns:pic="http://schemas.openxmlformats.org/drawingml/2006/picture" xmlns:wp="http://schemas.openxmlformats.org/drawingml/2006/wordprocessingDrawing">
   <w:body>
-    <w:p>
-      <w:pPr>
-        <w:pStyle w:val="Title"/>
-      </w:pPr>
-      <w:r>
-        <w:t xml:space="preserve">Anomalies — Examples Index</w:t>
-      </w:r>
-    </w:p>
-    <w:bookmarkStart w:id="69" w:name="anomalies-examples-index"/>
+    <w:bookmarkStart w:id="67" w:name="anomaly-detection-examples"/>
     <w:p>
       <w:pPr>
         <w:pStyle w:val="Heading1"/>
       </w:pPr>
       <w:r>
-        <w:t xml:space="preserve">Anomalies — Examples Index</w:t>
+        <w:t xml:space="preserve">Anomaly Detection Examples</w:t>
       </w:r>
     </w:p>
     <w:p>
@@ -24,7 +16,55 @@
         <w:pStyle w:val="FirstParagraph"/>
       </w:pPr>
       <w:r>
-        <w:t xml:space="preserve">This folder concentrates the anomaly-detection tutorials that will be published under</w:t>
+        <w:t xml:space="preserve">This folder organizes anomaly detection as a progression of modeling ideas. The intention is to help the reader study the families in a useful order: start with simple baselines, then move to residual models, supervised approaches, clustering, ensembles, and deep architectures.</w:t>
+      </w:r>
+    </w:p>
+    <w:p>
+      <w:pPr>
+        <w:pStyle w:val="BodyText"/>
+      </w:pPr>
+      <w:r>
+        <w:t xml:space="preserve">If you are learning the area, do not treat this as a flat catalog. The groups below were ordered to make comparisons easier and to help the reader ask better questions at each stage: what counts as unusual, how temporal structure changes the answer, when labels are available, and when stronger models are worth the added complexity.</w:t>
+      </w:r>
+    </w:p>
+    <w:bookmarkStart w:id="21" w:name="foundations"/>
+    <w:p>
+      <w:pPr>
+        <w:pStyle w:val="Heading2"/>
+      </w:pPr>
+      <w:r>
+        <w:t xml:space="preserve">Foundations</w:t>
+      </w:r>
+    </w:p>
+    <w:p>
+      <w:pPr>
+        <w:pStyle w:val="FirstParagraph"/>
+      </w:pPr>
+      <w:r>
+        <w:t xml:space="preserve">Start here if you want a first intuition for anomaly detection before dealing with forecasting errors, windows, embeddings, or neural architectures.</w:t>
+      </w:r>
+    </w:p>
+    <w:p>
+      <w:pPr>
+        <w:pStyle w:val="Compact"/>
+        <w:numPr>
+          <w:ilvl w:val="0"/>
+          <w:numId w:val="1001"/>
+        </w:numPr>
+      </w:pPr>
+      <w:hyperlink r:id="rId20">
+        <w:r>
+          <w:rPr>
+            <w:rStyle w:val="Hyperlink"/>
+          </w:rPr>
+          <w:t xml:space="preserve">01-baseline-hanr_histogram.md</w:t>
+        </w:r>
+      </w:hyperlink>
+      <w:r>
+        <w:t xml:space="preserve"> </w:t>
+      </w:r>
+      <w:r>
+        <w:t xml:space="preserve">-</w:t>
       </w:r>
       <w:r>
         <w:t xml:space="preserve"> </w:t>
@@ -33,790 +73,1153 @@
         <w:rPr>
           <w:rStyle w:val="VerbatimChar"/>
         </w:rPr>
-        <w:t xml:space="preserve">/examples/anomalies/</w:t>
-      </w:r>
-      <w:r>
-        <w:t xml:space="preserve">. The collection now follows a learning path: first the reader sees simple or interpretable baselines, then residual-model detectors, then supervised and clustering approaches, and only afterwards the ensemble, autoencoder, and multivariate notebooks.</w:t>
-      </w:r>
-    </w:p>
-    <w:p>
-      <w:pPr>
-        <w:pStyle w:val="BodyText"/>
-      </w:pPr>
-      <w:r>
-        <w:t xml:space="preserve">If the reader is new to Harbinger, follow the groups in order. That progression helps separate the conceptual goal of each family before comparing their plots and thresholds.</w:t>
-      </w:r>
-    </w:p>
-    <w:bookmarkStart w:id="21" w:name="baseline-intuition"/>
+        <w:t xml:space="preserve">hanr_histogram()</w:t>
+      </w:r>
+      <w:r>
+        <w:t xml:space="preserve">: simple baseline based on low-density histogram bins.</w:t>
+      </w:r>
+    </w:p>
+    <w:bookmarkEnd w:id="21"/>
+    <w:bookmarkStart w:id="35" w:name="residual-and-signal-models"/>
     <w:p>
       <w:pPr>
         <w:pStyle w:val="Heading2"/>
       </w:pPr>
       <w:r>
-        <w:t xml:space="preserve">1. Baseline intuition</w:t>
-      </w:r>
-    </w:p>
-    <w:p>
-      <w:pPr>
-        <w:pStyle w:val="Compact"/>
-        <w:numPr>
-          <w:ilvl w:val="0"/>
-          <w:numId w:val="1001"/>
-        </w:numPr>
-      </w:pPr>
-      <w:hyperlink r:id="rId20">
-        <w:r>
-          <w:rPr>
-            <w:rStyle w:val="Hyperlink"/>
-          </w:rPr>
-          <w:t xml:space="preserve">01-baseline-hanr_histogram.md</w:t>
-        </w:r>
-      </w:hyperlink>
-      <w:r>
-        <w:t xml:space="preserve"> </w:t>
-      </w:r>
-      <w:r>
-        <w:t xml:space="preserve">— Histogram-based anomaly detection: A didactic baseline that flags observations falling into rare histogram bins or outside the observed density range.</w:t>
-      </w:r>
-    </w:p>
-    <w:bookmarkEnd w:id="21"/>
-    <w:bookmarkStart w:id="35" w:name="residual-and-signal-model-detectors"/>
+        <w:t xml:space="preserve">Residual and Signal Models</w:t>
+      </w:r>
+    </w:p>
+    <w:p>
+      <w:pPr>
+        <w:pStyle w:val="FirstParagraph"/>
+      </w:pPr>
+      <w:r>
+        <w:t xml:space="preserve">These notebooks are the natural next step because they explain anomalies through the mismatch between the observed series and a model of expected behavior.</w:t>
+      </w:r>
+    </w:p>
+    <w:p>
+      <w:pPr>
+        <w:pStyle w:val="Compact"/>
+        <w:numPr>
+          <w:ilvl w:val="0"/>
+          <w:numId w:val="1002"/>
+        </w:numPr>
+      </w:pPr>
+      <w:hyperlink r:id="rId22">
+        <w:r>
+          <w:rPr>
+            <w:rStyle w:val="Hyperlink"/>
+          </w:rPr>
+          <w:t xml:space="preserve">02-regression-hanr_arima.md</w:t>
+        </w:r>
+      </w:hyperlink>
+      <w:r>
+        <w:t xml:space="preserve"> </w:t>
+      </w:r>
+      <w:r>
+        <w:t xml:space="preserve">-</w:t>
+      </w:r>
+      <w:r>
+        <w:t xml:space="preserve"> </w:t>
+      </w:r>
+      <w:r>
+        <w:rPr>
+          <w:rStyle w:val="VerbatimChar"/>
+        </w:rPr>
+        <w:t xml:space="preserve">hanr_arima()</w:t>
+      </w:r>
+      <w:r>
+        <w:t xml:space="preserve">: anomaly detection from ARIMA residuals.</w:t>
+      </w:r>
+    </w:p>
+    <w:p>
+      <w:pPr>
+        <w:pStyle w:val="Compact"/>
+        <w:numPr>
+          <w:ilvl w:val="0"/>
+          <w:numId w:val="1002"/>
+        </w:numPr>
+      </w:pPr>
+      <w:hyperlink r:id="rId23">
+        <w:r>
+          <w:rPr>
+            <w:rStyle w:val="Hyperlink"/>
+          </w:rPr>
+          <w:t xml:space="preserve">03-regression-hanr_fbiad.md</w:t>
+        </w:r>
+      </w:hyperlink>
+      <w:r>
+        <w:t xml:space="preserve"> </w:t>
+      </w:r>
+      <w:r>
+        <w:t xml:space="preserve">-</w:t>
+      </w:r>
+      <w:r>
+        <w:t xml:space="preserve"> </w:t>
+      </w:r>
+      <w:r>
+        <w:rPr>
+          <w:rStyle w:val="VerbatimChar"/>
+        </w:rPr>
+        <w:t xml:space="preserve">hanr_fbiad()</w:t>
+      </w:r>
+      <w:r>
+        <w:t xml:space="preserve">: forecasting-based anomaly detection.</w:t>
+      </w:r>
+    </w:p>
+    <w:p>
+      <w:pPr>
+        <w:pStyle w:val="Compact"/>
+        <w:numPr>
+          <w:ilvl w:val="0"/>
+          <w:numId w:val="1002"/>
+        </w:numPr>
+      </w:pPr>
+      <w:hyperlink r:id="rId24">
+        <w:r>
+          <w:rPr>
+            <w:rStyle w:val="Hyperlink"/>
+          </w:rPr>
+          <w:t xml:space="preserve">04-regression-hanr_emd.md</w:t>
+        </w:r>
+      </w:hyperlink>
+      <w:r>
+        <w:t xml:space="preserve"> </w:t>
+      </w:r>
+      <w:r>
+        <w:t xml:space="preserve">-</w:t>
+      </w:r>
+      <w:r>
+        <w:t xml:space="preserve"> </w:t>
+      </w:r>
+      <w:r>
+        <w:rPr>
+          <w:rStyle w:val="VerbatimChar"/>
+        </w:rPr>
+        <w:t xml:space="preserve">hanr_emd()</w:t>
+      </w:r>
+      <w:r>
+        <w:t xml:space="preserve">: decomposition-based anomaly detection.</w:t>
+      </w:r>
+    </w:p>
+    <w:p>
+      <w:pPr>
+        <w:pStyle w:val="Compact"/>
+        <w:numPr>
+          <w:ilvl w:val="0"/>
+          <w:numId w:val="1002"/>
+        </w:numPr>
+      </w:pPr>
+      <w:hyperlink r:id="rId25">
+        <w:r>
+          <w:rPr>
+            <w:rStyle w:val="Hyperlink"/>
+          </w:rPr>
+          <w:t xml:space="preserve">05-regression-hanr_fft.md</w:t>
+        </w:r>
+      </w:hyperlink>
+      <w:r>
+        <w:t xml:space="preserve"> </w:t>
+      </w:r>
+      <w:r>
+        <w:t xml:space="preserve">-</w:t>
+      </w:r>
+      <w:r>
+        <w:t xml:space="preserve"> </w:t>
+      </w:r>
+      <w:r>
+        <w:rPr>
+          <w:rStyle w:val="VerbatimChar"/>
+        </w:rPr>
+        <w:t xml:space="preserve">hanr_fft()</w:t>
+      </w:r>
+      <w:r>
+        <w:t xml:space="preserve">: spectral modeling for anomaly detection.</w:t>
+      </w:r>
+    </w:p>
+    <w:p>
+      <w:pPr>
+        <w:pStyle w:val="Compact"/>
+        <w:numPr>
+          <w:ilvl w:val="0"/>
+          <w:numId w:val="1002"/>
+        </w:numPr>
+      </w:pPr>
+      <w:hyperlink r:id="rId26">
+        <w:r>
+          <w:rPr>
+            <w:rStyle w:val="Hyperlink"/>
+          </w:rPr>
+          <w:t xml:space="preserve">06-regression-hanr_fft_amoc.md</w:t>
+        </w:r>
+      </w:hyperlink>
+      <w:r>
+        <w:t xml:space="preserve"> </w:t>
+      </w:r>
+      <w:r>
+        <w:t xml:space="preserve">-</w:t>
+      </w:r>
+      <w:r>
+        <w:t xml:space="preserve"> </w:t>
+      </w:r>
+      <w:r>
+        <w:rPr>
+          <w:rStyle w:val="VerbatimChar"/>
+        </w:rPr>
+        <w:t xml:space="preserve">hanr_fft_amoc()</w:t>
+      </w:r>
+      <w:r>
+        <w:t xml:space="preserve">: FFT residual analysis combined with AMOC.</w:t>
+      </w:r>
+    </w:p>
+    <w:p>
+      <w:pPr>
+        <w:pStyle w:val="Compact"/>
+        <w:numPr>
+          <w:ilvl w:val="0"/>
+          <w:numId w:val="1002"/>
+        </w:numPr>
+      </w:pPr>
+      <w:hyperlink r:id="rId27">
+        <w:r>
+          <w:rPr>
+            <w:rStyle w:val="Hyperlink"/>
+          </w:rPr>
+          <w:t xml:space="preserve">07-regression-hanr_fft_amoc_cusum.md</w:t>
+        </w:r>
+      </w:hyperlink>
+      <w:r>
+        <w:t xml:space="preserve"> </w:t>
+      </w:r>
+      <w:r>
+        <w:t xml:space="preserve">-</w:t>
+      </w:r>
+      <w:r>
+        <w:t xml:space="preserve"> </w:t>
+      </w:r>
+      <w:r>
+        <w:rPr>
+          <w:rStyle w:val="VerbatimChar"/>
+        </w:rPr>
+        <w:t xml:space="preserve">hanr_fft_amoc_cusum()</w:t>
+      </w:r>
+      <w:r>
+        <w:t xml:space="preserve">: FFT, AMOC, and CUSUM in sequence.</w:t>
+      </w:r>
+    </w:p>
+    <w:p>
+      <w:pPr>
+        <w:pStyle w:val="Compact"/>
+        <w:numPr>
+          <w:ilvl w:val="0"/>
+          <w:numId w:val="1002"/>
+        </w:numPr>
+      </w:pPr>
+      <w:hyperlink r:id="rId28">
+        <w:r>
+          <w:rPr>
+            <w:rStyle w:val="Hyperlink"/>
+          </w:rPr>
+          <w:t xml:space="preserve">08-regression-hanr_fft_binseg.md</w:t>
+        </w:r>
+      </w:hyperlink>
+      <w:r>
+        <w:t xml:space="preserve"> </w:t>
+      </w:r>
+      <w:r>
+        <w:t xml:space="preserve">-</w:t>
+      </w:r>
+      <w:r>
+        <w:t xml:space="preserve"> </w:t>
+      </w:r>
+      <w:r>
+        <w:rPr>
+          <w:rStyle w:val="VerbatimChar"/>
+        </w:rPr>
+        <w:t xml:space="preserve">hanr_fft_binseg()</w:t>
+      </w:r>
+      <w:r>
+        <w:t xml:space="preserve">: FFT residual analysis with binary segmentation.</w:t>
+      </w:r>
+    </w:p>
+    <w:p>
+      <w:pPr>
+        <w:pStyle w:val="Compact"/>
+        <w:numPr>
+          <w:ilvl w:val="0"/>
+          <w:numId w:val="1002"/>
+        </w:numPr>
+      </w:pPr>
+      <w:hyperlink r:id="rId29">
+        <w:r>
+          <w:rPr>
+            <w:rStyle w:val="Hyperlink"/>
+          </w:rPr>
+          <w:t xml:space="preserve">09-regression-hanr_fft_binseg_cusum.md</w:t>
+        </w:r>
+      </w:hyperlink>
+      <w:r>
+        <w:t xml:space="preserve"> </w:t>
+      </w:r>
+      <w:r>
+        <w:t xml:space="preserve">-</w:t>
+      </w:r>
+      <w:r>
+        <w:t xml:space="preserve"> </w:t>
+      </w:r>
+      <w:r>
+        <w:rPr>
+          <w:rStyle w:val="VerbatimChar"/>
+        </w:rPr>
+        <w:t xml:space="preserve">hanr_fft_binseg_cusum()</w:t>
+      </w:r>
+      <w:r>
+        <w:t xml:space="preserve">: FFT, binary segmentation, and CUSUM.</w:t>
+      </w:r>
+    </w:p>
+    <w:p>
+      <w:pPr>
+        <w:pStyle w:val="Compact"/>
+        <w:numPr>
+          <w:ilvl w:val="0"/>
+          <w:numId w:val="1002"/>
+        </w:numPr>
+      </w:pPr>
+      <w:hyperlink r:id="rId30">
+        <w:r>
+          <w:rPr>
+            <w:rStyle w:val="Hyperlink"/>
+          </w:rPr>
+          <w:t xml:space="preserve">10-regression-hanr_fft_sma.md</w:t>
+        </w:r>
+      </w:hyperlink>
+      <w:r>
+        <w:t xml:space="preserve"> </w:t>
+      </w:r>
+      <w:r>
+        <w:t xml:space="preserve">-</w:t>
+      </w:r>
+      <w:r>
+        <w:t xml:space="preserve"> </w:t>
+      </w:r>
+      <w:r>
+        <w:rPr>
+          <w:rStyle w:val="VerbatimChar"/>
+        </w:rPr>
+        <w:t xml:space="preserve">hanr_fft_sma()</w:t>
+      </w:r>
+      <w:r>
+        <w:t xml:space="preserve">: FFT residual analysis with smoothing.</w:t>
+      </w:r>
+    </w:p>
+    <w:p>
+      <w:pPr>
+        <w:pStyle w:val="Compact"/>
+        <w:numPr>
+          <w:ilvl w:val="0"/>
+          <w:numId w:val="1002"/>
+        </w:numPr>
+      </w:pPr>
+      <w:hyperlink r:id="rId31">
+        <w:r>
+          <w:rPr>
+            <w:rStyle w:val="Hyperlink"/>
+          </w:rPr>
+          <w:t xml:space="preserve">11-regression-hanr_garch.md</w:t>
+        </w:r>
+      </w:hyperlink>
+      <w:r>
+        <w:t xml:space="preserve"> </w:t>
+      </w:r>
+      <w:r>
+        <w:t xml:space="preserve">-</w:t>
+      </w:r>
+      <w:r>
+        <w:t xml:space="preserve"> </w:t>
+      </w:r>
+      <w:r>
+        <w:rPr>
+          <w:rStyle w:val="VerbatimChar"/>
+        </w:rPr>
+        <w:t xml:space="preserve">hanr_garch()</w:t>
+      </w:r>
+      <w:r>
+        <w:t xml:space="preserve">: volatility-aware anomaly detection.</w:t>
+      </w:r>
+    </w:p>
+    <w:p>
+      <w:pPr>
+        <w:pStyle w:val="Compact"/>
+        <w:numPr>
+          <w:ilvl w:val="0"/>
+          <w:numId w:val="1002"/>
+        </w:numPr>
+      </w:pPr>
+      <w:hyperlink r:id="rId32">
+        <w:r>
+          <w:rPr>
+            <w:rStyle w:val="Hyperlink"/>
+          </w:rPr>
+          <w:t xml:space="preserve">12-regression-hanr_remd.md</w:t>
+        </w:r>
+      </w:hyperlink>
+      <w:r>
+        <w:t xml:space="preserve"> </w:t>
+      </w:r>
+      <w:r>
+        <w:t xml:space="preserve">-</w:t>
+      </w:r>
+      <w:r>
+        <w:t xml:space="preserve"> </w:t>
+      </w:r>
+      <w:r>
+        <w:rPr>
+          <w:rStyle w:val="VerbatimChar"/>
+        </w:rPr>
+        <w:t xml:space="preserve">hanr_remd()</w:t>
+      </w:r>
+      <w:r>
+        <w:t xml:space="preserve">: robust empirical mode decomposition workflow.</w:t>
+      </w:r>
+    </w:p>
+    <w:p>
+      <w:pPr>
+        <w:pStyle w:val="Compact"/>
+        <w:numPr>
+          <w:ilvl w:val="0"/>
+          <w:numId w:val="1002"/>
+        </w:numPr>
+      </w:pPr>
+      <w:hyperlink r:id="rId33">
+        <w:r>
+          <w:rPr>
+            <w:rStyle w:val="Hyperlink"/>
+          </w:rPr>
+          <w:t xml:space="preserve">13-regression-hanr_rtad.md</w:t>
+        </w:r>
+      </w:hyperlink>
+      <w:r>
+        <w:t xml:space="preserve"> </w:t>
+      </w:r>
+      <w:r>
+        <w:t xml:space="preserve">-</w:t>
+      </w:r>
+      <w:r>
+        <w:t xml:space="preserve"> </w:t>
+      </w:r>
+      <w:r>
+        <w:rPr>
+          <w:rStyle w:val="VerbatimChar"/>
+        </w:rPr>
+        <w:t xml:space="preserve">hanr_rtad()</w:t>
+      </w:r>
+      <w:r>
+        <w:t xml:space="preserve">: residual time-series anomaly detection.</w:t>
+      </w:r>
+    </w:p>
+    <w:p>
+      <w:pPr>
+        <w:pStyle w:val="Compact"/>
+        <w:numPr>
+          <w:ilvl w:val="0"/>
+          <w:numId w:val="1002"/>
+        </w:numPr>
+      </w:pPr>
+      <w:hyperlink r:id="rId34">
+        <w:r>
+          <w:rPr>
+            <w:rStyle w:val="Hyperlink"/>
+          </w:rPr>
+          <w:t xml:space="preserve">14-regression-hanr_wavelet.md</w:t>
+        </w:r>
+      </w:hyperlink>
+      <w:r>
+        <w:t xml:space="preserve"> </w:t>
+      </w:r>
+      <w:r>
+        <w:t xml:space="preserve">-</w:t>
+      </w:r>
+      <w:r>
+        <w:t xml:space="preserve"> </w:t>
+      </w:r>
+      <w:r>
+        <w:rPr>
+          <w:rStyle w:val="VerbatimChar"/>
+        </w:rPr>
+        <w:t xml:space="preserve">hanr_wavelet()</w:t>
+      </w:r>
+      <w:r>
+        <w:t xml:space="preserve">: wavelet-based anomaly detection.</w:t>
+      </w:r>
+    </w:p>
+    <w:bookmarkEnd w:id="35"/>
+    <w:bookmarkStart w:id="49" w:name="supervised-detectors"/>
     <w:p>
       <w:pPr>
         <w:pStyle w:val="Heading2"/>
       </w:pPr>
       <w:r>
-        <w:t xml:space="preserve">2. Residual and signal-model detectors</w:t>
-      </w:r>
-    </w:p>
-    <w:p>
-      <w:pPr>
-        <w:pStyle w:val="Compact"/>
-        <w:numPr>
-          <w:ilvl w:val="0"/>
-          <w:numId w:val="1002"/>
-        </w:numPr>
-      </w:pPr>
-      <w:hyperlink r:id="rId22">
-        <w:r>
-          <w:rPr>
-            <w:rStyle w:val="Hyperlink"/>
-          </w:rPr>
-          <w:t xml:space="preserve">02-regression-hanr_arima.md</w:t>
-        </w:r>
-      </w:hyperlink>
-      <w:r>
-        <w:t xml:space="preserve"> </w:t>
-      </w:r>
-      <w:r>
-        <w:t xml:space="preserve">— ARIMA regression anomaly detection.</w:t>
-      </w:r>
-    </w:p>
-    <w:p>
-      <w:pPr>
-        <w:pStyle w:val="Compact"/>
-        <w:numPr>
-          <w:ilvl w:val="0"/>
-          <w:numId w:val="1002"/>
-        </w:numPr>
-      </w:pPr>
-      <w:hyperlink r:id="rId23">
-        <w:r>
-          <w:rPr>
-            <w:rStyle w:val="Hyperlink"/>
-          </w:rPr>
-          <w:t xml:space="preserve">03-regression-hanr_fbiad.md</w:t>
-        </w:r>
-      </w:hyperlink>
-      <w:r>
-        <w:t xml:space="preserve"> </w:t>
-      </w:r>
-      <w:r>
-        <w:t xml:space="preserve">— FBIAD regression anomaly detection.</w:t>
-      </w:r>
-    </w:p>
-    <w:p>
-      <w:pPr>
-        <w:pStyle w:val="Compact"/>
-        <w:numPr>
-          <w:ilvl w:val="0"/>
-          <w:numId w:val="1002"/>
-        </w:numPr>
-      </w:pPr>
-      <w:hyperlink r:id="rId24">
-        <w:r>
-          <w:rPr>
-            <w:rStyle w:val="Hyperlink"/>
-          </w:rPr>
-          <w:t xml:space="preserve">04-regression-hanr_emd.md</w:t>
-        </w:r>
-      </w:hyperlink>
-      <w:r>
-        <w:t xml:space="preserve"> </w:t>
-      </w:r>
-      <w:r>
-        <w:t xml:space="preserve">— EMD regression anomaly detection.</w:t>
-      </w:r>
-    </w:p>
-    <w:p>
-      <w:pPr>
-        <w:pStyle w:val="Compact"/>
-        <w:numPr>
-          <w:ilvl w:val="0"/>
-          <w:numId w:val="1002"/>
-        </w:numPr>
-      </w:pPr>
-      <w:hyperlink r:id="rId25">
-        <w:r>
-          <w:rPr>
-            <w:rStyle w:val="Hyperlink"/>
-          </w:rPr>
-          <w:t xml:space="preserve">05-regression-hanr_fft.md</w:t>
-        </w:r>
-      </w:hyperlink>
-      <w:r>
-        <w:t xml:space="preserve"> </w:t>
-      </w:r>
-      <w:r>
-        <w:t xml:space="preserve">— FFT regression anomaly detector.</w:t>
-      </w:r>
-    </w:p>
-    <w:p>
-      <w:pPr>
-        <w:pStyle w:val="Compact"/>
-        <w:numPr>
-          <w:ilvl w:val="0"/>
-          <w:numId w:val="1002"/>
-        </w:numPr>
-      </w:pPr>
-      <w:hyperlink r:id="rId26">
-        <w:r>
-          <w:rPr>
-            <w:rStyle w:val="Hyperlink"/>
-          </w:rPr>
-          <w:t xml:space="preserve">06-regression-hanr_fft_amoc.md</w:t>
-        </w:r>
-      </w:hyperlink>
-      <w:r>
-        <w:t xml:space="preserve"> </w:t>
-      </w:r>
-      <w:r>
-        <w:t xml:space="preserve">— FFT AMOC regression anomaly detection.</w:t>
-      </w:r>
-    </w:p>
-    <w:p>
-      <w:pPr>
-        <w:pStyle w:val="Compact"/>
-        <w:numPr>
-          <w:ilvl w:val="0"/>
-          <w:numId w:val="1002"/>
-        </w:numPr>
-      </w:pPr>
-      <w:hyperlink r:id="rId27">
-        <w:r>
-          <w:rPr>
-            <w:rStyle w:val="Hyperlink"/>
-          </w:rPr>
-          <w:t xml:space="preserve">07-regression-hanr_fft_amoc_cusum.md</w:t>
-        </w:r>
-      </w:hyperlink>
-      <w:r>
-        <w:t xml:space="preserve"> </w:t>
-      </w:r>
-      <w:r>
-        <w:t xml:space="preserve">— FFT AMOC CUSUM regression anomaly detection.</w:t>
-      </w:r>
-    </w:p>
-    <w:p>
-      <w:pPr>
-        <w:pStyle w:val="Compact"/>
-        <w:numPr>
-          <w:ilvl w:val="0"/>
-          <w:numId w:val="1002"/>
-        </w:numPr>
-      </w:pPr>
-      <w:hyperlink r:id="rId28">
-        <w:r>
-          <w:rPr>
-            <w:rStyle w:val="Hyperlink"/>
-          </w:rPr>
-          <w:t xml:space="preserve">08-regression-hanr_fft_binseg.md</w:t>
-        </w:r>
-      </w:hyperlink>
-      <w:r>
-        <w:t xml:space="preserve"> </w:t>
-      </w:r>
-      <w:r>
-        <w:t xml:space="preserve">— FFT Binseg regression anomaly detection.</w:t>
-      </w:r>
-    </w:p>
-    <w:p>
-      <w:pPr>
-        <w:pStyle w:val="Compact"/>
-        <w:numPr>
-          <w:ilvl w:val="0"/>
-          <w:numId w:val="1002"/>
-        </w:numPr>
-      </w:pPr>
-      <w:hyperlink r:id="rId29">
-        <w:r>
-          <w:rPr>
-            <w:rStyle w:val="Hyperlink"/>
-          </w:rPr>
-          <w:t xml:space="preserve">09-regression-hanr_fft_binseg_cusum.md</w:t>
-        </w:r>
-      </w:hyperlink>
-      <w:r>
-        <w:t xml:space="preserve"> </w:t>
-      </w:r>
-      <w:r>
-        <w:t xml:space="preserve">— FFT Binseg CUSUM regression anomaly detection.</w:t>
-      </w:r>
-    </w:p>
-    <w:p>
-      <w:pPr>
-        <w:pStyle w:val="Compact"/>
-        <w:numPr>
-          <w:ilvl w:val="0"/>
-          <w:numId w:val="1002"/>
-        </w:numPr>
-      </w:pPr>
-      <w:hyperlink r:id="rId30">
-        <w:r>
-          <w:rPr>
-            <w:rStyle w:val="Hyperlink"/>
-          </w:rPr>
-          <w:t xml:space="preserve">10-regression-hanr_fft_sma.md</w:t>
-        </w:r>
-      </w:hyperlink>
-      <w:r>
-        <w:t xml:space="preserve"> </w:t>
-      </w:r>
-      <w:r>
-        <w:t xml:space="preserve">— FFT SMA regression anomaly detection.</w:t>
-      </w:r>
-    </w:p>
-    <w:p>
-      <w:pPr>
-        <w:pStyle w:val="Compact"/>
-        <w:numPr>
-          <w:ilvl w:val="0"/>
-          <w:numId w:val="1002"/>
-        </w:numPr>
-      </w:pPr>
-      <w:hyperlink r:id="rId31">
-        <w:r>
-          <w:rPr>
-            <w:rStyle w:val="Hyperlink"/>
-          </w:rPr>
-          <w:t xml:space="preserve">11-regression-hanr_garch.md</w:t>
-        </w:r>
-      </w:hyperlink>
-      <w:r>
-        <w:t xml:space="preserve"> </w:t>
-      </w:r>
-      <w:r>
-        <w:t xml:space="preserve">— GARCH-based regression anomaly detection.</w:t>
-      </w:r>
-    </w:p>
-    <w:p>
-      <w:pPr>
-        <w:pStyle w:val="Compact"/>
-        <w:numPr>
-          <w:ilvl w:val="0"/>
-          <w:numId w:val="1002"/>
-        </w:numPr>
-      </w:pPr>
-      <w:hyperlink r:id="rId32">
-        <w:r>
-          <w:rPr>
-            <w:rStyle w:val="Hyperlink"/>
-          </w:rPr>
-          <w:t xml:space="preserve">12-regression-hanr_remd.md</w:t>
-        </w:r>
-      </w:hyperlink>
-      <w:r>
-        <w:t xml:space="preserve"> </w:t>
-      </w:r>
-      <w:r>
-        <w:t xml:space="preserve">— REMD regression anomaly detection.</w:t>
-      </w:r>
-    </w:p>
-    <w:p>
-      <w:pPr>
-        <w:pStyle w:val="Compact"/>
-        <w:numPr>
-          <w:ilvl w:val="0"/>
-          <w:numId w:val="1002"/>
-        </w:numPr>
-      </w:pPr>
-      <w:hyperlink r:id="rId33">
-        <w:r>
-          <w:rPr>
-            <w:rStyle w:val="Hyperlink"/>
-          </w:rPr>
-          <w:t xml:space="preserve">13-regression-hanr_rtad.md</w:t>
-        </w:r>
-      </w:hyperlink>
-      <w:r>
-        <w:t xml:space="preserve"> </w:t>
-      </w:r>
-      <w:r>
-        <w:t xml:space="preserve">— RTAD regression anomaly detector.</w:t>
-      </w:r>
-    </w:p>
-    <w:p>
-      <w:pPr>
-        <w:pStyle w:val="Compact"/>
-        <w:numPr>
-          <w:ilvl w:val="0"/>
-          <w:numId w:val="1002"/>
-        </w:numPr>
-      </w:pPr>
-      <w:hyperlink r:id="rId34">
-        <w:r>
-          <w:rPr>
-            <w:rStyle w:val="Hyperlink"/>
-          </w:rPr>
-          <w:t xml:space="preserve">14-regression-hanr_wavelet.md</w:t>
-        </w:r>
-      </w:hyperlink>
-      <w:r>
-        <w:t xml:space="preserve"> </w:t>
-      </w:r>
-      <w:r>
-        <w:t xml:space="preserve">— Wavelet regression anomaly detection.</w:t>
-      </w:r>
-    </w:p>
-    <w:bookmarkEnd w:id="35"/>
-    <w:bookmarkStart w:id="42" w:name="supervised-regression-models"/>
+        <w:t xml:space="preserve">Supervised Detectors</w:t>
+      </w:r>
+    </w:p>
+    <w:p>
+      <w:pPr>
+        <w:pStyle w:val="FirstParagraph"/>
+      </w:pPr>
+      <w:r>
+        <w:t xml:space="preserve">Read this group when the dataset includes labels and the goal is no longer only to model normal behavior, but to learn directly from examples of anomalous and non-anomalous cases.</w:t>
+      </w:r>
+    </w:p>
+    <w:p>
+      <w:pPr>
+        <w:pStyle w:val="Compact"/>
+        <w:numPr>
+          <w:ilvl w:val="0"/>
+          <w:numId w:val="1003"/>
+        </w:numPr>
+      </w:pPr>
+      <w:hyperlink r:id="rId36">
+        <w:r>
+          <w:rPr>
+            <w:rStyle w:val="Hyperlink"/>
+          </w:rPr>
+          <w:t xml:space="preserve">15-regression-ml-hanr_ml_elm.md</w:t>
+        </w:r>
+      </w:hyperlink>
+      <w:r>
+        <w:t xml:space="preserve"> </w:t>
+      </w:r>
+      <w:r>
+        <w:t xml:space="preserve">- regression-based anomaly detection with ELM.</w:t>
+      </w:r>
+    </w:p>
+    <w:p>
+      <w:pPr>
+        <w:pStyle w:val="Compact"/>
+        <w:numPr>
+          <w:ilvl w:val="0"/>
+          <w:numId w:val="1003"/>
+        </w:numPr>
+      </w:pPr>
+      <w:hyperlink r:id="rId37">
+        <w:r>
+          <w:rPr>
+            <w:rStyle w:val="Hyperlink"/>
+          </w:rPr>
+          <w:t xml:space="preserve">16-regression-ml-hanr_ml_mlp.md</w:t>
+        </w:r>
+      </w:hyperlink>
+      <w:r>
+        <w:t xml:space="preserve"> </w:t>
+      </w:r>
+      <w:r>
+        <w:t xml:space="preserve">- regression-based anomaly detection with MLP.</w:t>
+      </w:r>
+    </w:p>
+    <w:p>
+      <w:pPr>
+        <w:pStyle w:val="Compact"/>
+        <w:numPr>
+          <w:ilvl w:val="0"/>
+          <w:numId w:val="1003"/>
+        </w:numPr>
+      </w:pPr>
+      <w:hyperlink r:id="rId38">
+        <w:r>
+          <w:rPr>
+            <w:rStyle w:val="Hyperlink"/>
+          </w:rPr>
+          <w:t xml:space="preserve">17-regression-ml-hanr_ml_rf.md</w:t>
+        </w:r>
+      </w:hyperlink>
+      <w:r>
+        <w:t xml:space="preserve"> </w:t>
+      </w:r>
+      <w:r>
+        <w:t xml:space="preserve">- regression-based anomaly detection with Random Forest.</w:t>
+      </w:r>
+    </w:p>
+    <w:p>
+      <w:pPr>
+        <w:pStyle w:val="Compact"/>
+        <w:numPr>
+          <w:ilvl w:val="0"/>
+          <w:numId w:val="1003"/>
+        </w:numPr>
+      </w:pPr>
+      <w:hyperlink r:id="rId39">
+        <w:r>
+          <w:rPr>
+            <w:rStyle w:val="Hyperlink"/>
+          </w:rPr>
+          <w:t xml:space="preserve">18-regression-ml-hanr_ml_svm.md</w:t>
+        </w:r>
+      </w:hyperlink>
+      <w:r>
+        <w:t xml:space="preserve"> </w:t>
+      </w:r>
+      <w:r>
+        <w:t xml:space="preserve">- regression-based anomaly detection with SVM.</w:t>
+      </w:r>
+    </w:p>
+    <w:p>
+      <w:pPr>
+        <w:pStyle w:val="Compact"/>
+        <w:numPr>
+          <w:ilvl w:val="0"/>
+          <w:numId w:val="1003"/>
+        </w:numPr>
+      </w:pPr>
+      <w:hyperlink r:id="rId40">
+        <w:r>
+          <w:rPr>
+            <w:rStyle w:val="Hyperlink"/>
+          </w:rPr>
+          <w:t xml:space="preserve">19-regression-ml-hanr_ml_lstm.md</w:t>
+        </w:r>
+      </w:hyperlink>
+      <w:r>
+        <w:t xml:space="preserve"> </w:t>
+      </w:r>
+      <w:r>
+        <w:t xml:space="preserve">- regression-based anomaly detection with LSTM.</w:t>
+      </w:r>
+    </w:p>
+    <w:p>
+      <w:pPr>
+        <w:pStyle w:val="Compact"/>
+        <w:numPr>
+          <w:ilvl w:val="0"/>
+          <w:numId w:val="1003"/>
+        </w:numPr>
+      </w:pPr>
+      <w:hyperlink r:id="rId41">
+        <w:r>
+          <w:rPr>
+            <w:rStyle w:val="Hyperlink"/>
+          </w:rPr>
+          <w:t xml:space="preserve">20-regression-ml-hanr_ml_conv1d.md</w:t>
+        </w:r>
+      </w:hyperlink>
+      <w:r>
+        <w:t xml:space="preserve"> </w:t>
+      </w:r>
+      <w:r>
+        <w:t xml:space="preserve">- regression-based anomaly detection with Conv1D.</w:t>
+      </w:r>
+    </w:p>
+    <w:p>
+      <w:pPr>
+        <w:pStyle w:val="Compact"/>
+        <w:numPr>
+          <w:ilvl w:val="0"/>
+          <w:numId w:val="1003"/>
+        </w:numPr>
+      </w:pPr>
+      <w:hyperlink r:id="rId42">
+        <w:r>
+          <w:rPr>
+            <w:rStyle w:val="Hyperlink"/>
+          </w:rPr>
+          <w:t xml:space="preserve">21-classification-hanc_ml_majority.md</w:t>
+        </w:r>
+      </w:hyperlink>
+      <w:r>
+        <w:t xml:space="preserve"> </w:t>
+      </w:r>
+      <w:r>
+        <w:t xml:space="preserve">- classification baseline with majority class.</w:t>
+      </w:r>
+    </w:p>
+    <w:p>
+      <w:pPr>
+        <w:pStyle w:val="Compact"/>
+        <w:numPr>
+          <w:ilvl w:val="0"/>
+          <w:numId w:val="1003"/>
+        </w:numPr>
+      </w:pPr>
+      <w:hyperlink r:id="rId43">
+        <w:r>
+          <w:rPr>
+            <w:rStyle w:val="Hyperlink"/>
+          </w:rPr>
+          <w:t xml:space="preserve">22-classification-hanc_ml_dtree.md</w:t>
+        </w:r>
+      </w:hyperlink>
+      <w:r>
+        <w:t xml:space="preserve"> </w:t>
+      </w:r>
+      <w:r>
+        <w:t xml:space="preserve">- classification detector with decision trees.</w:t>
+      </w:r>
+    </w:p>
+    <w:p>
+      <w:pPr>
+        <w:pStyle w:val="Compact"/>
+        <w:numPr>
+          <w:ilvl w:val="0"/>
+          <w:numId w:val="1003"/>
+        </w:numPr>
+      </w:pPr>
+      <w:hyperlink r:id="rId44">
+        <w:r>
+          <w:rPr>
+            <w:rStyle w:val="Hyperlink"/>
+          </w:rPr>
+          <w:t xml:space="preserve">23-classification-hanc_ml_knn.md</w:t>
+        </w:r>
+      </w:hyperlink>
+      <w:r>
+        <w:t xml:space="preserve"> </w:t>
+      </w:r>
+      <w:r>
+        <w:t xml:space="preserve">- classification detector with k-NN.</w:t>
+      </w:r>
+    </w:p>
+    <w:p>
+      <w:pPr>
+        <w:pStyle w:val="Compact"/>
+        <w:numPr>
+          <w:ilvl w:val="0"/>
+          <w:numId w:val="1003"/>
+        </w:numPr>
+      </w:pPr>
+      <w:hyperlink r:id="rId45">
+        <w:r>
+          <w:rPr>
+            <w:rStyle w:val="Hyperlink"/>
+          </w:rPr>
+          <w:t xml:space="preserve">24-classification-hanc_ml_nb.md</w:t>
+        </w:r>
+      </w:hyperlink>
+      <w:r>
+        <w:t xml:space="preserve"> </w:t>
+      </w:r>
+      <w:r>
+        <w:t xml:space="preserve">- classification detector with Naive Bayes.</w:t>
+      </w:r>
+    </w:p>
+    <w:p>
+      <w:pPr>
+        <w:pStyle w:val="Compact"/>
+        <w:numPr>
+          <w:ilvl w:val="0"/>
+          <w:numId w:val="1003"/>
+        </w:numPr>
+      </w:pPr>
+      <w:hyperlink r:id="rId46">
+        <w:r>
+          <w:rPr>
+            <w:rStyle w:val="Hyperlink"/>
+          </w:rPr>
+          <w:t xml:space="preserve">25-classification-hanc_ml_rf.md</w:t>
+        </w:r>
+      </w:hyperlink>
+      <w:r>
+        <w:t xml:space="preserve"> </w:t>
+      </w:r>
+      <w:r>
+        <w:t xml:space="preserve">- classification detector with Random Forest.</w:t>
+      </w:r>
+    </w:p>
+    <w:p>
+      <w:pPr>
+        <w:pStyle w:val="Compact"/>
+        <w:numPr>
+          <w:ilvl w:val="0"/>
+          <w:numId w:val="1003"/>
+        </w:numPr>
+      </w:pPr>
+      <w:hyperlink r:id="rId47">
+        <w:r>
+          <w:rPr>
+            <w:rStyle w:val="Hyperlink"/>
+          </w:rPr>
+          <w:t xml:space="preserve">26-classification-hanc_ml_svm.md</w:t>
+        </w:r>
+      </w:hyperlink>
+      <w:r>
+        <w:t xml:space="preserve"> </w:t>
+      </w:r>
+      <w:r>
+        <w:t xml:space="preserve">- classification detector with SVM.</w:t>
+      </w:r>
+    </w:p>
+    <w:p>
+      <w:pPr>
+        <w:pStyle w:val="Compact"/>
+        <w:numPr>
+          <w:ilvl w:val="0"/>
+          <w:numId w:val="1003"/>
+        </w:numPr>
+      </w:pPr>
+      <w:hyperlink r:id="rId48">
+        <w:r>
+          <w:rPr>
+            <w:rStyle w:val="Hyperlink"/>
+          </w:rPr>
+          <w:t xml:space="preserve">27-classification-hanc_ml_mlp.md</w:t>
+        </w:r>
+      </w:hyperlink>
+      <w:r>
+        <w:t xml:space="preserve"> </w:t>
+      </w:r>
+      <w:r>
+        <w:t xml:space="preserve">- classification detector with MLP.</w:t>
+      </w:r>
+    </w:p>
+    <w:bookmarkEnd w:id="49"/>
+    <w:bookmarkStart w:id="54" w:name="clustering-and-discords"/>
     <w:p>
       <w:pPr>
         <w:pStyle w:val="Heading2"/>
       </w:pPr>
       <w:r>
-        <w:t xml:space="preserve">3. Supervised regression models</w:t>
-      </w:r>
-    </w:p>
-    <w:p>
-      <w:pPr>
-        <w:pStyle w:val="Compact"/>
-        <w:numPr>
-          <w:ilvl w:val="0"/>
-          <w:numId w:val="1003"/>
-        </w:numPr>
-      </w:pPr>
-      <w:hyperlink r:id="rId36">
-        <w:r>
-          <w:rPr>
-            <w:rStyle w:val="Hyperlink"/>
-          </w:rPr>
-          <w:t xml:space="preserve">15-regression-ml-hanr_ml_elm.md</w:t>
-        </w:r>
-      </w:hyperlink>
-      <w:r>
-        <w:t xml:space="preserve"> </w:t>
-      </w:r>
-      <w:r>
-        <w:t xml:space="preserve">— ELM regression anomaly detection.</w:t>
-      </w:r>
-    </w:p>
-    <w:p>
-      <w:pPr>
-        <w:pStyle w:val="Compact"/>
-        <w:numPr>
-          <w:ilvl w:val="0"/>
-          <w:numId w:val="1003"/>
-        </w:numPr>
-      </w:pPr>
-      <w:hyperlink r:id="rId37">
-        <w:r>
-          <w:rPr>
-            <w:rStyle w:val="Hyperlink"/>
-          </w:rPr>
-          <w:t xml:space="preserve">16-regression-ml-hanr_ml_mlp.md</w:t>
-        </w:r>
-      </w:hyperlink>
-      <w:r>
-        <w:t xml:space="preserve"> </w:t>
-      </w:r>
-      <w:r>
-        <w:t xml:space="preserve">— MLP regression anomaly detection.</w:t>
-      </w:r>
-    </w:p>
-    <w:p>
-      <w:pPr>
-        <w:pStyle w:val="Compact"/>
-        <w:numPr>
-          <w:ilvl w:val="0"/>
-          <w:numId w:val="1003"/>
-        </w:numPr>
-      </w:pPr>
-      <w:hyperlink r:id="rId38">
-        <w:r>
-          <w:rPr>
-            <w:rStyle w:val="Hyperlink"/>
-          </w:rPr>
-          <w:t xml:space="preserve">17-regression-ml-hanr_ml_rf.md</w:t>
-        </w:r>
-      </w:hyperlink>
-      <w:r>
-        <w:t xml:space="preserve"> </w:t>
-      </w:r>
-      <w:r>
-        <w:t xml:space="preserve">— Random Forest regression anomaly detection.</w:t>
-      </w:r>
-    </w:p>
-    <w:p>
-      <w:pPr>
-        <w:pStyle w:val="Compact"/>
-        <w:numPr>
-          <w:ilvl w:val="0"/>
-          <w:numId w:val="1003"/>
-        </w:numPr>
-      </w:pPr>
-      <w:hyperlink r:id="rId39">
-        <w:r>
-          <w:rPr>
-            <w:rStyle w:val="Hyperlink"/>
-          </w:rPr>
-          <w:t xml:space="preserve">18-regression-ml-hanr_ml_svm.md</w:t>
-        </w:r>
-      </w:hyperlink>
-      <w:r>
-        <w:t xml:space="preserve"> </w:t>
-      </w:r>
-      <w:r>
-        <w:t xml:space="preserve">— SVM regression anomaly detection.</w:t>
-      </w:r>
-    </w:p>
-    <w:p>
-      <w:pPr>
-        <w:pStyle w:val="Compact"/>
-        <w:numPr>
-          <w:ilvl w:val="0"/>
-          <w:numId w:val="1003"/>
-        </w:numPr>
-      </w:pPr>
-      <w:hyperlink r:id="rId40">
-        <w:r>
-          <w:rPr>
-            <w:rStyle w:val="Hyperlink"/>
-          </w:rPr>
-          <w:t xml:space="preserve">19-regression-ml-hanr_ml_lstm.md</w:t>
-        </w:r>
-      </w:hyperlink>
-      <w:r>
-        <w:t xml:space="preserve"> </w:t>
-      </w:r>
-      <w:r>
-        <w:t xml:space="preserve">— LSTM regression anomaly detection.</w:t>
-      </w:r>
-    </w:p>
-    <w:p>
-      <w:pPr>
-        <w:pStyle w:val="Compact"/>
-        <w:numPr>
-          <w:ilvl w:val="0"/>
-          <w:numId w:val="1003"/>
-        </w:numPr>
-      </w:pPr>
-      <w:hyperlink r:id="rId41">
-        <w:r>
-          <w:rPr>
-            <w:rStyle w:val="Hyperlink"/>
-          </w:rPr>
-          <w:t xml:space="preserve">20-regression-ml-hanr_ml_conv1d.md</w:t>
-        </w:r>
-      </w:hyperlink>
-      <w:r>
-        <w:t xml:space="preserve"> </w:t>
-      </w:r>
-      <w:r>
-        <w:t xml:space="preserve">— Conv1D regression anomaly detection.</w:t>
-      </w:r>
-    </w:p>
-    <w:bookmarkEnd w:id="42"/>
-    <w:bookmarkStart w:id="50" w:name="supervised-classification-detectors"/>
+        <w:t xml:space="preserve">Clustering and Discords</w:t>
+      </w:r>
+    </w:p>
+    <w:p>
+      <w:pPr>
+        <w:pStyle w:val="FirstParagraph"/>
+      </w:pPr>
+      <w:r>
+        <w:t xml:space="preserve">These methods are useful when similarity between subsequences matters more than a fitted predictive model.</w:t>
+      </w:r>
+    </w:p>
+    <w:p>
+      <w:pPr>
+        <w:pStyle w:val="Compact"/>
+        <w:numPr>
+          <w:ilvl w:val="0"/>
+          <w:numId w:val="1004"/>
+        </w:numPr>
+      </w:pPr>
+      <w:hyperlink r:id="rId50">
+        <w:r>
+          <w:rPr>
+            <w:rStyle w:val="Hyperlink"/>
+          </w:rPr>
+          <w:t xml:space="preserve">28-clustering-hanct_kmeans_anomaly.md</w:t>
+        </w:r>
+      </w:hyperlink>
+      <w:r>
+        <w:t xml:space="preserve"> </w:t>
+      </w:r>
+      <w:r>
+        <w:t xml:space="preserve">- clustering-based anomaly detection with k-means.</w:t>
+      </w:r>
+    </w:p>
+    <w:p>
+      <w:pPr>
+        <w:pStyle w:val="Compact"/>
+        <w:numPr>
+          <w:ilvl w:val="0"/>
+          <w:numId w:val="1004"/>
+        </w:numPr>
+      </w:pPr>
+      <w:hyperlink r:id="rId51">
+        <w:r>
+          <w:rPr>
+            <w:rStyle w:val="Hyperlink"/>
+          </w:rPr>
+          <w:t xml:space="preserve">29-clustering-hanct_kmeans_discord.md</w:t>
+        </w:r>
+      </w:hyperlink>
+      <w:r>
+        <w:t xml:space="preserve"> </w:t>
+      </w:r>
+      <w:r>
+        <w:t xml:space="preserve">- discord-oriented k-means workflow.</w:t>
+      </w:r>
+    </w:p>
+    <w:p>
+      <w:pPr>
+        <w:pStyle w:val="Compact"/>
+        <w:numPr>
+          <w:ilvl w:val="0"/>
+          <w:numId w:val="1004"/>
+        </w:numPr>
+      </w:pPr>
+      <w:hyperlink r:id="rId52">
+        <w:r>
+          <w:rPr>
+            <w:rStyle w:val="Hyperlink"/>
+          </w:rPr>
+          <w:t xml:space="preserve">30-clustering-hanct_dtw_anomaly.md</w:t>
+        </w:r>
+      </w:hyperlink>
+      <w:r>
+        <w:t xml:space="preserve"> </w:t>
+      </w:r>
+      <w:r>
+        <w:t xml:space="preserve">- anomaly detection with DTW clustering.</w:t>
+      </w:r>
+    </w:p>
+    <w:p>
+      <w:pPr>
+        <w:pStyle w:val="Compact"/>
+        <w:numPr>
+          <w:ilvl w:val="0"/>
+          <w:numId w:val="1004"/>
+        </w:numPr>
+      </w:pPr>
+      <w:hyperlink r:id="rId53">
+        <w:r>
+          <w:rPr>
+            <w:rStyle w:val="Hyperlink"/>
+          </w:rPr>
+          <w:t xml:space="preserve">31-clustering-hanct_dtw_discord.md</w:t>
+        </w:r>
+      </w:hyperlink>
+      <w:r>
+        <w:t xml:space="preserve"> </w:t>
+      </w:r>
+      <w:r>
+        <w:t xml:space="preserve">- discord discovery with DTW clustering.</w:t>
+      </w:r>
+    </w:p>
+    <w:bookmarkEnd w:id="54"/>
+    <w:bookmarkStart w:id="64" w:name="ensembles-and-deep-models"/>
     <w:p>
       <w:pPr>
         <w:pStyle w:val="Heading2"/>
       </w:pPr>
       <w:r>
-        <w:t xml:space="preserve">4. Supervised classification detectors</w:t>
-      </w:r>
-    </w:p>
-    <w:p>
-      <w:pPr>
-        <w:pStyle w:val="Compact"/>
-        <w:numPr>
-          <w:ilvl w:val="0"/>
-          <w:numId w:val="1004"/>
-        </w:numPr>
-      </w:pPr>
-      <w:hyperlink r:id="rId43">
-        <w:r>
-          <w:rPr>
-            <w:rStyle w:val="Hyperlink"/>
-          </w:rPr>
-          <w:t xml:space="preserve">21-classification-hanc_ml_majority.md</w:t>
-        </w:r>
-      </w:hyperlink>
-      <w:r>
-        <w:t xml:space="preserve"> </w:t>
-      </w:r>
-      <w:r>
-        <w:t xml:space="preserve">— Majority-class classification anomaly detector.</w:t>
-      </w:r>
-    </w:p>
-    <w:p>
-      <w:pPr>
-        <w:pStyle w:val="Compact"/>
-        <w:numPr>
-          <w:ilvl w:val="0"/>
-          <w:numId w:val="1004"/>
-        </w:numPr>
-      </w:pPr>
-      <w:hyperlink r:id="rId44">
-        <w:r>
-          <w:rPr>
-            <w:rStyle w:val="Hyperlink"/>
-          </w:rPr>
-          <w:t xml:space="preserve">22-classification-hanc_ml_dtree.md</w:t>
-        </w:r>
-      </w:hyperlink>
-      <w:r>
-        <w:t xml:space="preserve"> </w:t>
-      </w:r>
-      <w:r>
-        <w:t xml:space="preserve">— Decision tree classification anomaly detector.</w:t>
-      </w:r>
-    </w:p>
-    <w:p>
-      <w:pPr>
-        <w:pStyle w:val="Compact"/>
-        <w:numPr>
-          <w:ilvl w:val="0"/>
-          <w:numId w:val="1004"/>
-        </w:numPr>
-      </w:pPr>
-      <w:hyperlink r:id="rId45">
-        <w:r>
-          <w:rPr>
-            <w:rStyle w:val="Hyperlink"/>
-          </w:rPr>
-          <w:t xml:space="preserve">23-classification-hanc_ml_knn.md</w:t>
-        </w:r>
-      </w:hyperlink>
-      <w:r>
-        <w:t xml:space="preserve"> </w:t>
-      </w:r>
-      <w:r>
-        <w:t xml:space="preserve">— k-NN classification anomaly detector.</w:t>
-      </w:r>
-    </w:p>
-    <w:p>
-      <w:pPr>
-        <w:pStyle w:val="Compact"/>
-        <w:numPr>
-          <w:ilvl w:val="0"/>
-          <w:numId w:val="1004"/>
-        </w:numPr>
-      </w:pPr>
-      <w:hyperlink r:id="rId46">
-        <w:r>
-          <w:rPr>
-            <w:rStyle w:val="Hyperlink"/>
-          </w:rPr>
-          <w:t xml:space="preserve">24-classification-hanc_ml_nb.md</w:t>
-        </w:r>
-      </w:hyperlink>
-      <w:r>
-        <w:t xml:space="preserve"> </w:t>
-      </w:r>
-      <w:r>
-        <w:t xml:space="preserve">— Naive Bayes classification anomaly detector.</w:t>
-      </w:r>
-    </w:p>
-    <w:p>
-      <w:pPr>
-        <w:pStyle w:val="Compact"/>
-        <w:numPr>
-          <w:ilvl w:val="0"/>
-          <w:numId w:val="1004"/>
-        </w:numPr>
-      </w:pPr>
-      <w:hyperlink r:id="rId47">
-        <w:r>
-          <w:rPr>
-            <w:rStyle w:val="Hyperlink"/>
-          </w:rPr>
-          <w:t xml:space="preserve">25-classification-hanc_ml_rf.md</w:t>
-        </w:r>
-      </w:hyperlink>
-      <w:r>
-        <w:t xml:space="preserve"> </w:t>
-      </w:r>
-      <w:r>
-        <w:t xml:space="preserve">— Random Forest classification anomaly detector.</w:t>
-      </w:r>
-    </w:p>
-    <w:p>
-      <w:pPr>
-        <w:pStyle w:val="Compact"/>
-        <w:numPr>
-          <w:ilvl w:val="0"/>
-          <w:numId w:val="1004"/>
-        </w:numPr>
-      </w:pPr>
-      <w:hyperlink r:id="rId48">
-        <w:r>
-          <w:rPr>
-            <w:rStyle w:val="Hyperlink"/>
-          </w:rPr>
-          <w:t xml:space="preserve">26-classification-hanc_ml_svm.md</w:t>
-        </w:r>
-      </w:hyperlink>
-      <w:r>
-        <w:t xml:space="preserve"> </w:t>
-      </w:r>
-      <w:r>
-        <w:t xml:space="preserve">— SVM classification anomaly detector.</w:t>
-      </w:r>
-    </w:p>
-    <w:p>
-      <w:pPr>
-        <w:pStyle w:val="Compact"/>
-        <w:numPr>
-          <w:ilvl w:val="0"/>
-          <w:numId w:val="1004"/>
-        </w:numPr>
-      </w:pPr>
-      <w:hyperlink r:id="rId49">
-        <w:r>
-          <w:rPr>
-            <w:rStyle w:val="Hyperlink"/>
-          </w:rPr>
-          <w:t xml:space="preserve">27-classification-hanc_ml_mlp.md</w:t>
-        </w:r>
-      </w:hyperlink>
-      <w:r>
-        <w:t xml:space="preserve"> </w:t>
-      </w:r>
-      <w:r>
-        <w:t xml:space="preserve">— MLP classification anomaly detector.</w:t>
-      </w:r>
-    </w:p>
-    <w:bookmarkEnd w:id="50"/>
-    <w:bookmarkStart w:id="55" w:name="Xd0d7d92018eaccb582006f7e6e0365655118e86"/>
+        <w:t xml:space="preserve">Ensembles and Deep Models</w:t>
+      </w:r>
+    </w:p>
+    <w:p>
+      <w:pPr>
+        <w:pStyle w:val="FirstParagraph"/>
+      </w:pPr>
+      <w:r>
+        <w:t xml:space="preserve">Leave this group for later. It is easier to understand these notebooks after the reader already knows the simpler families they combine or generalize.</w:t>
+      </w:r>
+    </w:p>
+    <w:p>
+      <w:pPr>
+        <w:pStyle w:val="Compact"/>
+        <w:numPr>
+          <w:ilvl w:val="0"/>
+          <w:numId w:val="1005"/>
+        </w:numPr>
+      </w:pPr>
+      <w:hyperlink r:id="rId55">
+        <w:r>
+          <w:rPr>
+            <w:rStyle w:val="Hyperlink"/>
+          </w:rPr>
+          <w:t xml:space="preserve">32-ensemble-hanr_ensemble.md</w:t>
+        </w:r>
+      </w:hyperlink>
+      <w:r>
+        <w:t xml:space="preserve"> </w:t>
+      </w:r>
+      <w:r>
+        <w:t xml:space="preserve">- ensemble detector that combines multiple anomaly scores.</w:t>
+      </w:r>
+    </w:p>
+    <w:p>
+      <w:pPr>
+        <w:pStyle w:val="Compact"/>
+        <w:numPr>
+          <w:ilvl w:val="0"/>
+          <w:numId w:val="1005"/>
+        </w:numPr>
+      </w:pPr>
+      <w:hyperlink r:id="rId56">
+        <w:r>
+          <w:rPr>
+            <w:rStyle w:val="Hyperlink"/>
+          </w:rPr>
+          <w:t xml:space="preserve">33-ensemble-hanr_ensemble_fuzzy.md</w:t>
+        </w:r>
+      </w:hyperlink>
+      <w:r>
+        <w:t xml:space="preserve"> </w:t>
+      </w:r>
+      <w:r>
+        <w:t xml:space="preserve">- ensemble detector with temporal fuzzification.</w:t>
+      </w:r>
+    </w:p>
+    <w:p>
+      <w:pPr>
+        <w:pStyle w:val="Compact"/>
+        <w:numPr>
+          <w:ilvl w:val="0"/>
+          <w:numId w:val="1005"/>
+        </w:numPr>
+      </w:pPr>
+      <w:hyperlink r:id="rId57">
+        <w:r>
+          <w:rPr>
+            <w:rStyle w:val="Hyperlink"/>
+          </w:rPr>
+          <w:t xml:space="preserve">34-autoencoder-han_autoenc_ed.md</w:t>
+        </w:r>
+      </w:hyperlink>
+      <w:r>
+        <w:t xml:space="preserve"> </w:t>
+      </w:r>
+      <w:r>
+        <w:t xml:space="preserve">- basic autoencoder for reconstruction-based anomaly detection.</w:t>
+      </w:r>
+    </w:p>
+    <w:p>
+      <w:pPr>
+        <w:pStyle w:val="Compact"/>
+        <w:numPr>
+          <w:ilvl w:val="0"/>
+          <w:numId w:val="1005"/>
+        </w:numPr>
+      </w:pPr>
+      <w:hyperlink r:id="rId58">
+        <w:r>
+          <w:rPr>
+            <w:rStyle w:val="Hyperlink"/>
+          </w:rPr>
+          <w:t xml:space="preserve">35-autoencoder-han_autoenc_denoise_ed.md</w:t>
+        </w:r>
+      </w:hyperlink>
+      <w:r>
+        <w:t xml:space="preserve"> </w:t>
+      </w:r>
+      <w:r>
+        <w:t xml:space="preserve">- denoising autoencoder.</w:t>
+      </w:r>
+    </w:p>
+    <w:p>
+      <w:pPr>
+        <w:pStyle w:val="Compact"/>
+        <w:numPr>
+          <w:ilvl w:val="0"/>
+          <w:numId w:val="1005"/>
+        </w:numPr>
+      </w:pPr>
+      <w:hyperlink r:id="rId59">
+        <w:r>
+          <w:rPr>
+            <w:rStyle w:val="Hyperlink"/>
+          </w:rPr>
+          <w:t xml:space="preserve">36-autoencoder-han_autoenc_conv_ed.md</w:t>
+        </w:r>
+      </w:hyperlink>
+      <w:r>
+        <w:t xml:space="preserve"> </w:t>
+      </w:r>
+      <w:r>
+        <w:t xml:space="preserve">- convolutional autoencoder.</w:t>
+      </w:r>
+    </w:p>
+    <w:p>
+      <w:pPr>
+        <w:pStyle w:val="Compact"/>
+        <w:numPr>
+          <w:ilvl w:val="0"/>
+          <w:numId w:val="1005"/>
+        </w:numPr>
+      </w:pPr>
+      <w:hyperlink r:id="rId60">
+        <w:r>
+          <w:rPr>
+            <w:rStyle w:val="Hyperlink"/>
+          </w:rPr>
+          <w:t xml:space="preserve">37-autoencoder-han_autoenc_lstm_ed.md</w:t>
+        </w:r>
+      </w:hyperlink>
+      <w:r>
+        <w:t xml:space="preserve"> </w:t>
+      </w:r>
+      <w:r>
+        <w:t xml:space="preserve">- LSTM autoencoder.</w:t>
+      </w:r>
+    </w:p>
+    <w:p>
+      <w:pPr>
+        <w:pStyle w:val="Compact"/>
+        <w:numPr>
+          <w:ilvl w:val="0"/>
+          <w:numId w:val="1005"/>
+        </w:numPr>
+      </w:pPr>
+      <w:hyperlink r:id="rId61">
+        <w:r>
+          <w:rPr>
+            <w:rStyle w:val="Hyperlink"/>
+          </w:rPr>
+          <w:t xml:space="preserve">38-autoencoder-han_autoenc_stacked_ed.md</w:t>
+        </w:r>
+      </w:hyperlink>
+      <w:r>
+        <w:t xml:space="preserve"> </w:t>
+      </w:r>
+      <w:r>
+        <w:t xml:space="preserve">- stacked autoencoder.</w:t>
+      </w:r>
+    </w:p>
+    <w:p>
+      <w:pPr>
+        <w:pStyle w:val="Compact"/>
+        <w:numPr>
+          <w:ilvl w:val="0"/>
+          <w:numId w:val="1005"/>
+        </w:numPr>
+      </w:pPr>
+      <w:hyperlink r:id="rId62">
+        <w:r>
+          <w:rPr>
+            <w:rStyle w:val="Hyperlink"/>
+          </w:rPr>
+          <w:t xml:space="preserve">39-autoencoder-han_autoenc_variational_ed.md</w:t>
+        </w:r>
+      </w:hyperlink>
+      <w:r>
+        <w:t xml:space="preserve"> </w:t>
+      </w:r>
+      <w:r>
+        <w:t xml:space="preserve">- variational autoencoder.</w:t>
+      </w:r>
+    </w:p>
+    <w:p>
+      <w:pPr>
+        <w:pStyle w:val="Compact"/>
+        <w:numPr>
+          <w:ilvl w:val="0"/>
+          <w:numId w:val="1005"/>
+        </w:numPr>
+      </w:pPr>
+      <w:hyperlink r:id="rId63">
+        <w:r>
+          <w:rPr>
+            <w:rStyle w:val="Hyperlink"/>
+          </w:rPr>
+          <w:t xml:space="preserve">40-autoencoder-han_autoenc_adv_ed.md</w:t>
+        </w:r>
+      </w:hyperlink>
+      <w:r>
+        <w:t xml:space="preserve"> </w:t>
+      </w:r>
+      <w:r>
+        <w:t xml:space="preserve">- adversarial autoencoder.</w:t>
+      </w:r>
+    </w:p>
+    <w:bookmarkEnd w:id="64"/>
+    <w:bookmarkStart w:id="66" w:name="multivariate-analysis"/>
     <w:p>
       <w:pPr>
         <w:pStyle w:val="Heading2"/>
       </w:pPr>
       <w:r>
-        <w:t xml:space="preserve">5. Clustering and discord-oriented detectors</w:t>
-      </w:r>
-    </w:p>
-    <w:p>
-      <w:pPr>
-        <w:pStyle w:val="Compact"/>
-        <w:numPr>
-          <w:ilvl w:val="0"/>
-          <w:numId w:val="1005"/>
-        </w:numPr>
-      </w:pPr>
-      <w:hyperlink r:id="rId51">
-        <w:r>
-          <w:rPr>
-            <w:rStyle w:val="Hyperlink"/>
-          </w:rPr>
-          <w:t xml:space="preserve">28-clustering-hanct_kmeans_anomaly.md</w:t>
-        </w:r>
-      </w:hyperlink>
-      <w:r>
-        <w:t xml:space="preserve"> </w:t>
-      </w:r>
-      <w:r>
-        <w:t xml:space="preserve">— k-means clustering anomaly detection.</w:t>
-      </w:r>
-    </w:p>
-    <w:p>
-      <w:pPr>
-        <w:pStyle w:val="Compact"/>
-        <w:numPr>
-          <w:ilvl w:val="0"/>
-          <w:numId w:val="1005"/>
-        </w:numPr>
-      </w:pPr>
-      <w:hyperlink r:id="rId52">
-        <w:r>
-          <w:rPr>
-            <w:rStyle w:val="Hyperlink"/>
-          </w:rPr>
-          <w:t xml:space="preserve">29-clustering-hanct_kmeans_discord.md</w:t>
-        </w:r>
-      </w:hyperlink>
-      <w:r>
-        <w:t xml:space="preserve"> </w:t>
-      </w:r>
-      <w:r>
-        <w:t xml:space="preserve">— k-means clustering discord anomaly detection.</w:t>
-      </w:r>
-    </w:p>
-    <w:p>
-      <w:pPr>
-        <w:pStyle w:val="Compact"/>
-        <w:numPr>
-          <w:ilvl w:val="0"/>
-          <w:numId w:val="1005"/>
-        </w:numPr>
-      </w:pPr>
-      <w:hyperlink r:id="rId53">
-        <w:r>
-          <w:rPr>
-            <w:rStyle w:val="Hyperlink"/>
-          </w:rPr>
-          <w:t xml:space="preserve">30-clustering-hanct_dtw_anomaly.md</w:t>
-        </w:r>
-      </w:hyperlink>
-      <w:r>
-        <w:t xml:space="preserve"> </w:t>
-      </w:r>
-      <w:r>
-        <w:t xml:space="preserve">— DTW-based clustering anomaly detector.</w:t>
-      </w:r>
-    </w:p>
-    <w:p>
-      <w:pPr>
-        <w:pStyle w:val="Compact"/>
-        <w:numPr>
-          <w:ilvl w:val="0"/>
-          <w:numId w:val="1005"/>
-        </w:numPr>
-      </w:pPr>
-      <w:hyperlink r:id="rId54">
-        <w:r>
-          <w:rPr>
-            <w:rStyle w:val="Hyperlink"/>
-          </w:rPr>
-          <w:t xml:space="preserve">31-clustering-hanct_dtw_discord.md</w:t>
-        </w:r>
-      </w:hyperlink>
-      <w:r>
-        <w:t xml:space="preserve"> </w:t>
-      </w:r>
-      <w:r>
-        <w:t xml:space="preserve">— DTW-based discord anomaly detection.</w:t>
-      </w:r>
-    </w:p>
-    <w:bookmarkEnd w:id="55"/>
-    <w:bookmarkStart w:id="58" w:name="ensemble-strategies"/>
-    <w:p>
-      <w:pPr>
-        <w:pStyle w:val="Heading2"/>
-      </w:pPr>
-      <w:r>
-        <w:t xml:space="preserve">6. Ensemble strategies</w:t>
+        <w:t xml:space="preserve">Multivariate Analysis</w:t>
+      </w:r>
+    </w:p>
+    <w:p>
+      <w:pPr>
+        <w:pStyle w:val="FirstParagraph"/>
+      </w:pPr>
+      <w:r>
+        <w:t xml:space="preserve">Finish here if your goal is to move from single-signal intuition to the joint behavior of several variables.</w:t>
       </w:r>
     </w:p>
     <w:p>
@@ -827,250 +1230,23 @@
           <w:numId w:val="1006"/>
         </w:numPr>
       </w:pPr>
-      <w:hyperlink r:id="rId56">
-        <w:r>
-          <w:rPr>
-            <w:rStyle w:val="Hyperlink"/>
-          </w:rPr>
-          <w:t xml:space="preserve">32-ensemble-hanr_ensemble.md</w:t>
-        </w:r>
-      </w:hyperlink>
-      <w:r>
-        <w:t xml:space="preserve"> </w:t>
-      </w:r>
-      <w:r>
-        <w:t xml:space="preserve">— Ensemble anomaly detection.</w:t>
-      </w:r>
-    </w:p>
-    <w:p>
-      <w:pPr>
-        <w:pStyle w:val="Compact"/>
-        <w:numPr>
-          <w:ilvl w:val="0"/>
-          <w:numId w:val="1006"/>
-        </w:numPr>
-      </w:pPr>
-      <w:hyperlink r:id="rId57">
-        <w:r>
-          <w:rPr>
-            <w:rStyle w:val="Hyperlink"/>
-          </w:rPr>
-          <w:t xml:space="preserve">33-ensemble-hanr_ensemble_fuzzy.md</w:t>
-        </w:r>
-      </w:hyperlink>
-      <w:r>
-        <w:t xml:space="preserve"> </w:t>
-      </w:r>
-      <w:r>
-        <w:t xml:space="preserve">— Ensemble anomaly detection with temporal fuzzification.</w:t>
-      </w:r>
-    </w:p>
-    <w:bookmarkEnd w:id="58"/>
-    <w:bookmarkStart w:id="66" w:name="autoencoders"/>
-    <w:p>
-      <w:pPr>
-        <w:pStyle w:val="Heading2"/>
-      </w:pPr>
-      <w:r>
-        <w:t xml:space="preserve">7. Autoencoders</w:t>
-      </w:r>
-    </w:p>
-    <w:p>
-      <w:pPr>
-        <w:pStyle w:val="Compact"/>
-        <w:numPr>
-          <w:ilvl w:val="0"/>
-          <w:numId w:val="1007"/>
-        </w:numPr>
-      </w:pPr>
-      <w:hyperlink r:id="rId59">
-        <w:r>
-          <w:rPr>
-            <w:rStyle w:val="Hyperlink"/>
-          </w:rPr>
-          <w:t xml:space="preserve">34-autoencoder-han_autoenc_ed.md</w:t>
-        </w:r>
-      </w:hyperlink>
-      <w:r>
-        <w:t xml:space="preserve"> </w:t>
-      </w:r>
-      <w:r>
-        <w:t xml:space="preserve">— Autoencoder (encode-decode).</w:t>
-      </w:r>
-    </w:p>
-    <w:p>
-      <w:pPr>
-        <w:pStyle w:val="Compact"/>
-        <w:numPr>
-          <w:ilvl w:val="0"/>
-          <w:numId w:val="1007"/>
-        </w:numPr>
-      </w:pPr>
-      <w:hyperlink r:id="rId60">
-        <w:r>
-          <w:rPr>
-            <w:rStyle w:val="Hyperlink"/>
-          </w:rPr>
-          <w:t xml:space="preserve">35-autoencoder-han_autoenc_denoise_ed.md</w:t>
-        </w:r>
-      </w:hyperlink>
-      <w:r>
-        <w:t xml:space="preserve"> </w:t>
-      </w:r>
-      <w:r>
-        <w:t xml:space="preserve">— Denoising autoencoder.</w:t>
-      </w:r>
-    </w:p>
-    <w:p>
-      <w:pPr>
-        <w:pStyle w:val="Compact"/>
-        <w:numPr>
-          <w:ilvl w:val="0"/>
-          <w:numId w:val="1007"/>
-        </w:numPr>
-      </w:pPr>
-      <w:hyperlink r:id="rId61">
-        <w:r>
-          <w:rPr>
-            <w:rStyle w:val="Hyperlink"/>
-          </w:rPr>
-          <w:t xml:space="preserve">36-autoencoder-han_autoenc_conv_ed.md</w:t>
-        </w:r>
-      </w:hyperlink>
-      <w:r>
-        <w:t xml:space="preserve"> </w:t>
-      </w:r>
-      <w:r>
-        <w:t xml:space="preserve">— Convolutional autoencoder.</w:t>
-      </w:r>
-    </w:p>
-    <w:p>
-      <w:pPr>
-        <w:pStyle w:val="Compact"/>
-        <w:numPr>
-          <w:ilvl w:val="0"/>
-          <w:numId w:val="1007"/>
-        </w:numPr>
-      </w:pPr>
-      <w:hyperlink r:id="rId62">
-        <w:r>
-          <w:rPr>
-            <w:rStyle w:val="Hyperlink"/>
-          </w:rPr>
-          <w:t xml:space="preserve">37-autoencoder-han_autoenc_lstm_ed.md</w:t>
-        </w:r>
-      </w:hyperlink>
-      <w:r>
-        <w:t xml:space="preserve"> </w:t>
-      </w:r>
-      <w:r>
-        <w:t xml:space="preserve">— LSTM autoencoder.</w:t>
-      </w:r>
-    </w:p>
-    <w:p>
-      <w:pPr>
-        <w:pStyle w:val="Compact"/>
-        <w:numPr>
-          <w:ilvl w:val="0"/>
-          <w:numId w:val="1007"/>
-        </w:numPr>
-      </w:pPr>
-      <w:hyperlink r:id="rId63">
-        <w:r>
-          <w:rPr>
-            <w:rStyle w:val="Hyperlink"/>
-          </w:rPr>
-          <w:t xml:space="preserve">38-autoencoder-han_autoenc_stacked_ed.md</w:t>
-        </w:r>
-      </w:hyperlink>
-      <w:r>
-        <w:t xml:space="preserve"> </w:t>
-      </w:r>
-      <w:r>
-        <w:t xml:space="preserve">— Stacked autoencoder.</w:t>
-      </w:r>
-    </w:p>
-    <w:p>
-      <w:pPr>
-        <w:pStyle w:val="Compact"/>
-        <w:numPr>
-          <w:ilvl w:val="0"/>
-          <w:numId w:val="1007"/>
-        </w:numPr>
-      </w:pPr>
-      <w:hyperlink r:id="rId64">
-        <w:r>
-          <w:rPr>
-            <w:rStyle w:val="Hyperlink"/>
-          </w:rPr>
-          <w:t xml:space="preserve">39-autoencoder-han_autoenc_variational_ed.md</w:t>
-        </w:r>
-      </w:hyperlink>
-      <w:r>
-        <w:t xml:space="preserve"> </w:t>
-      </w:r>
-      <w:r>
-        <w:t xml:space="preserve">— Variational autoencoder (VAE).</w:t>
-      </w:r>
-    </w:p>
-    <w:p>
-      <w:pPr>
-        <w:pStyle w:val="Compact"/>
-        <w:numPr>
-          <w:ilvl w:val="0"/>
-          <w:numId w:val="1007"/>
-        </w:numPr>
-      </w:pPr>
       <w:hyperlink r:id="rId65">
         <w:r>
           <w:rPr>
             <w:rStyle w:val="Hyperlink"/>
           </w:rPr>
-          <w:t xml:space="preserve">40-autoencoder-han_autoenc_adv_ed.md</w:t>
-        </w:r>
-      </w:hyperlink>
-      <w:r>
-        <w:t xml:space="preserve"> </w:t>
-      </w:r>
-      <w:r>
-        <w:t xml:space="preserve">— Adversarial autoencoder (AAE).</w:t>
+          <w:t xml:space="preserve">41-multivariate-hmu_pca.md</w:t>
+        </w:r>
+      </w:hyperlink>
+      <w:r>
+        <w:t xml:space="preserve"> </w:t>
+      </w:r>
+      <w:r>
+        <w:t xml:space="preserve">- PCA-based anomaly detection for multivariate time series.</w:t>
       </w:r>
     </w:p>
     <w:bookmarkEnd w:id="66"/>
-    <w:bookmarkStart w:id="68" w:name="multivariate-analysis"/>
-    <w:p>
-      <w:pPr>
-        <w:pStyle w:val="Heading2"/>
-      </w:pPr>
-      <w:r>
-        <w:t xml:space="preserve">8. Multivariate analysis</w:t>
-      </w:r>
-    </w:p>
-    <w:p>
-      <w:pPr>
-        <w:pStyle w:val="Compact"/>
-        <w:numPr>
-          <w:ilvl w:val="0"/>
-          <w:numId w:val="1008"/>
-        </w:numPr>
-      </w:pPr>
-      <w:hyperlink r:id="rId67">
-        <w:r>
-          <w:rPr>
-            <w:rStyle w:val="Hyperlink"/>
-          </w:rPr>
-          <w:t xml:space="preserve">41-multivariate-hmu_pca.md</w:t>
-        </w:r>
-      </w:hyperlink>
-      <w:r>
-        <w:t xml:space="preserve"> </w:t>
-      </w:r>
-      <w:r>
-        <w:t xml:space="preserve">— PCA-based regression anomaly detection for multivariate series.</w:t>
-      </w:r>
-    </w:p>
-    <w:bookmarkEnd w:id="68"/>
-    <w:bookmarkEnd w:id="69"/>
+    <w:bookmarkEnd w:id="67"/>
     <w:sectPr>
       <w:footnotePr>
         <w:numRestart w:val="eachSect"/>
@@ -1303,12 +1479,6 @@
     <w:abstractNumId w:val="991"/>
   </w:num>
   <w:num w:numId="1006">
-    <w:abstractNumId w:val="991"/>
-  </w:num>
-  <w:num w:numId="1007">
-    <w:abstractNumId w:val="991"/>
-  </w:num>
-  <w:num w:numId="1008">
     <w:abstractNumId w:val="991"/>
   </w:num>
 </w:numbering>

--- a/examples/anomalies/doc/README.docx
+++ b/examples/anomalies/doc/README.docx
@@ -2,7 +2,7 @@
 <file path=word/document.xml><?xml version="1.0" encoding="utf-8"?>
 <w:document xmlns:w="http://schemas.openxmlformats.org/wordprocessingml/2006/main" xmlns:m="http://schemas.openxmlformats.org/officeDocument/2006/math" xmlns:r="http://schemas.openxmlformats.org/officeDocument/2006/relationships" xmlns:o="urn:schemas-microsoft-com:office:office" xmlns:v="urn:schemas-microsoft-com:vml" xmlns:w10="urn:schemas-microsoft-com:office:word" xmlns:a="http://schemas.openxmlformats.org/drawingml/2006/main" xmlns:pic="http://schemas.openxmlformats.org/drawingml/2006/picture" xmlns:wp="http://schemas.openxmlformats.org/drawingml/2006/wordprocessingDrawing">
   <w:body>
-    <w:bookmarkStart w:id="67" w:name="anomaly-detection-examples"/>
+    <w:bookmarkStart w:id="56" w:name="anomaly-detection-examples"/>
     <w:p>
       <w:pPr>
         <w:pStyle w:val="Heading1"/>
@@ -27,7 +27,7 @@
         <w:t xml:space="preserve">If you are learning the area, do not treat this as a flat catalog. The groups below were ordered to make comparisons easier and to help the reader ask better questions at each stage: what counts as unusual, how temporal structure changes the answer, when labels are available, and when stronger models are worth the added complexity.</w:t>
       </w:r>
     </w:p>
-    <w:bookmarkStart w:id="21" w:name="foundations"/>
+    <w:bookmarkStart w:id="10" w:name="foundations"/>
     <w:p>
       <w:pPr>
         <w:pStyle w:val="Heading2"/>
@@ -52,7 +52,7 @@
           <w:numId w:val="1001"/>
         </w:numPr>
       </w:pPr>
-      <w:hyperlink r:id="rId20">
+      <w:hyperlink r:id="rId9">
         <w:r>
           <w:rPr>
             <w:rStyle w:val="Hyperlink"/>
@@ -79,8 +79,8 @@
         <w:t xml:space="preserve">: simple baseline based on low-density histogram bins.</w:t>
       </w:r>
     </w:p>
-    <w:bookmarkEnd w:id="21"/>
-    <w:bookmarkStart w:id="35" w:name="residual-and-signal-models"/>
+    <w:bookmarkEnd w:id="10"/>
+    <w:bookmarkStart w:id="24" w:name="residual-and-signal-models"/>
     <w:p>
       <w:pPr>
         <w:pStyle w:val="Heading2"/>
@@ -105,7 +105,7 @@
           <w:numId w:val="1002"/>
         </w:numPr>
       </w:pPr>
-      <w:hyperlink r:id="rId22">
+      <w:hyperlink r:id="rId11">
         <w:r>
           <w:rPr>
             <w:rStyle w:val="Hyperlink"/>
@@ -140,7 +140,7 @@
           <w:numId w:val="1002"/>
         </w:numPr>
       </w:pPr>
-      <w:hyperlink r:id="rId23">
+      <w:hyperlink r:id="rId12">
         <w:r>
           <w:rPr>
             <w:rStyle w:val="Hyperlink"/>
@@ -175,7 +175,7 @@
           <w:numId w:val="1002"/>
         </w:numPr>
       </w:pPr>
-      <w:hyperlink r:id="rId24">
+      <w:hyperlink r:id="rId13">
         <w:r>
           <w:rPr>
             <w:rStyle w:val="Hyperlink"/>
@@ -210,7 +210,7 @@
           <w:numId w:val="1002"/>
         </w:numPr>
       </w:pPr>
-      <w:hyperlink r:id="rId25">
+      <w:hyperlink r:id="rId14">
         <w:r>
           <w:rPr>
             <w:rStyle w:val="Hyperlink"/>
@@ -245,7 +245,7 @@
           <w:numId w:val="1002"/>
         </w:numPr>
       </w:pPr>
-      <w:hyperlink r:id="rId26">
+      <w:hyperlink r:id="rId15">
         <w:r>
           <w:rPr>
             <w:rStyle w:val="Hyperlink"/>
@@ -280,7 +280,7 @@
           <w:numId w:val="1002"/>
         </w:numPr>
       </w:pPr>
-      <w:hyperlink r:id="rId27">
+      <w:hyperlink r:id="rId16">
         <w:r>
           <w:rPr>
             <w:rStyle w:val="Hyperlink"/>
@@ -315,7 +315,7 @@
           <w:numId w:val="1002"/>
         </w:numPr>
       </w:pPr>
-      <w:hyperlink r:id="rId28">
+      <w:hyperlink r:id="rId17">
         <w:r>
           <w:rPr>
             <w:rStyle w:val="Hyperlink"/>
@@ -350,7 +350,7 @@
           <w:numId w:val="1002"/>
         </w:numPr>
       </w:pPr>
-      <w:hyperlink r:id="rId29">
+      <w:hyperlink r:id="rId18">
         <w:r>
           <w:rPr>
             <w:rStyle w:val="Hyperlink"/>
@@ -385,7 +385,7 @@
           <w:numId w:val="1002"/>
         </w:numPr>
       </w:pPr>
-      <w:hyperlink r:id="rId30">
+      <w:hyperlink r:id="rId19">
         <w:r>
           <w:rPr>
             <w:rStyle w:val="Hyperlink"/>
@@ -420,7 +420,7 @@
           <w:numId w:val="1002"/>
         </w:numPr>
       </w:pPr>
-      <w:hyperlink r:id="rId31">
+      <w:hyperlink r:id="rId20">
         <w:r>
           <w:rPr>
             <w:rStyle w:val="Hyperlink"/>
@@ -455,7 +455,7 @@
           <w:numId w:val="1002"/>
         </w:numPr>
       </w:pPr>
-      <w:hyperlink r:id="rId32">
+      <w:hyperlink r:id="rId21">
         <w:r>
           <w:rPr>
             <w:rStyle w:val="Hyperlink"/>
@@ -490,7 +490,7 @@
           <w:numId w:val="1002"/>
         </w:numPr>
       </w:pPr>
-      <w:hyperlink r:id="rId33">
+      <w:hyperlink r:id="rId22">
         <w:r>
           <w:rPr>
             <w:rStyle w:val="Hyperlink"/>
@@ -525,7 +525,7 @@
           <w:numId w:val="1002"/>
         </w:numPr>
       </w:pPr>
-      <w:hyperlink r:id="rId34">
+      <w:hyperlink r:id="rId23">
         <w:r>
           <w:rPr>
             <w:rStyle w:val="Hyperlink"/>
@@ -552,8 +552,8 @@
         <w:t xml:space="preserve">: wavelet-based anomaly detection.</w:t>
       </w:r>
     </w:p>
-    <w:bookmarkEnd w:id="35"/>
-    <w:bookmarkStart w:id="49" w:name="supervised-detectors"/>
+    <w:bookmarkEnd w:id="24"/>
+    <w:bookmarkStart w:id="38" w:name="supervised-detectors"/>
     <w:p>
       <w:pPr>
         <w:pStyle w:val="Heading2"/>
@@ -578,19 +578,272 @@
           <w:numId w:val="1003"/>
         </w:numPr>
       </w:pPr>
+      <w:hyperlink r:id="rId25">
+        <w:r>
+          <w:rPr>
+            <w:rStyle w:val="Hyperlink"/>
+          </w:rPr>
+          <w:t xml:space="preserve">15-regression-ml-hanr_ml_elm.md</w:t>
+        </w:r>
+      </w:hyperlink>
+      <w:r>
+        <w:t xml:space="preserve"> </w:t>
+      </w:r>
+      <w:r>
+        <w:t xml:space="preserve">- regression-based anomaly detection with ELM.</w:t>
+      </w:r>
+    </w:p>
+    <w:p>
+      <w:pPr>
+        <w:pStyle w:val="Compact"/>
+        <w:numPr>
+          <w:ilvl w:val="0"/>
+          <w:numId w:val="1003"/>
+        </w:numPr>
+      </w:pPr>
+      <w:hyperlink r:id="rId26">
+        <w:r>
+          <w:rPr>
+            <w:rStyle w:val="Hyperlink"/>
+          </w:rPr>
+          <w:t xml:space="preserve">16-regression-ml-hanr_ml_mlp.md</w:t>
+        </w:r>
+      </w:hyperlink>
+      <w:r>
+        <w:t xml:space="preserve"> </w:t>
+      </w:r>
+      <w:r>
+        <w:t xml:space="preserve">- regression-based anomaly detection with MLP.</w:t>
+      </w:r>
+    </w:p>
+    <w:p>
+      <w:pPr>
+        <w:pStyle w:val="Compact"/>
+        <w:numPr>
+          <w:ilvl w:val="0"/>
+          <w:numId w:val="1003"/>
+        </w:numPr>
+      </w:pPr>
+      <w:hyperlink r:id="rId27">
+        <w:r>
+          <w:rPr>
+            <w:rStyle w:val="Hyperlink"/>
+          </w:rPr>
+          <w:t xml:space="preserve">17-regression-ml-hanr_ml_rf.md</w:t>
+        </w:r>
+      </w:hyperlink>
+      <w:r>
+        <w:t xml:space="preserve"> </w:t>
+      </w:r>
+      <w:r>
+        <w:t xml:space="preserve">- regression-based anomaly detection with Random Forest.</w:t>
+      </w:r>
+    </w:p>
+    <w:p>
+      <w:pPr>
+        <w:pStyle w:val="Compact"/>
+        <w:numPr>
+          <w:ilvl w:val="0"/>
+          <w:numId w:val="1003"/>
+        </w:numPr>
+      </w:pPr>
+      <w:hyperlink r:id="rId28">
+        <w:r>
+          <w:rPr>
+            <w:rStyle w:val="Hyperlink"/>
+          </w:rPr>
+          <w:t xml:space="preserve">18-regression-ml-hanr_ml_svm.md</w:t>
+        </w:r>
+      </w:hyperlink>
+      <w:r>
+        <w:t xml:space="preserve"> </w:t>
+      </w:r>
+      <w:r>
+        <w:t xml:space="preserve">- regression-based anomaly detection with SVM.</w:t>
+      </w:r>
+    </w:p>
+    <w:p>
+      <w:pPr>
+        <w:pStyle w:val="Compact"/>
+        <w:numPr>
+          <w:ilvl w:val="0"/>
+          <w:numId w:val="1003"/>
+        </w:numPr>
+      </w:pPr>
+      <w:hyperlink r:id="rId29">
+        <w:r>
+          <w:rPr>
+            <w:rStyle w:val="Hyperlink"/>
+          </w:rPr>
+          <w:t xml:space="preserve">19-regression-ml-hanr_ml_lstm.md</w:t>
+        </w:r>
+      </w:hyperlink>
+      <w:r>
+        <w:t xml:space="preserve"> </w:t>
+      </w:r>
+      <w:r>
+        <w:t xml:space="preserve">- regression-based anomaly detection with LSTM.</w:t>
+      </w:r>
+    </w:p>
+    <w:p>
+      <w:pPr>
+        <w:pStyle w:val="Compact"/>
+        <w:numPr>
+          <w:ilvl w:val="0"/>
+          <w:numId w:val="1003"/>
+        </w:numPr>
+      </w:pPr>
+      <w:hyperlink r:id="rId30">
+        <w:r>
+          <w:rPr>
+            <w:rStyle w:val="Hyperlink"/>
+          </w:rPr>
+          <w:t xml:space="preserve">20-regression-ml-hanr_ml_conv1d.md</w:t>
+        </w:r>
+      </w:hyperlink>
+      <w:r>
+        <w:t xml:space="preserve"> </w:t>
+      </w:r>
+      <w:r>
+        <w:t xml:space="preserve">- regression-based anomaly detection with Conv1D.</w:t>
+      </w:r>
+    </w:p>
+    <w:p>
+      <w:pPr>
+        <w:pStyle w:val="Compact"/>
+        <w:numPr>
+          <w:ilvl w:val="0"/>
+          <w:numId w:val="1003"/>
+        </w:numPr>
+      </w:pPr>
+      <w:hyperlink r:id="rId31">
+        <w:r>
+          <w:rPr>
+            <w:rStyle w:val="Hyperlink"/>
+          </w:rPr>
+          <w:t xml:space="preserve">21-classification-hanc_ml_majority.md</w:t>
+        </w:r>
+      </w:hyperlink>
+      <w:r>
+        <w:t xml:space="preserve"> </w:t>
+      </w:r>
+      <w:r>
+        <w:t xml:space="preserve">- classification baseline with majority class.</w:t>
+      </w:r>
+    </w:p>
+    <w:p>
+      <w:pPr>
+        <w:pStyle w:val="Compact"/>
+        <w:numPr>
+          <w:ilvl w:val="0"/>
+          <w:numId w:val="1003"/>
+        </w:numPr>
+      </w:pPr>
+      <w:hyperlink r:id="rId32">
+        <w:r>
+          <w:rPr>
+            <w:rStyle w:val="Hyperlink"/>
+          </w:rPr>
+          <w:t xml:space="preserve">22-classification-hanc_ml_dtree.md</w:t>
+        </w:r>
+      </w:hyperlink>
+      <w:r>
+        <w:t xml:space="preserve"> </w:t>
+      </w:r>
+      <w:r>
+        <w:t xml:space="preserve">- classification detector with decision trees.</w:t>
+      </w:r>
+    </w:p>
+    <w:p>
+      <w:pPr>
+        <w:pStyle w:val="Compact"/>
+        <w:numPr>
+          <w:ilvl w:val="0"/>
+          <w:numId w:val="1003"/>
+        </w:numPr>
+      </w:pPr>
+      <w:hyperlink r:id="rId33">
+        <w:r>
+          <w:rPr>
+            <w:rStyle w:val="Hyperlink"/>
+          </w:rPr>
+          <w:t xml:space="preserve">23-classification-hanc_ml_knn.md</w:t>
+        </w:r>
+      </w:hyperlink>
+      <w:r>
+        <w:t xml:space="preserve"> </w:t>
+      </w:r>
+      <w:r>
+        <w:t xml:space="preserve">- classification detector with k-NN.</w:t>
+      </w:r>
+    </w:p>
+    <w:p>
+      <w:pPr>
+        <w:pStyle w:val="Compact"/>
+        <w:numPr>
+          <w:ilvl w:val="0"/>
+          <w:numId w:val="1003"/>
+        </w:numPr>
+      </w:pPr>
+      <w:hyperlink r:id="rId34">
+        <w:r>
+          <w:rPr>
+            <w:rStyle w:val="Hyperlink"/>
+          </w:rPr>
+          <w:t xml:space="preserve">24-classification-hanc_ml_nb.md</w:t>
+        </w:r>
+      </w:hyperlink>
+      <w:r>
+        <w:t xml:space="preserve"> </w:t>
+      </w:r>
+      <w:r>
+        <w:t xml:space="preserve">- classification detector with Naive Bayes.</w:t>
+      </w:r>
+    </w:p>
+    <w:p>
+      <w:pPr>
+        <w:pStyle w:val="Compact"/>
+        <w:numPr>
+          <w:ilvl w:val="0"/>
+          <w:numId w:val="1003"/>
+        </w:numPr>
+      </w:pPr>
+      <w:hyperlink r:id="rId35">
+        <w:r>
+          <w:rPr>
+            <w:rStyle w:val="Hyperlink"/>
+          </w:rPr>
+          <w:t xml:space="preserve">25-classification-hanc_ml_rf.md</w:t>
+        </w:r>
+      </w:hyperlink>
+      <w:r>
+        <w:t xml:space="preserve"> </w:t>
+      </w:r>
+      <w:r>
+        <w:t xml:space="preserve">- classification detector with Random Forest.</w:t>
+      </w:r>
+    </w:p>
+    <w:p>
+      <w:pPr>
+        <w:pStyle w:val="Compact"/>
+        <w:numPr>
+          <w:ilvl w:val="0"/>
+          <w:numId w:val="1003"/>
+        </w:numPr>
+      </w:pPr>
       <w:hyperlink r:id="rId36">
         <w:r>
           <w:rPr>
             <w:rStyle w:val="Hyperlink"/>
           </w:rPr>
-          <w:t xml:space="preserve">15-regression-ml-hanr_ml_elm.md</w:t>
-        </w:r>
-      </w:hyperlink>
-      <w:r>
-        <w:t xml:space="preserve"> </w:t>
-      </w:r>
-      <w:r>
-        <w:t xml:space="preserve">- regression-based anomaly detection with ELM.</w:t>
+          <w:t xml:space="preserve">26-classification-hanc_ml_svm.md</w:t>
+        </w:r>
+      </w:hyperlink>
+      <w:r>
+        <w:t xml:space="preserve"> </w:t>
+      </w:r>
+      <w:r>
+        <w:t xml:space="preserve">- classification detector with SVM.</w:t>
       </w:r>
     </w:p>
     <w:p>
@@ -606,45 +859,40 @@
           <w:rPr>
             <w:rStyle w:val="Hyperlink"/>
           </w:rPr>
-          <w:t xml:space="preserve">16-regression-ml-hanr_ml_mlp.md</w:t>
-        </w:r>
-      </w:hyperlink>
-      <w:r>
-        <w:t xml:space="preserve"> </w:t>
-      </w:r>
-      <w:r>
-        <w:t xml:space="preserve">- regression-based anomaly detection with MLP.</w:t>
-      </w:r>
-    </w:p>
-    <w:p>
-      <w:pPr>
-        <w:pStyle w:val="Compact"/>
-        <w:numPr>
-          <w:ilvl w:val="0"/>
-          <w:numId w:val="1003"/>
-        </w:numPr>
-      </w:pPr>
-      <w:hyperlink r:id="rId38">
-        <w:r>
-          <w:rPr>
-            <w:rStyle w:val="Hyperlink"/>
-          </w:rPr>
-          <w:t xml:space="preserve">17-regression-ml-hanr_ml_rf.md</w:t>
-        </w:r>
-      </w:hyperlink>
-      <w:r>
-        <w:t xml:space="preserve"> </w:t>
-      </w:r>
-      <w:r>
-        <w:t xml:space="preserve">- regression-based anomaly detection with Random Forest.</w:t>
-      </w:r>
-    </w:p>
-    <w:p>
-      <w:pPr>
-        <w:pStyle w:val="Compact"/>
-        <w:numPr>
-          <w:ilvl w:val="0"/>
-          <w:numId w:val="1003"/>
+          <w:t xml:space="preserve">27-classification-hanc_ml_mlp.md</w:t>
+        </w:r>
+      </w:hyperlink>
+      <w:r>
+        <w:t xml:space="preserve"> </w:t>
+      </w:r>
+      <w:r>
+        <w:t xml:space="preserve">- classification detector with MLP.</w:t>
+      </w:r>
+    </w:p>
+    <w:bookmarkEnd w:id="38"/>
+    <w:bookmarkStart w:id="43" w:name="clustering-and-discords"/>
+    <w:p>
+      <w:pPr>
+        <w:pStyle w:val="Heading2"/>
+      </w:pPr>
+      <w:r>
+        <w:t xml:space="preserve">Clustering and Discords</w:t>
+      </w:r>
+    </w:p>
+    <w:p>
+      <w:pPr>
+        <w:pStyle w:val="FirstParagraph"/>
+      </w:pPr>
+      <w:r>
+        <w:t xml:space="preserve">These methods are useful when similarity between subsequences matters more than a fitted predictive model.</w:t>
+      </w:r>
+    </w:p>
+    <w:p>
+      <w:pPr>
+        <w:pStyle w:val="Compact"/>
+        <w:numPr>
+          <w:ilvl w:val="0"/>
+          <w:numId w:val="1004"/>
         </w:numPr>
       </w:pPr>
       <w:hyperlink r:id="rId39">
@@ -652,22 +900,22 @@
           <w:rPr>
             <w:rStyle w:val="Hyperlink"/>
           </w:rPr>
-          <w:t xml:space="preserve">18-regression-ml-hanr_ml_svm.md</w:t>
-        </w:r>
-      </w:hyperlink>
-      <w:r>
-        <w:t xml:space="preserve"> </w:t>
-      </w:r>
-      <w:r>
-        <w:t xml:space="preserve">- regression-based anomaly detection with SVM.</w:t>
-      </w:r>
-    </w:p>
-    <w:p>
-      <w:pPr>
-        <w:pStyle w:val="Compact"/>
-        <w:numPr>
-          <w:ilvl w:val="0"/>
-          <w:numId w:val="1003"/>
+          <w:t xml:space="preserve">28-clustering-hanct_kmeans_anomaly.md</w:t>
+        </w:r>
+      </w:hyperlink>
+      <w:r>
+        <w:t xml:space="preserve"> </w:t>
+      </w:r>
+      <w:r>
+        <w:t xml:space="preserve">- clustering-based anomaly detection with k-means.</w:t>
+      </w:r>
+    </w:p>
+    <w:p>
+      <w:pPr>
+        <w:pStyle w:val="Compact"/>
+        <w:numPr>
+          <w:ilvl w:val="0"/>
+          <w:numId w:val="1004"/>
         </w:numPr>
       </w:pPr>
       <w:hyperlink r:id="rId40">
@@ -675,22 +923,22 @@
           <w:rPr>
             <w:rStyle w:val="Hyperlink"/>
           </w:rPr>
-          <w:t xml:space="preserve">19-regression-ml-hanr_ml_lstm.md</w:t>
-        </w:r>
-      </w:hyperlink>
-      <w:r>
-        <w:t xml:space="preserve"> </w:t>
-      </w:r>
-      <w:r>
-        <w:t xml:space="preserve">- regression-based anomaly detection with LSTM.</w:t>
-      </w:r>
-    </w:p>
-    <w:p>
-      <w:pPr>
-        <w:pStyle w:val="Compact"/>
-        <w:numPr>
-          <w:ilvl w:val="0"/>
-          <w:numId w:val="1003"/>
+          <w:t xml:space="preserve">29-clustering-hanct_kmeans_discord.md</w:t>
+        </w:r>
+      </w:hyperlink>
+      <w:r>
+        <w:t xml:space="preserve"> </w:t>
+      </w:r>
+      <w:r>
+        <w:t xml:space="preserve">- discord-oriented k-means workflow.</w:t>
+      </w:r>
+    </w:p>
+    <w:p>
+      <w:pPr>
+        <w:pStyle w:val="Compact"/>
+        <w:numPr>
+          <w:ilvl w:val="0"/>
+          <w:numId w:val="1004"/>
         </w:numPr>
       </w:pPr>
       <w:hyperlink r:id="rId41">
@@ -698,22 +946,22 @@
           <w:rPr>
             <w:rStyle w:val="Hyperlink"/>
           </w:rPr>
-          <w:t xml:space="preserve">20-regression-ml-hanr_ml_conv1d.md</w:t>
-        </w:r>
-      </w:hyperlink>
-      <w:r>
-        <w:t xml:space="preserve"> </w:t>
-      </w:r>
-      <w:r>
-        <w:t xml:space="preserve">- regression-based anomaly detection with Conv1D.</w:t>
-      </w:r>
-    </w:p>
-    <w:p>
-      <w:pPr>
-        <w:pStyle w:val="Compact"/>
-        <w:numPr>
-          <w:ilvl w:val="0"/>
-          <w:numId w:val="1003"/>
+          <w:t xml:space="preserve">30-clustering-hanct_dtw_anomaly.md</w:t>
+        </w:r>
+      </w:hyperlink>
+      <w:r>
+        <w:t xml:space="preserve"> </w:t>
+      </w:r>
+      <w:r>
+        <w:t xml:space="preserve">- anomaly detection with DTW clustering.</w:t>
+      </w:r>
+    </w:p>
+    <w:p>
+      <w:pPr>
+        <w:pStyle w:val="Compact"/>
+        <w:numPr>
+          <w:ilvl w:val="0"/>
+          <w:numId w:val="1004"/>
         </w:numPr>
       </w:pPr>
       <w:hyperlink r:id="rId42">
@@ -721,45 +969,40 @@
           <w:rPr>
             <w:rStyle w:val="Hyperlink"/>
           </w:rPr>
-          <w:t xml:space="preserve">21-classification-hanc_ml_majority.md</w:t>
-        </w:r>
-      </w:hyperlink>
-      <w:r>
-        <w:t xml:space="preserve"> </w:t>
-      </w:r>
-      <w:r>
-        <w:t xml:space="preserve">- classification baseline with majority class.</w:t>
-      </w:r>
-    </w:p>
-    <w:p>
-      <w:pPr>
-        <w:pStyle w:val="Compact"/>
-        <w:numPr>
-          <w:ilvl w:val="0"/>
-          <w:numId w:val="1003"/>
-        </w:numPr>
-      </w:pPr>
-      <w:hyperlink r:id="rId43">
-        <w:r>
-          <w:rPr>
-            <w:rStyle w:val="Hyperlink"/>
-          </w:rPr>
-          <w:t xml:space="preserve">22-classification-hanc_ml_dtree.md</w:t>
-        </w:r>
-      </w:hyperlink>
-      <w:r>
-        <w:t xml:space="preserve"> </w:t>
-      </w:r>
-      <w:r>
-        <w:t xml:space="preserve">- classification detector with decision trees.</w:t>
-      </w:r>
-    </w:p>
-    <w:p>
-      <w:pPr>
-        <w:pStyle w:val="Compact"/>
-        <w:numPr>
-          <w:ilvl w:val="0"/>
-          <w:numId w:val="1003"/>
+          <w:t xml:space="preserve">31-clustering-hanct_dtw_discord.md</w:t>
+        </w:r>
+      </w:hyperlink>
+      <w:r>
+        <w:t xml:space="preserve"> </w:t>
+      </w:r>
+      <w:r>
+        <w:t xml:space="preserve">- discord discovery with DTW clustering.</w:t>
+      </w:r>
+    </w:p>
+    <w:bookmarkEnd w:id="43"/>
+    <w:bookmarkStart w:id="53" w:name="ensembles-and-deep-models"/>
+    <w:p>
+      <w:pPr>
+        <w:pStyle w:val="Heading2"/>
+      </w:pPr>
+      <w:r>
+        <w:t xml:space="preserve">Ensembles and Deep Models</w:t>
+      </w:r>
+    </w:p>
+    <w:p>
+      <w:pPr>
+        <w:pStyle w:val="FirstParagraph"/>
+      </w:pPr>
+      <w:r>
+        <w:t xml:space="preserve">Leave this group for later. It is easier to understand these notebooks after the reader already knows the simpler families they combine or generalize.</w:t>
+      </w:r>
+    </w:p>
+    <w:p>
+      <w:pPr>
+        <w:pStyle w:val="Compact"/>
+        <w:numPr>
+          <w:ilvl w:val="0"/>
+          <w:numId w:val="1005"/>
         </w:numPr>
       </w:pPr>
       <w:hyperlink r:id="rId44">
@@ -767,22 +1010,22 @@
           <w:rPr>
             <w:rStyle w:val="Hyperlink"/>
           </w:rPr>
-          <w:t xml:space="preserve">23-classification-hanc_ml_knn.md</w:t>
-        </w:r>
-      </w:hyperlink>
-      <w:r>
-        <w:t xml:space="preserve"> </w:t>
-      </w:r>
-      <w:r>
-        <w:t xml:space="preserve">- classification detector with k-NN.</w:t>
-      </w:r>
-    </w:p>
-    <w:p>
-      <w:pPr>
-        <w:pStyle w:val="Compact"/>
-        <w:numPr>
-          <w:ilvl w:val="0"/>
-          <w:numId w:val="1003"/>
+          <w:t xml:space="preserve">32-ensemble-hanr_ensemble.md</w:t>
+        </w:r>
+      </w:hyperlink>
+      <w:r>
+        <w:t xml:space="preserve"> </w:t>
+      </w:r>
+      <w:r>
+        <w:t xml:space="preserve">- ensemble detector that combines multiple anomaly scores.</w:t>
+      </w:r>
+    </w:p>
+    <w:p>
+      <w:pPr>
+        <w:pStyle w:val="Compact"/>
+        <w:numPr>
+          <w:ilvl w:val="0"/>
+          <w:numId w:val="1005"/>
         </w:numPr>
       </w:pPr>
       <w:hyperlink r:id="rId45">
@@ -790,22 +1033,22 @@
           <w:rPr>
             <w:rStyle w:val="Hyperlink"/>
           </w:rPr>
-          <w:t xml:space="preserve">24-classification-hanc_ml_nb.md</w:t>
-        </w:r>
-      </w:hyperlink>
-      <w:r>
-        <w:t xml:space="preserve"> </w:t>
-      </w:r>
-      <w:r>
-        <w:t xml:space="preserve">- classification detector with Naive Bayes.</w:t>
-      </w:r>
-    </w:p>
-    <w:p>
-      <w:pPr>
-        <w:pStyle w:val="Compact"/>
-        <w:numPr>
-          <w:ilvl w:val="0"/>
-          <w:numId w:val="1003"/>
+          <w:t xml:space="preserve">33-ensemble-hanr_ensemble_fuzzy.md</w:t>
+        </w:r>
+      </w:hyperlink>
+      <w:r>
+        <w:t xml:space="preserve"> </w:t>
+      </w:r>
+      <w:r>
+        <w:t xml:space="preserve">- ensemble detector with temporal fuzzification.</w:t>
+      </w:r>
+    </w:p>
+    <w:p>
+      <w:pPr>
+        <w:pStyle w:val="Compact"/>
+        <w:numPr>
+          <w:ilvl w:val="0"/>
+          <w:numId w:val="1005"/>
         </w:numPr>
       </w:pPr>
       <w:hyperlink r:id="rId46">
@@ -813,22 +1056,22 @@
           <w:rPr>
             <w:rStyle w:val="Hyperlink"/>
           </w:rPr>
-          <w:t xml:space="preserve">25-classification-hanc_ml_rf.md</w:t>
-        </w:r>
-      </w:hyperlink>
-      <w:r>
-        <w:t xml:space="preserve"> </w:t>
-      </w:r>
-      <w:r>
-        <w:t xml:space="preserve">- classification detector with Random Forest.</w:t>
-      </w:r>
-    </w:p>
-    <w:p>
-      <w:pPr>
-        <w:pStyle w:val="Compact"/>
-        <w:numPr>
-          <w:ilvl w:val="0"/>
-          <w:numId w:val="1003"/>
+          <w:t xml:space="preserve">34-autoencoder-han_autoenc_ed.md</w:t>
+        </w:r>
+      </w:hyperlink>
+      <w:r>
+        <w:t xml:space="preserve"> </w:t>
+      </w:r>
+      <w:r>
+        <w:t xml:space="preserve">- basic autoencoder for reconstruction-based anomaly detection.</w:t>
+      </w:r>
+    </w:p>
+    <w:p>
+      <w:pPr>
+        <w:pStyle w:val="Compact"/>
+        <w:numPr>
+          <w:ilvl w:val="0"/>
+          <w:numId w:val="1005"/>
         </w:numPr>
       </w:pPr>
       <w:hyperlink r:id="rId47">
@@ -836,22 +1079,22 @@
           <w:rPr>
             <w:rStyle w:val="Hyperlink"/>
           </w:rPr>
-          <w:t xml:space="preserve">26-classification-hanc_ml_svm.md</w:t>
-        </w:r>
-      </w:hyperlink>
-      <w:r>
-        <w:t xml:space="preserve"> </w:t>
-      </w:r>
-      <w:r>
-        <w:t xml:space="preserve">- classification detector with SVM.</w:t>
-      </w:r>
-    </w:p>
-    <w:p>
-      <w:pPr>
-        <w:pStyle w:val="Compact"/>
-        <w:numPr>
-          <w:ilvl w:val="0"/>
-          <w:numId w:val="1003"/>
+          <w:t xml:space="preserve">35-autoencoder-han_autoenc_denoise_ed.md</w:t>
+        </w:r>
+      </w:hyperlink>
+      <w:r>
+        <w:t xml:space="preserve"> </w:t>
+      </w:r>
+      <w:r>
+        <w:t xml:space="preserve">- denoising autoencoder.</w:t>
+      </w:r>
+    </w:p>
+    <w:p>
+      <w:pPr>
+        <w:pStyle w:val="Compact"/>
+        <w:numPr>
+          <w:ilvl w:val="0"/>
+          <w:numId w:val="1005"/>
         </w:numPr>
       </w:pPr>
       <w:hyperlink r:id="rId48">
@@ -859,24 +1102,116 @@
           <w:rPr>
             <w:rStyle w:val="Hyperlink"/>
           </w:rPr>
-          <w:t xml:space="preserve">27-classification-hanc_ml_mlp.md</w:t>
-        </w:r>
-      </w:hyperlink>
-      <w:r>
-        <w:t xml:space="preserve"> </w:t>
-      </w:r>
-      <w:r>
-        <w:t xml:space="preserve">- classification detector with MLP.</w:t>
-      </w:r>
-    </w:p>
-    <w:bookmarkEnd w:id="49"/>
-    <w:bookmarkStart w:id="54" w:name="clustering-and-discords"/>
+          <w:t xml:space="preserve">36-autoencoder-han_autoenc_conv_ed.md</w:t>
+        </w:r>
+      </w:hyperlink>
+      <w:r>
+        <w:t xml:space="preserve"> </w:t>
+      </w:r>
+      <w:r>
+        <w:t xml:space="preserve">- convolutional autoencoder.</w:t>
+      </w:r>
+    </w:p>
+    <w:p>
+      <w:pPr>
+        <w:pStyle w:val="Compact"/>
+        <w:numPr>
+          <w:ilvl w:val="0"/>
+          <w:numId w:val="1005"/>
+        </w:numPr>
+      </w:pPr>
+      <w:hyperlink r:id="rId49">
+        <w:r>
+          <w:rPr>
+            <w:rStyle w:val="Hyperlink"/>
+          </w:rPr>
+          <w:t xml:space="preserve">37-autoencoder-han_autoenc_lstm_ed.md</w:t>
+        </w:r>
+      </w:hyperlink>
+      <w:r>
+        <w:t xml:space="preserve"> </w:t>
+      </w:r>
+      <w:r>
+        <w:t xml:space="preserve">- LSTM autoencoder.</w:t>
+      </w:r>
+    </w:p>
+    <w:p>
+      <w:pPr>
+        <w:pStyle w:val="Compact"/>
+        <w:numPr>
+          <w:ilvl w:val="0"/>
+          <w:numId w:val="1005"/>
+        </w:numPr>
+      </w:pPr>
+      <w:hyperlink r:id="rId50">
+        <w:r>
+          <w:rPr>
+            <w:rStyle w:val="Hyperlink"/>
+          </w:rPr>
+          <w:t xml:space="preserve">38-autoencoder-han_autoenc_stacked_ed.md</w:t>
+        </w:r>
+      </w:hyperlink>
+      <w:r>
+        <w:t xml:space="preserve"> </w:t>
+      </w:r>
+      <w:r>
+        <w:t xml:space="preserve">- stacked autoencoder.</w:t>
+      </w:r>
+    </w:p>
+    <w:p>
+      <w:pPr>
+        <w:pStyle w:val="Compact"/>
+        <w:numPr>
+          <w:ilvl w:val="0"/>
+          <w:numId w:val="1005"/>
+        </w:numPr>
+      </w:pPr>
+      <w:hyperlink r:id="rId51">
+        <w:r>
+          <w:rPr>
+            <w:rStyle w:val="Hyperlink"/>
+          </w:rPr>
+          <w:t xml:space="preserve">39-autoencoder-han_autoenc_variational_ed.md</w:t>
+        </w:r>
+      </w:hyperlink>
+      <w:r>
+        <w:t xml:space="preserve"> </w:t>
+      </w:r>
+      <w:r>
+        <w:t xml:space="preserve">- variational autoencoder.</w:t>
+      </w:r>
+    </w:p>
+    <w:p>
+      <w:pPr>
+        <w:pStyle w:val="Compact"/>
+        <w:numPr>
+          <w:ilvl w:val="0"/>
+          <w:numId w:val="1005"/>
+        </w:numPr>
+      </w:pPr>
+      <w:hyperlink r:id="rId52">
+        <w:r>
+          <w:rPr>
+            <w:rStyle w:val="Hyperlink"/>
+          </w:rPr>
+          <w:t xml:space="preserve">40-autoencoder-han_autoenc_adv_ed.md</w:t>
+        </w:r>
+      </w:hyperlink>
+      <w:r>
+        <w:t xml:space="preserve"> </w:t>
+      </w:r>
+      <w:r>
+        <w:t xml:space="preserve">- adversarial autoencoder.</w:t>
+      </w:r>
+    </w:p>
+    <w:bookmarkEnd w:id="53"/>
+    <w:bookmarkStart w:id="55" w:name="multivariate-analysis"/>
     <w:p>
       <w:pPr>
         <w:pStyle w:val="Heading2"/>
       </w:pPr>
       <w:r>
-        <w:t xml:space="preserve">Clustering and Discords</w:t>
+        <w:t xml:space="preserve">Multivariate Analysis</w:t>
       </w:r>
     </w:p>
     <w:p>
@@ -884,341 +1219,6 @@
         <w:pStyle w:val="FirstParagraph"/>
       </w:pPr>
       <w:r>
-        <w:t xml:space="preserve">These methods are useful when similarity between subsequences matters more than a fitted predictive model.</w:t>
-      </w:r>
-    </w:p>
-    <w:p>
-      <w:pPr>
-        <w:pStyle w:val="Compact"/>
-        <w:numPr>
-          <w:ilvl w:val="0"/>
-          <w:numId w:val="1004"/>
-        </w:numPr>
-      </w:pPr>
-      <w:hyperlink r:id="rId50">
-        <w:r>
-          <w:rPr>
-            <w:rStyle w:val="Hyperlink"/>
-          </w:rPr>
-          <w:t xml:space="preserve">28-clustering-hanct_kmeans_anomaly.md</w:t>
-        </w:r>
-      </w:hyperlink>
-      <w:r>
-        <w:t xml:space="preserve"> </w:t>
-      </w:r>
-      <w:r>
-        <w:t xml:space="preserve">- clustering-based anomaly detection with k-means.</w:t>
-      </w:r>
-    </w:p>
-    <w:p>
-      <w:pPr>
-        <w:pStyle w:val="Compact"/>
-        <w:numPr>
-          <w:ilvl w:val="0"/>
-          <w:numId w:val="1004"/>
-        </w:numPr>
-      </w:pPr>
-      <w:hyperlink r:id="rId51">
-        <w:r>
-          <w:rPr>
-            <w:rStyle w:val="Hyperlink"/>
-          </w:rPr>
-          <w:t xml:space="preserve">29-clustering-hanct_kmeans_discord.md</w:t>
-        </w:r>
-      </w:hyperlink>
-      <w:r>
-        <w:t xml:space="preserve"> </w:t>
-      </w:r>
-      <w:r>
-        <w:t xml:space="preserve">- discord-oriented k-means workflow.</w:t>
-      </w:r>
-    </w:p>
-    <w:p>
-      <w:pPr>
-        <w:pStyle w:val="Compact"/>
-        <w:numPr>
-          <w:ilvl w:val="0"/>
-          <w:numId w:val="1004"/>
-        </w:numPr>
-      </w:pPr>
-      <w:hyperlink r:id="rId52">
-        <w:r>
-          <w:rPr>
-            <w:rStyle w:val="Hyperlink"/>
-          </w:rPr>
-          <w:t xml:space="preserve">30-clustering-hanct_dtw_anomaly.md</w:t>
-        </w:r>
-      </w:hyperlink>
-      <w:r>
-        <w:t xml:space="preserve"> </w:t>
-      </w:r>
-      <w:r>
-        <w:t xml:space="preserve">- anomaly detection with DTW clustering.</w:t>
-      </w:r>
-    </w:p>
-    <w:p>
-      <w:pPr>
-        <w:pStyle w:val="Compact"/>
-        <w:numPr>
-          <w:ilvl w:val="0"/>
-          <w:numId w:val="1004"/>
-        </w:numPr>
-      </w:pPr>
-      <w:hyperlink r:id="rId53">
-        <w:r>
-          <w:rPr>
-            <w:rStyle w:val="Hyperlink"/>
-          </w:rPr>
-          <w:t xml:space="preserve">31-clustering-hanct_dtw_discord.md</w:t>
-        </w:r>
-      </w:hyperlink>
-      <w:r>
-        <w:t xml:space="preserve"> </w:t>
-      </w:r>
-      <w:r>
-        <w:t xml:space="preserve">- discord discovery with DTW clustering.</w:t>
-      </w:r>
-    </w:p>
-    <w:bookmarkEnd w:id="54"/>
-    <w:bookmarkStart w:id="64" w:name="ensembles-and-deep-models"/>
-    <w:p>
-      <w:pPr>
-        <w:pStyle w:val="Heading2"/>
-      </w:pPr>
-      <w:r>
-        <w:t xml:space="preserve">Ensembles and Deep Models</w:t>
-      </w:r>
-    </w:p>
-    <w:p>
-      <w:pPr>
-        <w:pStyle w:val="FirstParagraph"/>
-      </w:pPr>
-      <w:r>
-        <w:t xml:space="preserve">Leave this group for later. It is easier to understand these notebooks after the reader already knows the simpler families they combine or generalize.</w:t>
-      </w:r>
-    </w:p>
-    <w:p>
-      <w:pPr>
-        <w:pStyle w:val="Compact"/>
-        <w:numPr>
-          <w:ilvl w:val="0"/>
-          <w:numId w:val="1005"/>
-        </w:numPr>
-      </w:pPr>
-      <w:hyperlink r:id="rId55">
-        <w:r>
-          <w:rPr>
-            <w:rStyle w:val="Hyperlink"/>
-          </w:rPr>
-          <w:t xml:space="preserve">32-ensemble-hanr_ensemble.md</w:t>
-        </w:r>
-      </w:hyperlink>
-      <w:r>
-        <w:t xml:space="preserve"> </w:t>
-      </w:r>
-      <w:r>
-        <w:t xml:space="preserve">- ensemble detector that combines multiple anomaly scores.</w:t>
-      </w:r>
-    </w:p>
-    <w:p>
-      <w:pPr>
-        <w:pStyle w:val="Compact"/>
-        <w:numPr>
-          <w:ilvl w:val="0"/>
-          <w:numId w:val="1005"/>
-        </w:numPr>
-      </w:pPr>
-      <w:hyperlink r:id="rId56">
-        <w:r>
-          <w:rPr>
-            <w:rStyle w:val="Hyperlink"/>
-          </w:rPr>
-          <w:t xml:space="preserve">33-ensemble-hanr_ensemble_fuzzy.md</w:t>
-        </w:r>
-      </w:hyperlink>
-      <w:r>
-        <w:t xml:space="preserve"> </w:t>
-      </w:r>
-      <w:r>
-        <w:t xml:space="preserve">- ensemble detector with temporal fuzzification.</w:t>
-      </w:r>
-    </w:p>
-    <w:p>
-      <w:pPr>
-        <w:pStyle w:val="Compact"/>
-        <w:numPr>
-          <w:ilvl w:val="0"/>
-          <w:numId w:val="1005"/>
-        </w:numPr>
-      </w:pPr>
-      <w:hyperlink r:id="rId57">
-        <w:r>
-          <w:rPr>
-            <w:rStyle w:val="Hyperlink"/>
-          </w:rPr>
-          <w:t xml:space="preserve">34-autoencoder-han_autoenc_ed.md</w:t>
-        </w:r>
-      </w:hyperlink>
-      <w:r>
-        <w:t xml:space="preserve"> </w:t>
-      </w:r>
-      <w:r>
-        <w:t xml:space="preserve">- basic autoencoder for reconstruction-based anomaly detection.</w:t>
-      </w:r>
-    </w:p>
-    <w:p>
-      <w:pPr>
-        <w:pStyle w:val="Compact"/>
-        <w:numPr>
-          <w:ilvl w:val="0"/>
-          <w:numId w:val="1005"/>
-        </w:numPr>
-      </w:pPr>
-      <w:hyperlink r:id="rId58">
-        <w:r>
-          <w:rPr>
-            <w:rStyle w:val="Hyperlink"/>
-          </w:rPr>
-          <w:t xml:space="preserve">35-autoencoder-han_autoenc_denoise_ed.md</w:t>
-        </w:r>
-      </w:hyperlink>
-      <w:r>
-        <w:t xml:space="preserve"> </w:t>
-      </w:r>
-      <w:r>
-        <w:t xml:space="preserve">- denoising autoencoder.</w:t>
-      </w:r>
-    </w:p>
-    <w:p>
-      <w:pPr>
-        <w:pStyle w:val="Compact"/>
-        <w:numPr>
-          <w:ilvl w:val="0"/>
-          <w:numId w:val="1005"/>
-        </w:numPr>
-      </w:pPr>
-      <w:hyperlink r:id="rId59">
-        <w:r>
-          <w:rPr>
-            <w:rStyle w:val="Hyperlink"/>
-          </w:rPr>
-          <w:t xml:space="preserve">36-autoencoder-han_autoenc_conv_ed.md</w:t>
-        </w:r>
-      </w:hyperlink>
-      <w:r>
-        <w:t xml:space="preserve"> </w:t>
-      </w:r>
-      <w:r>
-        <w:t xml:space="preserve">- convolutional autoencoder.</w:t>
-      </w:r>
-    </w:p>
-    <w:p>
-      <w:pPr>
-        <w:pStyle w:val="Compact"/>
-        <w:numPr>
-          <w:ilvl w:val="0"/>
-          <w:numId w:val="1005"/>
-        </w:numPr>
-      </w:pPr>
-      <w:hyperlink r:id="rId60">
-        <w:r>
-          <w:rPr>
-            <w:rStyle w:val="Hyperlink"/>
-          </w:rPr>
-          <w:t xml:space="preserve">37-autoencoder-han_autoenc_lstm_ed.md</w:t>
-        </w:r>
-      </w:hyperlink>
-      <w:r>
-        <w:t xml:space="preserve"> </w:t>
-      </w:r>
-      <w:r>
-        <w:t xml:space="preserve">- LSTM autoencoder.</w:t>
-      </w:r>
-    </w:p>
-    <w:p>
-      <w:pPr>
-        <w:pStyle w:val="Compact"/>
-        <w:numPr>
-          <w:ilvl w:val="0"/>
-          <w:numId w:val="1005"/>
-        </w:numPr>
-      </w:pPr>
-      <w:hyperlink r:id="rId61">
-        <w:r>
-          <w:rPr>
-            <w:rStyle w:val="Hyperlink"/>
-          </w:rPr>
-          <w:t xml:space="preserve">38-autoencoder-han_autoenc_stacked_ed.md</w:t>
-        </w:r>
-      </w:hyperlink>
-      <w:r>
-        <w:t xml:space="preserve"> </w:t>
-      </w:r>
-      <w:r>
-        <w:t xml:space="preserve">- stacked autoencoder.</w:t>
-      </w:r>
-    </w:p>
-    <w:p>
-      <w:pPr>
-        <w:pStyle w:val="Compact"/>
-        <w:numPr>
-          <w:ilvl w:val="0"/>
-          <w:numId w:val="1005"/>
-        </w:numPr>
-      </w:pPr>
-      <w:hyperlink r:id="rId62">
-        <w:r>
-          <w:rPr>
-            <w:rStyle w:val="Hyperlink"/>
-          </w:rPr>
-          <w:t xml:space="preserve">39-autoencoder-han_autoenc_variational_ed.md</w:t>
-        </w:r>
-      </w:hyperlink>
-      <w:r>
-        <w:t xml:space="preserve"> </w:t>
-      </w:r>
-      <w:r>
-        <w:t xml:space="preserve">- variational autoencoder.</w:t>
-      </w:r>
-    </w:p>
-    <w:p>
-      <w:pPr>
-        <w:pStyle w:val="Compact"/>
-        <w:numPr>
-          <w:ilvl w:val="0"/>
-          <w:numId w:val="1005"/>
-        </w:numPr>
-      </w:pPr>
-      <w:hyperlink r:id="rId63">
-        <w:r>
-          <w:rPr>
-            <w:rStyle w:val="Hyperlink"/>
-          </w:rPr>
-          <w:t xml:space="preserve">40-autoencoder-han_autoenc_adv_ed.md</w:t>
-        </w:r>
-      </w:hyperlink>
-      <w:r>
-        <w:t xml:space="preserve"> </w:t>
-      </w:r>
-      <w:r>
-        <w:t xml:space="preserve">- adversarial autoencoder.</w:t>
-      </w:r>
-    </w:p>
-    <w:bookmarkEnd w:id="64"/>
-    <w:bookmarkStart w:id="66" w:name="multivariate-analysis"/>
-    <w:p>
-      <w:pPr>
-        <w:pStyle w:val="Heading2"/>
-      </w:pPr>
-      <w:r>
-        <w:t xml:space="preserve">Multivariate Analysis</w:t>
-      </w:r>
-    </w:p>
-    <w:p>
-      <w:pPr>
-        <w:pStyle w:val="FirstParagraph"/>
-      </w:pPr>
-      <w:r>
         <w:t xml:space="preserve">Finish here if your goal is to move from single-signal intuition to the joint behavior of several variables.</w:t>
       </w:r>
     </w:p>
@@ -1230,7 +1230,7 @@
           <w:numId w:val="1006"/>
         </w:numPr>
       </w:pPr>
-      <w:hyperlink r:id="rId65">
+      <w:hyperlink r:id="rId54">
         <w:r>
           <w:rPr>
             <w:rStyle w:val="Hyperlink"/>
@@ -1245,8 +1245,8 @@
         <w:t xml:space="preserve">- PCA-based anomaly detection for multivariate time series.</w:t>
       </w:r>
     </w:p>
-    <w:bookmarkEnd w:id="66"/>
-    <w:bookmarkEnd w:id="67"/>
+    <w:bookmarkEnd w:id="55"/>
+    <w:bookmarkEnd w:id="56"/>
     <w:sectPr>
       <w:footnotePr>
         <w:numRestart w:val="eachSect"/>
@@ -1489,10 +1489,10 @@
   <w:docDefaults>
     <w:rPrDefault>
       <w:rPr>
-        <w:rFonts w:asciiTheme="minorHAnsi" w:cstheme="minorBidi" w:eastAsiaTheme="minorHAnsi" w:hAnsiTheme="minorHAnsi"/>
+        <w:rFonts w:asciiTheme="minorHAnsi" w:cstheme="minorBidi" w:eastAsiaTheme="minorEastAsia" w:hAnsiTheme="minorHAnsi"/>
         <w:sz w:val="24"/>
         <w:szCs w:val="24"/>
-        <w:lang w:bidi="ar-SA" w:eastAsia="en-US" w:val="en-US"/>
+        <w:lang w:bidi="ar-SA" w:eastAsia="zh-CN" w:val="en-US"/>
       </w:rPr>
     </w:rPrDefault>
     <w:pPrDefault>
@@ -2033,13 +2033,6 @@
       </w:tblCellMar>
     </w:tblPr>
     <w:tblStylePr w:type="firstRow">
-      <w:tblPr>
-        <w:jc w:val="left"/>
-        <w:tblInd w:type="dxa" w:w="0"/>
-      </w:tblPr>
-      <w:trPr>
-        <w:jc w:val="left"/>
-      </w:trPr>
       <w:tcPr>
         <w:tcBorders>
           <w:bottom w:val="single"/>

--- a/examples/anomalies/doc/README.docx
+++ b/examples/anomalies/doc/README.docx
@@ -2,7 +2,7 @@
 <file path=word/document.xml><?xml version="1.0" encoding="utf-8"?>
 <w:document xmlns:w="http://schemas.openxmlformats.org/wordprocessingml/2006/main" xmlns:m="http://schemas.openxmlformats.org/officeDocument/2006/math" xmlns:r="http://schemas.openxmlformats.org/officeDocument/2006/relationships" xmlns:o="urn:schemas-microsoft-com:office:office" xmlns:v="urn:schemas-microsoft-com:vml" xmlns:w10="urn:schemas-microsoft-com:office:word" xmlns:a="http://schemas.openxmlformats.org/drawingml/2006/main" xmlns:pic="http://schemas.openxmlformats.org/drawingml/2006/picture" xmlns:wp="http://schemas.openxmlformats.org/drawingml/2006/wordprocessingDrawing">
   <w:body>
-    <w:bookmarkStart w:id="56" w:name="anomaly-detection-examples"/>
+    <w:bookmarkStart w:id="59" w:name="anomaly-detection-examples"/>
     <w:p>
       <w:pPr>
         <w:pStyle w:val="Heading1"/>
@@ -16,7 +16,7 @@
         <w:pStyle w:val="FirstParagraph"/>
       </w:pPr>
       <w:r>
-        <w:t xml:space="preserve">This folder organizes anomaly detection as a progression of modeling ideas. The intention is to help the reader study the families in a useful order: start with simple baselines, then move to residual models, supervised approaches, clustering, ensembles, and deep architectures.</w:t>
+        <w:t xml:space="preserve">This folder organizes anomaly detection as a progression of modeling ideas. The intention is to help the reader study the families in a useful order: start with simple baselines, then move to residual models, supervised approaches, subsequence similarity methods, score combination, and deep reconstruction models.</w:t>
       </w:r>
     </w:p>
     <w:p>
@@ -110,7 +110,7 @@
           <w:rPr>
             <w:rStyle w:val="Hyperlink"/>
           </w:rPr>
-          <w:t xml:space="preserve">02-regression-hanr_arima.md</w:t>
+          <w:t xml:space="preserve">10-regression-hanr_arima.md</w:t>
         </w:r>
       </w:hyperlink>
       <w:r>
@@ -145,7 +145,7 @@
           <w:rPr>
             <w:rStyle w:val="Hyperlink"/>
           </w:rPr>
-          <w:t xml:space="preserve">03-regression-hanr_fbiad.md</w:t>
+          <w:t xml:space="preserve">11-regression-hanr_fbiad.md</w:t>
         </w:r>
       </w:hyperlink>
       <w:r>
@@ -180,7 +180,7 @@
           <w:rPr>
             <w:rStyle w:val="Hyperlink"/>
           </w:rPr>
-          <w:t xml:space="preserve">04-regression-hanr_emd.md</w:t>
+          <w:t xml:space="preserve">12-regression-hanr_emd.md</w:t>
         </w:r>
       </w:hyperlink>
       <w:r>
@@ -215,7 +215,7 @@
           <w:rPr>
             <w:rStyle w:val="Hyperlink"/>
           </w:rPr>
-          <w:t xml:space="preserve">05-regression-hanr_fft.md</w:t>
+          <w:t xml:space="preserve">13-regression-hanr_fft.md</w:t>
         </w:r>
       </w:hyperlink>
       <w:r>
@@ -250,7 +250,7 @@
           <w:rPr>
             <w:rStyle w:val="Hyperlink"/>
           </w:rPr>
-          <w:t xml:space="preserve">06-regression-hanr_fft_amoc.md</w:t>
+          <w:t xml:space="preserve">14-regression-hanr_fft_amoc.md</w:t>
         </w:r>
       </w:hyperlink>
       <w:r>
@@ -285,7 +285,7 @@
           <w:rPr>
             <w:rStyle w:val="Hyperlink"/>
           </w:rPr>
-          <w:t xml:space="preserve">07-regression-hanr_fft_amoc_cusum.md</w:t>
+          <w:t xml:space="preserve">15-regression-hanr_fft_amoc_cusum.md</w:t>
         </w:r>
       </w:hyperlink>
       <w:r>
@@ -320,7 +320,7 @@
           <w:rPr>
             <w:rStyle w:val="Hyperlink"/>
           </w:rPr>
-          <w:t xml:space="preserve">08-regression-hanr_fft_binseg.md</w:t>
+          <w:t xml:space="preserve">16-regression-hanr_fft_binseg.md</w:t>
         </w:r>
       </w:hyperlink>
       <w:r>
@@ -355,7 +355,7 @@
           <w:rPr>
             <w:rStyle w:val="Hyperlink"/>
           </w:rPr>
-          <w:t xml:space="preserve">09-regression-hanr_fft_binseg_cusum.md</w:t>
+          <w:t xml:space="preserve">17-regression-hanr_fft_binseg_cusum.md</w:t>
         </w:r>
       </w:hyperlink>
       <w:r>
@@ -390,7 +390,7 @@
           <w:rPr>
             <w:rStyle w:val="Hyperlink"/>
           </w:rPr>
-          <w:t xml:space="preserve">10-regression-hanr_fft_sma.md</w:t>
+          <w:t xml:space="preserve">18-regression-hanr_fft_sma.md</w:t>
         </w:r>
       </w:hyperlink>
       <w:r>
@@ -425,7 +425,7 @@
           <w:rPr>
             <w:rStyle w:val="Hyperlink"/>
           </w:rPr>
-          <w:t xml:space="preserve">11-regression-hanr_garch.md</w:t>
+          <w:t xml:space="preserve">20-regression-hanr_garch.md</w:t>
         </w:r>
       </w:hyperlink>
       <w:r>
@@ -460,7 +460,7 @@
           <w:rPr>
             <w:rStyle w:val="Hyperlink"/>
           </w:rPr>
-          <w:t xml:space="preserve">12-regression-hanr_remd.md</w:t>
+          <w:t xml:space="preserve">21-regression-hanr_remd.md</w:t>
         </w:r>
       </w:hyperlink>
       <w:r>
@@ -495,7 +495,7 @@
           <w:rPr>
             <w:rStyle w:val="Hyperlink"/>
           </w:rPr>
-          <w:t xml:space="preserve">13-regression-hanr_rtad.md</w:t>
+          <w:t xml:space="preserve">22-regression-hanr_rtad.md</w:t>
         </w:r>
       </w:hyperlink>
       <w:r>
@@ -530,7 +530,7 @@
           <w:rPr>
             <w:rStyle w:val="Hyperlink"/>
           </w:rPr>
-          <w:t xml:space="preserve">14-regression-hanr_wavelet.md</w:t>
+          <w:t xml:space="preserve">23-regression-hanr_wavelet.md</w:t>
         </w:r>
       </w:hyperlink>
       <w:r>
@@ -553,7 +553,7 @@
       </w:r>
     </w:p>
     <w:bookmarkEnd w:id="24"/>
-    <w:bookmarkStart w:id="38" w:name="supervised-detectors"/>
+    <w:bookmarkStart w:id="31" w:name="supervised-detectors"/>
     <w:p>
       <w:pPr>
         <w:pStyle w:val="Heading2"/>
@@ -583,7 +583,7 @@
           <w:rPr>
             <w:rStyle w:val="Hyperlink"/>
           </w:rPr>
-          <w:t xml:space="preserve">15-regression-ml-hanr_ml_elm.md</w:t>
+          <w:t xml:space="preserve">30-regression-ml-hanr_ml_elm.md</w:t>
         </w:r>
       </w:hyperlink>
       <w:r>
@@ -606,7 +606,7 @@
           <w:rPr>
             <w:rStyle w:val="Hyperlink"/>
           </w:rPr>
-          <w:t xml:space="preserve">16-regression-ml-hanr_ml_mlp.md</w:t>
+          <w:t xml:space="preserve">31-regression-ml-hanr_ml_mlp.md</w:t>
         </w:r>
       </w:hyperlink>
       <w:r>
@@ -629,7 +629,7 @@
           <w:rPr>
             <w:rStyle w:val="Hyperlink"/>
           </w:rPr>
-          <w:t xml:space="preserve">17-regression-ml-hanr_ml_rf.md</w:t>
+          <w:t xml:space="preserve">32-regression-ml-hanr_ml_rf.md</w:t>
         </w:r>
       </w:hyperlink>
       <w:r>
@@ -652,7 +652,7 @@
           <w:rPr>
             <w:rStyle w:val="Hyperlink"/>
           </w:rPr>
-          <w:t xml:space="preserve">18-regression-ml-hanr_ml_svm.md</w:t>
+          <w:t xml:space="preserve">33-regression-ml-hanr_ml_svm.md</w:t>
         </w:r>
       </w:hyperlink>
       <w:r>
@@ -675,7 +675,7 @@
           <w:rPr>
             <w:rStyle w:val="Hyperlink"/>
           </w:rPr>
-          <w:t xml:space="preserve">19-regression-ml-hanr_ml_lstm.md</w:t>
+          <w:t xml:space="preserve">34-regression-ml-hanr_ml_lstm.md</w:t>
         </w:r>
       </w:hyperlink>
       <w:r>
@@ -698,7 +698,7 @@
           <w:rPr>
             <w:rStyle w:val="Hyperlink"/>
           </w:rPr>
-          <w:t xml:space="preserve">20-regression-ml-hanr_ml_conv1d.md</w:t>
+          <w:t xml:space="preserve">35-regression-ml-hanr_ml_conv1d.md</w:t>
         </w:r>
       </w:hyperlink>
       <w:r>
@@ -708,20 +708,38 @@
         <w:t xml:space="preserve">- regression-based anomaly detection with Conv1D.</w:t>
       </w:r>
     </w:p>
-    <w:p>
-      <w:pPr>
-        <w:pStyle w:val="Compact"/>
-        <w:numPr>
-          <w:ilvl w:val="0"/>
-          <w:numId w:val="1003"/>
-        </w:numPr>
-      </w:pPr>
-      <w:hyperlink r:id="rId31">
-        <w:r>
-          <w:rPr>
-            <w:rStyle w:val="Hyperlink"/>
-          </w:rPr>
-          <w:t xml:space="preserve">21-classification-hanc_ml_majority.md</w:t>
+    <w:bookmarkEnd w:id="31"/>
+    <w:bookmarkStart w:id="39" w:name="supervised-classifiers"/>
+    <w:p>
+      <w:pPr>
+        <w:pStyle w:val="Heading2"/>
+      </w:pPr>
+      <w:r>
+        <w:t xml:space="preserve">Supervised Classifiers</w:t>
+      </w:r>
+    </w:p>
+    <w:p>
+      <w:pPr>
+        <w:pStyle w:val="FirstParagraph"/>
+      </w:pPr>
+      <w:r>
+        <w:t xml:space="preserve">Read this group when anomaly detection is framed directly as labeled classification instead of residual scoring.</w:t>
+      </w:r>
+    </w:p>
+    <w:p>
+      <w:pPr>
+        <w:pStyle w:val="Compact"/>
+        <w:numPr>
+          <w:ilvl w:val="0"/>
+          <w:numId w:val="1004"/>
+        </w:numPr>
+      </w:pPr>
+      <w:hyperlink r:id="rId32">
+        <w:r>
+          <w:rPr>
+            <w:rStyle w:val="Hyperlink"/>
+          </w:rPr>
+          <w:t xml:space="preserve">40-classification-hanc_ml_majority.md</w:t>
         </w:r>
       </w:hyperlink>
       <w:r>
@@ -736,15 +754,15 @@
         <w:pStyle w:val="Compact"/>
         <w:numPr>
           <w:ilvl w:val="0"/>
-          <w:numId w:val="1003"/>
-        </w:numPr>
-      </w:pPr>
-      <w:hyperlink r:id="rId32">
-        <w:r>
-          <w:rPr>
-            <w:rStyle w:val="Hyperlink"/>
-          </w:rPr>
-          <w:t xml:space="preserve">22-classification-hanc_ml_dtree.md</w:t>
+          <w:numId w:val="1004"/>
+        </w:numPr>
+      </w:pPr>
+      <w:hyperlink r:id="rId33">
+        <w:r>
+          <w:rPr>
+            <w:rStyle w:val="Hyperlink"/>
+          </w:rPr>
+          <w:t xml:space="preserve">41-classification-hanc_ml_dtree.md</w:t>
         </w:r>
       </w:hyperlink>
       <w:r>
@@ -759,15 +777,15 @@
         <w:pStyle w:val="Compact"/>
         <w:numPr>
           <w:ilvl w:val="0"/>
-          <w:numId w:val="1003"/>
-        </w:numPr>
-      </w:pPr>
-      <w:hyperlink r:id="rId33">
-        <w:r>
-          <w:rPr>
-            <w:rStyle w:val="Hyperlink"/>
-          </w:rPr>
-          <w:t xml:space="preserve">23-classification-hanc_ml_knn.md</w:t>
+          <w:numId w:val="1004"/>
+        </w:numPr>
+      </w:pPr>
+      <w:hyperlink r:id="rId34">
+        <w:r>
+          <w:rPr>
+            <w:rStyle w:val="Hyperlink"/>
+          </w:rPr>
+          <w:t xml:space="preserve">42-classification-hanc_ml_knn.md</w:t>
         </w:r>
       </w:hyperlink>
       <w:r>
@@ -782,15 +800,15 @@
         <w:pStyle w:val="Compact"/>
         <w:numPr>
           <w:ilvl w:val="0"/>
-          <w:numId w:val="1003"/>
-        </w:numPr>
-      </w:pPr>
-      <w:hyperlink r:id="rId34">
-        <w:r>
-          <w:rPr>
-            <w:rStyle w:val="Hyperlink"/>
-          </w:rPr>
-          <w:t xml:space="preserve">24-classification-hanc_ml_nb.md</w:t>
+          <w:numId w:val="1004"/>
+        </w:numPr>
+      </w:pPr>
+      <w:hyperlink r:id="rId35">
+        <w:r>
+          <w:rPr>
+            <w:rStyle w:val="Hyperlink"/>
+          </w:rPr>
+          <w:t xml:space="preserve">43-classification-hanc_ml_nb.md</w:t>
         </w:r>
       </w:hyperlink>
       <w:r>
@@ -805,15 +823,15 @@
         <w:pStyle w:val="Compact"/>
         <w:numPr>
           <w:ilvl w:val="0"/>
-          <w:numId w:val="1003"/>
-        </w:numPr>
-      </w:pPr>
-      <w:hyperlink r:id="rId35">
-        <w:r>
-          <w:rPr>
-            <w:rStyle w:val="Hyperlink"/>
-          </w:rPr>
-          <w:t xml:space="preserve">25-classification-hanc_ml_rf.md</w:t>
+          <w:numId w:val="1004"/>
+        </w:numPr>
+      </w:pPr>
+      <w:hyperlink r:id="rId36">
+        <w:r>
+          <w:rPr>
+            <w:rStyle w:val="Hyperlink"/>
+          </w:rPr>
+          <w:t xml:space="preserve">44-classification-hanc_ml_rf.md</w:t>
         </w:r>
       </w:hyperlink>
       <w:r>
@@ -828,15 +846,15 @@
         <w:pStyle w:val="Compact"/>
         <w:numPr>
           <w:ilvl w:val="0"/>
-          <w:numId w:val="1003"/>
-        </w:numPr>
-      </w:pPr>
-      <w:hyperlink r:id="rId36">
-        <w:r>
-          <w:rPr>
-            <w:rStyle w:val="Hyperlink"/>
-          </w:rPr>
-          <w:t xml:space="preserve">26-classification-hanc_ml_svm.md</w:t>
+          <w:numId w:val="1004"/>
+        </w:numPr>
+      </w:pPr>
+      <w:hyperlink r:id="rId37">
+        <w:r>
+          <w:rPr>
+            <w:rStyle w:val="Hyperlink"/>
+          </w:rPr>
+          <w:t xml:space="preserve">45-classification-hanc_ml_svm.md</w:t>
         </w:r>
       </w:hyperlink>
       <w:r>
@@ -851,15 +869,15 @@
         <w:pStyle w:val="Compact"/>
         <w:numPr>
           <w:ilvl w:val="0"/>
-          <w:numId w:val="1003"/>
-        </w:numPr>
-      </w:pPr>
-      <w:hyperlink r:id="rId37">
-        <w:r>
-          <w:rPr>
-            <w:rStyle w:val="Hyperlink"/>
-          </w:rPr>
-          <w:t xml:space="preserve">27-classification-hanc_ml_mlp.md</w:t>
+          <w:numId w:val="1004"/>
+        </w:numPr>
+      </w:pPr>
+      <w:hyperlink r:id="rId38">
+        <w:r>
+          <w:rPr>
+            <w:rStyle w:val="Hyperlink"/>
+          </w:rPr>
+          <w:t xml:space="preserve">46-classification-hanc_ml_mlp.md</w:t>
         </w:r>
       </w:hyperlink>
       <w:r>
@@ -869,14 +887,14 @@
         <w:t xml:space="preserve">- classification detector with MLP.</w:t>
       </w:r>
     </w:p>
-    <w:bookmarkEnd w:id="38"/>
-    <w:bookmarkStart w:id="43" w:name="clustering-and-discords"/>
+    <w:bookmarkEnd w:id="39"/>
+    <w:bookmarkStart w:id="42" w:name="clustering-based-anomalies"/>
     <w:p>
       <w:pPr>
         <w:pStyle w:val="Heading2"/>
       </w:pPr>
       <w:r>
-        <w:t xml:space="preserve">Clustering and Discords</w:t>
+        <w:t xml:space="preserve">Clustering-Based Anomalies</w:t>
       </w:r>
     </w:p>
     <w:p>
@@ -884,23 +902,23 @@
         <w:pStyle w:val="FirstParagraph"/>
       </w:pPr>
       <w:r>
-        <w:t xml:space="preserve">These methods are useful when similarity between subsequences matters more than a fitted predictive model.</w:t>
-      </w:r>
-    </w:p>
-    <w:p>
-      <w:pPr>
-        <w:pStyle w:val="Compact"/>
-        <w:numPr>
-          <w:ilvl w:val="0"/>
-          <w:numId w:val="1004"/>
-        </w:numPr>
-      </w:pPr>
-      <w:hyperlink r:id="rId39">
-        <w:r>
-          <w:rPr>
-            <w:rStyle w:val="Hyperlink"/>
-          </w:rPr>
-          <w:t xml:space="preserve">28-clustering-hanct_kmeans_anomaly.md</w:t>
+        <w:t xml:space="preserve">These methods are useful when similarity between subsequences matters more than a fitted predictive model and the goal is still anomaly scoring rather than explicit discord search.</w:t>
+      </w:r>
+    </w:p>
+    <w:p>
+      <w:pPr>
+        <w:pStyle w:val="Compact"/>
+        <w:numPr>
+          <w:ilvl w:val="0"/>
+          <w:numId w:val="1005"/>
+        </w:numPr>
+      </w:pPr>
+      <w:hyperlink r:id="rId40">
+        <w:r>
+          <w:rPr>
+            <w:rStyle w:val="Hyperlink"/>
+          </w:rPr>
+          <w:t xml:space="preserve">50-clustering-hanct_kmeans_anomaly.md</w:t>
         </w:r>
       </w:hyperlink>
       <w:r>
@@ -915,15 +933,56 @@
         <w:pStyle w:val="Compact"/>
         <w:numPr>
           <w:ilvl w:val="0"/>
-          <w:numId w:val="1004"/>
-        </w:numPr>
-      </w:pPr>
-      <w:hyperlink r:id="rId40">
-        <w:r>
-          <w:rPr>
-            <w:rStyle w:val="Hyperlink"/>
-          </w:rPr>
-          <w:t xml:space="preserve">29-clustering-hanct_kmeans_discord.md</w:t>
+          <w:numId w:val="1005"/>
+        </w:numPr>
+      </w:pPr>
+      <w:hyperlink r:id="rId41">
+        <w:r>
+          <w:rPr>
+            <w:rStyle w:val="Hyperlink"/>
+          </w:rPr>
+          <w:t xml:space="preserve">51-clustering-hanct_dtw_anomaly.md</w:t>
+        </w:r>
+      </w:hyperlink>
+      <w:r>
+        <w:t xml:space="preserve"> </w:t>
+      </w:r>
+      <w:r>
+        <w:t xml:space="preserve">- anomaly detection with DTW clustering.</w:t>
+      </w:r>
+    </w:p>
+    <w:bookmarkEnd w:id="42"/>
+    <w:bookmarkStart w:id="45" w:name="discord-discovery"/>
+    <w:p>
+      <w:pPr>
+        <w:pStyle w:val="Heading2"/>
+      </w:pPr>
+      <w:r>
+        <w:t xml:space="preserve">Discord Discovery</w:t>
+      </w:r>
+    </w:p>
+    <w:p>
+      <w:pPr>
+        <w:pStyle w:val="FirstParagraph"/>
+      </w:pPr>
+      <w:r>
+        <w:t xml:space="preserve">These notebooks focus on finding the most unusual subsequences under a similarity notion, which is a different task from generic anomaly scoring.</w:t>
+      </w:r>
+    </w:p>
+    <w:p>
+      <w:pPr>
+        <w:pStyle w:val="Compact"/>
+        <w:numPr>
+          <w:ilvl w:val="0"/>
+          <w:numId w:val="1006"/>
+        </w:numPr>
+      </w:pPr>
+      <w:hyperlink r:id="rId43">
+        <w:r>
+          <w:rPr>
+            <w:rStyle w:val="Hyperlink"/>
+          </w:rPr>
+          <w:t xml:space="preserve">60-discord-hanct_kmeans_discord.md</w:t>
         </w:r>
       </w:hyperlink>
       <w:r>
@@ -938,38 +997,15 @@
         <w:pStyle w:val="Compact"/>
         <w:numPr>
           <w:ilvl w:val="0"/>
-          <w:numId w:val="1004"/>
-        </w:numPr>
-      </w:pPr>
-      <w:hyperlink r:id="rId41">
-        <w:r>
-          <w:rPr>
-            <w:rStyle w:val="Hyperlink"/>
-          </w:rPr>
-          <w:t xml:space="preserve">30-clustering-hanct_dtw_anomaly.md</w:t>
-        </w:r>
-      </w:hyperlink>
-      <w:r>
-        <w:t xml:space="preserve"> </w:t>
-      </w:r>
-      <w:r>
-        <w:t xml:space="preserve">- anomaly detection with DTW clustering.</w:t>
-      </w:r>
-    </w:p>
-    <w:p>
-      <w:pPr>
-        <w:pStyle w:val="Compact"/>
-        <w:numPr>
-          <w:ilvl w:val="0"/>
-          <w:numId w:val="1004"/>
-        </w:numPr>
-      </w:pPr>
-      <w:hyperlink r:id="rId42">
-        <w:r>
-          <w:rPr>
-            <w:rStyle w:val="Hyperlink"/>
-          </w:rPr>
-          <w:t xml:space="preserve">31-clustering-hanct_dtw_discord.md</w:t>
+          <w:numId w:val="1006"/>
+        </w:numPr>
+      </w:pPr>
+      <w:hyperlink r:id="rId44">
+        <w:r>
+          <w:rPr>
+            <w:rStyle w:val="Hyperlink"/>
+          </w:rPr>
+          <w:t xml:space="preserve">61-discord-hanct_dtw_discord.md</w:t>
         </w:r>
       </w:hyperlink>
       <w:r>
@@ -979,14 +1015,14 @@
         <w:t xml:space="preserve">- discord discovery with DTW clustering.</w:t>
       </w:r>
     </w:p>
-    <w:bookmarkEnd w:id="43"/>
-    <w:bookmarkStart w:id="53" w:name="ensembles-and-deep-models"/>
+    <w:bookmarkEnd w:id="45"/>
+    <w:bookmarkStart w:id="48" w:name="ensembles"/>
     <w:p>
       <w:pPr>
         <w:pStyle w:val="Heading2"/>
       </w:pPr>
       <w:r>
-        <w:t xml:space="preserve">Ensembles and Deep Models</w:t>
+        <w:t xml:space="preserve">Ensembles</w:t>
       </w:r>
     </w:p>
     <w:p>
@@ -994,23 +1030,23 @@
         <w:pStyle w:val="FirstParagraph"/>
       </w:pPr>
       <w:r>
-        <w:t xml:space="preserve">Leave this group for later. It is easier to understand these notebooks after the reader already knows the simpler families they combine or generalize.</w:t>
-      </w:r>
-    </w:p>
-    <w:p>
-      <w:pPr>
-        <w:pStyle w:val="Compact"/>
-        <w:numPr>
-          <w:ilvl w:val="0"/>
-          <w:numId w:val="1005"/>
-        </w:numPr>
-      </w:pPr>
-      <w:hyperlink r:id="rId44">
-        <w:r>
-          <w:rPr>
-            <w:rStyle w:val="Hyperlink"/>
-          </w:rPr>
-          <w:t xml:space="preserve">32-ensemble-hanr_ensemble.md</w:t>
+        <w:t xml:space="preserve">Leave this group for later. It is easier to understand score-combination notebooks after the reader already knows the simpler families they combine.</w:t>
+      </w:r>
+    </w:p>
+    <w:p>
+      <w:pPr>
+        <w:pStyle w:val="Compact"/>
+        <w:numPr>
+          <w:ilvl w:val="0"/>
+          <w:numId w:val="1007"/>
+        </w:numPr>
+      </w:pPr>
+      <w:hyperlink r:id="rId46">
+        <w:r>
+          <w:rPr>
+            <w:rStyle w:val="Hyperlink"/>
+          </w:rPr>
+          <w:t xml:space="preserve">70-ensemble-hanr_ensemble.md</w:t>
         </w:r>
       </w:hyperlink>
       <w:r>
@@ -1025,15 +1061,15 @@
         <w:pStyle w:val="Compact"/>
         <w:numPr>
           <w:ilvl w:val="0"/>
-          <w:numId w:val="1005"/>
-        </w:numPr>
-      </w:pPr>
-      <w:hyperlink r:id="rId45">
-        <w:r>
-          <w:rPr>
-            <w:rStyle w:val="Hyperlink"/>
-          </w:rPr>
-          <w:t xml:space="preserve">33-ensemble-hanr_ensemble_fuzzy.md</w:t>
+          <w:numId w:val="1007"/>
+        </w:numPr>
+      </w:pPr>
+      <w:hyperlink r:id="rId47">
+        <w:r>
+          <w:rPr>
+            <w:rStyle w:val="Hyperlink"/>
+          </w:rPr>
+          <w:t xml:space="preserve">71-ensemble-hanr_ensemble_fuzzy.md</w:t>
         </w:r>
       </w:hyperlink>
       <w:r>
@@ -1043,20 +1079,38 @@
         <w:t xml:space="preserve">- ensemble detector with temporal fuzzification.</w:t>
       </w:r>
     </w:p>
-    <w:p>
-      <w:pPr>
-        <w:pStyle w:val="Compact"/>
-        <w:numPr>
-          <w:ilvl w:val="0"/>
-          <w:numId w:val="1005"/>
-        </w:numPr>
-      </w:pPr>
-      <w:hyperlink r:id="rId46">
-        <w:r>
-          <w:rPr>
-            <w:rStyle w:val="Hyperlink"/>
-          </w:rPr>
-          <w:t xml:space="preserve">34-autoencoder-han_autoenc_ed.md</w:t>
+    <w:bookmarkEnd w:id="48"/>
+    <w:bookmarkStart w:id="56" w:name="autoencoders"/>
+    <w:p>
+      <w:pPr>
+        <w:pStyle w:val="Heading2"/>
+      </w:pPr>
+      <w:r>
+        <w:t xml:space="preserve">Autoencoders</w:t>
+      </w:r>
+    </w:p>
+    <w:p>
+      <w:pPr>
+        <w:pStyle w:val="FirstParagraph"/>
+      </w:pPr>
+      <w:r>
+        <w:t xml:space="preserve">This group focuses on reconstruction-based anomaly detection with neural architectures. Keep it separate from ensembles because the modeling idea is entirely different.</w:t>
+      </w:r>
+    </w:p>
+    <w:p>
+      <w:pPr>
+        <w:pStyle w:val="Compact"/>
+        <w:numPr>
+          <w:ilvl w:val="0"/>
+          <w:numId w:val="1008"/>
+        </w:numPr>
+      </w:pPr>
+      <w:hyperlink r:id="rId49">
+        <w:r>
+          <w:rPr>
+            <w:rStyle w:val="Hyperlink"/>
+          </w:rPr>
+          <w:t xml:space="preserve">80-autoencoder-han_autoenc_ed.md</w:t>
         </w:r>
       </w:hyperlink>
       <w:r>
@@ -1071,15 +1125,15 @@
         <w:pStyle w:val="Compact"/>
         <w:numPr>
           <w:ilvl w:val="0"/>
-          <w:numId w:val="1005"/>
-        </w:numPr>
-      </w:pPr>
-      <w:hyperlink r:id="rId47">
-        <w:r>
-          <w:rPr>
-            <w:rStyle w:val="Hyperlink"/>
-          </w:rPr>
-          <w:t xml:space="preserve">35-autoencoder-han_autoenc_denoise_ed.md</w:t>
+          <w:numId w:val="1008"/>
+        </w:numPr>
+      </w:pPr>
+      <w:hyperlink r:id="rId50">
+        <w:r>
+          <w:rPr>
+            <w:rStyle w:val="Hyperlink"/>
+          </w:rPr>
+          <w:t xml:space="preserve">81-autoencoder-han_autoenc_denoise_ed.md</w:t>
         </w:r>
       </w:hyperlink>
       <w:r>
@@ -1094,15 +1148,15 @@
         <w:pStyle w:val="Compact"/>
         <w:numPr>
           <w:ilvl w:val="0"/>
-          <w:numId w:val="1005"/>
-        </w:numPr>
-      </w:pPr>
-      <w:hyperlink r:id="rId48">
-        <w:r>
-          <w:rPr>
-            <w:rStyle w:val="Hyperlink"/>
-          </w:rPr>
-          <w:t xml:space="preserve">36-autoencoder-han_autoenc_conv_ed.md</w:t>
+          <w:numId w:val="1008"/>
+        </w:numPr>
+      </w:pPr>
+      <w:hyperlink r:id="rId51">
+        <w:r>
+          <w:rPr>
+            <w:rStyle w:val="Hyperlink"/>
+          </w:rPr>
+          <w:t xml:space="preserve">82-autoencoder-han_autoenc_conv_ed.md</w:t>
         </w:r>
       </w:hyperlink>
       <w:r>
@@ -1117,15 +1171,15 @@
         <w:pStyle w:val="Compact"/>
         <w:numPr>
           <w:ilvl w:val="0"/>
-          <w:numId w:val="1005"/>
-        </w:numPr>
-      </w:pPr>
-      <w:hyperlink r:id="rId49">
-        <w:r>
-          <w:rPr>
-            <w:rStyle w:val="Hyperlink"/>
-          </w:rPr>
-          <w:t xml:space="preserve">37-autoencoder-han_autoenc_lstm_ed.md</w:t>
+          <w:numId w:val="1008"/>
+        </w:numPr>
+      </w:pPr>
+      <w:hyperlink r:id="rId52">
+        <w:r>
+          <w:rPr>
+            <w:rStyle w:val="Hyperlink"/>
+          </w:rPr>
+          <w:t xml:space="preserve">83-autoencoder-han_autoenc_lstm_ed.md</w:t>
         </w:r>
       </w:hyperlink>
       <w:r>
@@ -1140,15 +1194,15 @@
         <w:pStyle w:val="Compact"/>
         <w:numPr>
           <w:ilvl w:val="0"/>
-          <w:numId w:val="1005"/>
-        </w:numPr>
-      </w:pPr>
-      <w:hyperlink r:id="rId50">
-        <w:r>
-          <w:rPr>
-            <w:rStyle w:val="Hyperlink"/>
-          </w:rPr>
-          <w:t xml:space="preserve">38-autoencoder-han_autoenc_stacked_ed.md</w:t>
+          <w:numId w:val="1008"/>
+        </w:numPr>
+      </w:pPr>
+      <w:hyperlink r:id="rId53">
+        <w:r>
+          <w:rPr>
+            <w:rStyle w:val="Hyperlink"/>
+          </w:rPr>
+          <w:t xml:space="preserve">84-autoencoder-han_autoenc_stacked_ed.md</w:t>
         </w:r>
       </w:hyperlink>
       <w:r>
@@ -1163,15 +1217,15 @@
         <w:pStyle w:val="Compact"/>
         <w:numPr>
           <w:ilvl w:val="0"/>
-          <w:numId w:val="1005"/>
-        </w:numPr>
-      </w:pPr>
-      <w:hyperlink r:id="rId51">
-        <w:r>
-          <w:rPr>
-            <w:rStyle w:val="Hyperlink"/>
-          </w:rPr>
-          <w:t xml:space="preserve">39-autoencoder-han_autoenc_variational_ed.md</w:t>
+          <w:numId w:val="1008"/>
+        </w:numPr>
+      </w:pPr>
+      <w:hyperlink r:id="rId54">
+        <w:r>
+          <w:rPr>
+            <w:rStyle w:val="Hyperlink"/>
+          </w:rPr>
+          <w:t xml:space="preserve">85-autoencoder-han_autoenc_variational_ed.md</w:t>
         </w:r>
       </w:hyperlink>
       <w:r>
@@ -1186,15 +1240,15 @@
         <w:pStyle w:val="Compact"/>
         <w:numPr>
           <w:ilvl w:val="0"/>
-          <w:numId w:val="1005"/>
-        </w:numPr>
-      </w:pPr>
-      <w:hyperlink r:id="rId52">
-        <w:r>
-          <w:rPr>
-            <w:rStyle w:val="Hyperlink"/>
-          </w:rPr>
-          <w:t xml:space="preserve">40-autoencoder-han_autoenc_adv_ed.md</w:t>
+          <w:numId w:val="1008"/>
+        </w:numPr>
+      </w:pPr>
+      <w:hyperlink r:id="rId55">
+        <w:r>
+          <w:rPr>
+            <w:rStyle w:val="Hyperlink"/>
+          </w:rPr>
+          <w:t xml:space="preserve">86-autoencoder-han_autoenc_adv_ed.md</w:t>
         </w:r>
       </w:hyperlink>
       <w:r>
@@ -1204,8 +1258,8 @@
         <w:t xml:space="preserve">- adversarial autoencoder.</w:t>
       </w:r>
     </w:p>
-    <w:bookmarkEnd w:id="53"/>
-    <w:bookmarkStart w:id="55" w:name="multivariate-analysis"/>
+    <w:bookmarkEnd w:id="56"/>
+    <w:bookmarkStart w:id="58" w:name="multivariate-analysis"/>
     <w:p>
       <w:pPr>
         <w:pStyle w:val="Heading2"/>
@@ -1227,15 +1281,15 @@
         <w:pStyle w:val="Compact"/>
         <w:numPr>
           <w:ilvl w:val="0"/>
-          <w:numId w:val="1006"/>
-        </w:numPr>
-      </w:pPr>
-      <w:hyperlink r:id="rId54">
-        <w:r>
-          <w:rPr>
-            <w:rStyle w:val="Hyperlink"/>
-          </w:rPr>
-          <w:t xml:space="preserve">41-multivariate-hmu_pca.md</w:t>
+          <w:numId w:val="1009"/>
+        </w:numPr>
+      </w:pPr>
+      <w:hyperlink r:id="rId57">
+        <w:r>
+          <w:rPr>
+            <w:rStyle w:val="Hyperlink"/>
+          </w:rPr>
+          <w:t xml:space="preserve">90-multivariate-hmu_pca.md</w:t>
         </w:r>
       </w:hyperlink>
       <w:r>
@@ -1245,8 +1299,8 @@
         <w:t xml:space="preserve">- PCA-based anomaly detection for multivariate time series.</w:t>
       </w:r>
     </w:p>
-    <w:bookmarkEnd w:id="55"/>
-    <w:bookmarkEnd w:id="56"/>
+    <w:bookmarkEnd w:id="58"/>
+    <w:bookmarkEnd w:id="59"/>
     <w:sectPr>
       <w:footnotePr>
         <w:numRestart w:val="eachSect"/>
@@ -1479,6 +1533,15 @@
     <w:abstractNumId w:val="991"/>
   </w:num>
   <w:num w:numId="1006">
+    <w:abstractNumId w:val="991"/>
+  </w:num>
+  <w:num w:numId="1007">
+    <w:abstractNumId w:val="991"/>
+  </w:num>
+  <w:num w:numId="1008">
+    <w:abstractNumId w:val="991"/>
+  </w:num>
+  <w:num w:numId="1009">
     <w:abstractNumId w:val="991"/>
   </w:num>
 </w:numbering>
